--- a/docs/operations/TGP-OPS-01 Runbook and Support Guide.docx
+++ b/docs/operations/TGP-OPS-01 Runbook and Support Guide.docx
@@ -401,7 +401,7 @@
                                 <w:bCs/>
                                 <w:color w:val="1D74BA"/>
                               </w:rPr>
-                              <w:t xml:space="preserve">07 October 2026</w:t>
+                              <w:t xml:space="preserve">08 October 2026</w:t>
                             </w:r>
                           </w:p>
                         </w:txbxContent>
@@ -1386,7 +1386,7 @@
             <w:noProof/>
             <w:webHidden/>
           </w:rPr>
-          <w:t>12</w:t>
+          <w:t>13</w:t>
         </w:r>
         <w:r>
           <w:rPr>
@@ -1654,7 +1654,7 @@
             <w:noProof/>
             <w:webHidden/>
           </w:rPr>
-          <w:t>14</w:t>
+          <w:t>15</w:t>
         </w:r>
         <w:r>
           <w:rPr>
@@ -1922,7 +1922,7 @@
             <w:noProof/>
             <w:webHidden/>
           </w:rPr>
-          <w:t>16</w:t>
+          <w:t>17</w:t>
         </w:r>
         <w:r>
           <w:rPr>
@@ -2056,7 +2056,7 @@
             <w:noProof/>
             <w:webHidden/>
           </w:rPr>
-          <w:t>17</w:t>
+          <w:t>18</w:t>
         </w:r>
         <w:r>
           <w:rPr>
@@ -2324,7 +2324,7 @@
             <w:noProof/>
             <w:webHidden/>
           </w:rPr>
-          <w:t>19</w:t>
+          <w:t>20</w:t>
         </w:r>
         <w:r>
           <w:rPr>
@@ -2592,7 +2592,7 @@
             <w:noProof/>
             <w:webHidden/>
           </w:rPr>
-          <w:t>21</w:t>
+          <w:t>22</w:t>
         </w:r>
         <w:r>
           <w:rPr>
@@ -2793,7 +2793,7 @@
             <w:noProof/>
             <w:webHidden/>
           </w:rPr>
-          <w:t>22</w:t>
+          <w:t>23</w:t>
         </w:r>
         <w:r>
           <w:rPr>
@@ -2927,7 +2927,7 @@
             <w:noProof/>
             <w:webHidden/>
           </w:rPr>
-          <w:t>23</w:t>
+          <w:t>24</w:t>
         </w:r>
         <w:r>
           <w:rPr>
@@ -2959,7 +2959,7 @@
           <w:rPr>
             <w:noProof/>
           </w:rPr>
-          <w:t xml:space="preserve">SOP-05 Data subject requests</w:t>
+          <w:t xml:space="preserve">SOP-05 Data requests (access and erasure)</w:t>
         </w:r>
         <w:r>
           <w:rPr>
@@ -2994,7 +2994,7 @@
             <w:noProof/>
             <w:webHidden/>
           </w:rPr>
-          <w:t>23</w:t>
+          <w:t>24</w:t>
         </w:r>
         <w:r>
           <w:rPr>
@@ -3061,7 +3061,7 @@
             <w:noProof/>
             <w:webHidden/>
           </w:rPr>
-          <w:t>24</w:t>
+          <w:t>26</w:t>
         </w:r>
         <w:r>
           <w:rPr>
@@ -3128,7 +3128,7 @@
             <w:noProof/>
             <w:webHidden/>
           </w:rPr>
-          <w:t>24</w:t>
+          <w:t>26</w:t>
         </w:r>
         <w:r>
           <w:rPr>
@@ -3195,7 +3195,7 @@
             <w:noProof/>
             <w:webHidden/>
           </w:rPr>
-          <w:t>25</w:t>
+          <w:t>26</w:t>
         </w:r>
         <w:r>
           <w:rPr>
@@ -3262,7 +3262,7 @@
             <w:noProof/>
             <w:webHidden/>
           </w:rPr>
-          <w:t>25</w:t>
+          <w:t>27</w:t>
         </w:r>
         <w:r>
           <w:rPr>
@@ -3329,7 +3329,7 @@
             <w:noProof/>
             <w:webHidden/>
           </w:rPr>
-          <w:t>26</w:t>
+          <w:t>27</w:t>
         </w:r>
         <w:r>
           <w:rPr>
@@ -3396,7 +3396,7 @@
             <w:noProof/>
             <w:webHidden/>
           </w:rPr>
-          <w:t>26</w:t>
+          <w:t>28</w:t>
         </w:r>
         <w:r>
           <w:rPr>
@@ -3463,7 +3463,7 @@
             <w:noProof/>
             <w:webHidden/>
           </w:rPr>
-          <w:t>27</w:t>
+          <w:t>29</w:t>
         </w:r>
         <w:r>
           <w:rPr>
@@ -3530,7 +3530,7 @@
             <w:noProof/>
             <w:webHidden/>
           </w:rPr>
-          <w:t>27</w:t>
+          <w:t>29</w:t>
         </w:r>
         <w:r>
           <w:rPr>
@@ -3597,7 +3597,7 @@
             <w:noProof/>
             <w:webHidden/>
           </w:rPr>
-          <w:t>29</w:t>
+          <w:t>31</w:t>
         </w:r>
         <w:r>
           <w:rPr>
@@ -3923,7 +3923,7 @@
                 <w:sz w:val="16"/>
                 <w:szCs w:val="16"/>
               </w:rPr>
-              <w:t xml:space="preserve">07/10/2026</w:t>
+              <w:t xml:space="preserve">08/10/2026</w:t>
             </w:r>
           </w:p>
         </w:tc>
@@ -4169,8 +4169,8 @@
         <w:tblLook w:val="04A0" w:firstRow="1" w:lastRow="0" w:firstColumn="0" w:lastColumn="0" w:noHBand="0" w:noVBand="1"/>
       </w:tblPr>
       <w:tblGrid>
-        <w:gridCol w:w="2283"/>
-        <w:gridCol w:w="6744"/>
+        <w:gridCol w:w="2285"/>
+        <w:gridCol w:w="6742"/>
       </w:tblGrid>
       <w:tr>
         <w:trPr>
@@ -4180,7 +4180,7 @@
         </w:trPr>
         <w:tc>
           <w:tcPr>
-            <w:tcW w:w="2283" w:type="dxa"/>
+            <w:tcW w:w="2285" w:type="dxa"/>
             <w:shd w:val="clear" w:color="auto" w:fill="0F4761"/>
             <w:vAlign w:val="center"/>
           </w:tcPr>
@@ -4211,7 +4211,7 @@
         </w:tc>
         <w:tc>
           <w:tcPr>
-            <w:tcW w:w="6744" w:type="dxa"/>
+            <w:tcW w:w="6742" w:type="dxa"/>
             <w:shd w:val="clear" w:color="auto" w:fill="0F4761"/>
             <w:vAlign w:val="center"/>
           </w:tcPr>
@@ -4248,7 +4248,7 @@
         </w:trPr>
         <w:tc>
           <w:tcPr>
-            <w:tcW w:w="2283" w:type="dxa"/>
+            <w:tcW w:w="2285" w:type="dxa"/>
             <w:vAlign w:val="top"/>
           </w:tcPr>
           <w:p>
@@ -4274,7 +4274,7 @@
         </w:tc>
         <w:tc>
           <w:tcPr>
-            <w:tcW w:w="6744" w:type="dxa"/>
+            <w:tcW w:w="6742" w:type="dxa"/>
             <w:vAlign w:val="top"/>
           </w:tcPr>
           <w:p>
@@ -4306,7 +4306,7 @@
         </w:trPr>
         <w:tc>
           <w:tcPr>
-            <w:tcW w:w="2283" w:type="dxa"/>
+            <w:tcW w:w="2285" w:type="dxa"/>
             <w:vAlign w:val="top"/>
           </w:tcPr>
           <w:p>
@@ -4332,7 +4332,7 @@
         </w:tc>
         <w:tc>
           <w:tcPr>
-            <w:tcW w:w="6744" w:type="dxa"/>
+            <w:tcW w:w="6742" w:type="dxa"/>
             <w:vAlign w:val="top"/>
           </w:tcPr>
           <w:p>
@@ -4364,7 +4364,7 @@
         </w:trPr>
         <w:tc>
           <w:tcPr>
-            <w:tcW w:w="2283" w:type="dxa"/>
+            <w:tcW w:w="2285" w:type="dxa"/>
             <w:vAlign w:val="top"/>
           </w:tcPr>
           <w:p>
@@ -4390,7 +4390,7 @@
         </w:tc>
         <w:tc>
           <w:tcPr>
-            <w:tcW w:w="6744" w:type="dxa"/>
+            <w:tcW w:w="6742" w:type="dxa"/>
             <w:vAlign w:val="top"/>
           </w:tcPr>
           <w:p>
@@ -4422,7 +4422,7 @@
         </w:trPr>
         <w:tc>
           <w:tcPr>
-            <w:tcW w:w="2283" w:type="dxa"/>
+            <w:tcW w:w="2285" w:type="dxa"/>
             <w:vAlign w:val="top"/>
           </w:tcPr>
           <w:p>
@@ -4448,7 +4448,7 @@
         </w:tc>
         <w:tc>
           <w:tcPr>
-            <w:tcW w:w="6744" w:type="dxa"/>
+            <w:tcW w:w="6742" w:type="dxa"/>
             <w:vAlign w:val="top"/>
           </w:tcPr>
           <w:p>
@@ -4480,7 +4480,7 @@
         </w:trPr>
         <w:tc>
           <w:tcPr>
-            <w:tcW w:w="2283" w:type="dxa"/>
+            <w:tcW w:w="2285" w:type="dxa"/>
             <w:vAlign w:val="top"/>
           </w:tcPr>
           <w:p>
@@ -4506,7 +4506,7 @@
         </w:tc>
         <w:tc>
           <w:tcPr>
-            <w:tcW w:w="6744" w:type="dxa"/>
+            <w:tcW w:w="6742" w:type="dxa"/>
             <w:vAlign w:val="top"/>
           </w:tcPr>
           <w:p>
@@ -4538,7 +4538,7 @@
         </w:trPr>
         <w:tc>
           <w:tcPr>
-            <w:tcW w:w="2283" w:type="dxa"/>
+            <w:tcW w:w="2285" w:type="dxa"/>
             <w:vAlign w:val="top"/>
           </w:tcPr>
           <w:p>
@@ -4564,7 +4564,7 @@
         </w:tc>
         <w:tc>
           <w:tcPr>
-            <w:tcW w:w="6744" w:type="dxa"/>
+            <w:tcW w:w="6742" w:type="dxa"/>
             <w:vAlign w:val="top"/>
           </w:tcPr>
           <w:p>
@@ -4596,7 +4596,7 @@
         </w:trPr>
         <w:tc>
           <w:tcPr>
-            <w:tcW w:w="2283" w:type="dxa"/>
+            <w:tcW w:w="2285" w:type="dxa"/>
             <w:vAlign w:val="top"/>
           </w:tcPr>
           <w:p>
@@ -4622,7 +4622,7 @@
         </w:tc>
         <w:tc>
           <w:tcPr>
-            <w:tcW w:w="6744" w:type="dxa"/>
+            <w:tcW w:w="6742" w:type="dxa"/>
             <w:vAlign w:val="top"/>
           </w:tcPr>
           <w:p>
@@ -4654,7 +4654,7 @@
         </w:trPr>
         <w:tc>
           <w:tcPr>
-            <w:tcW w:w="2283" w:type="dxa"/>
+            <w:tcW w:w="2285" w:type="dxa"/>
             <w:vAlign w:val="top"/>
           </w:tcPr>
           <w:p>
@@ -4680,7 +4680,7 @@
         </w:tc>
         <w:tc>
           <w:tcPr>
-            <w:tcW w:w="6744" w:type="dxa"/>
+            <w:tcW w:w="6742" w:type="dxa"/>
             <w:vAlign w:val="top"/>
           </w:tcPr>
           <w:p>
@@ -4712,7 +4712,7 @@
         </w:trPr>
         <w:tc>
           <w:tcPr>
-            <w:tcW w:w="2283" w:type="dxa"/>
+            <w:tcW w:w="2285" w:type="dxa"/>
             <w:vAlign w:val="top"/>
           </w:tcPr>
           <w:p>
@@ -4738,7 +4738,7 @@
         </w:tc>
         <w:tc>
           <w:tcPr>
-            <w:tcW w:w="6744" w:type="dxa"/>
+            <w:tcW w:w="6742" w:type="dxa"/>
             <w:vAlign w:val="top"/>
           </w:tcPr>
           <w:p>
@@ -4770,7 +4770,7 @@
         </w:trPr>
         <w:tc>
           <w:tcPr>
-            <w:tcW w:w="2283" w:type="dxa"/>
+            <w:tcW w:w="2285" w:type="dxa"/>
             <w:vAlign w:val="top"/>
           </w:tcPr>
           <w:p>
@@ -4796,7 +4796,7 @@
         </w:tc>
         <w:tc>
           <w:tcPr>
-            <w:tcW w:w="6744" w:type="dxa"/>
+            <w:tcW w:w="6742" w:type="dxa"/>
             <w:vAlign w:val="top"/>
           </w:tcPr>
           <w:p>
@@ -4828,7 +4828,7 @@
         </w:trPr>
         <w:tc>
           <w:tcPr>
-            <w:tcW w:w="2283" w:type="dxa"/>
+            <w:tcW w:w="2285" w:type="dxa"/>
             <w:vAlign w:val="top"/>
           </w:tcPr>
           <w:p>
@@ -4848,13 +4848,13 @@
                 <w:sz w:val="16"/>
                 <w:szCs w:val="16"/>
               </w:rPr>
-              <w:t xml:space="preserve">DBA</w:t>
-            </w:r>
-          </w:p>
-        </w:tc>
-        <w:tc>
-          <w:tcPr>
-            <w:tcW w:w="6744" w:type="dxa"/>
+              <w:t xml:space="preserve">CSV</w:t>
+            </w:r>
+          </w:p>
+        </w:tc>
+        <w:tc>
+          <w:tcPr>
+            <w:tcW w:w="6742" w:type="dxa"/>
             <w:vAlign w:val="top"/>
           </w:tcPr>
           <w:p>
@@ -4874,7 +4874,7 @@
                 <w:sz w:val="16"/>
                 <w:szCs w:val="16"/>
               </w:rPr>
-              <w:t xml:space="preserve">Database Administrator</w:t>
+              <w:t xml:space="preserve">Comma-Separated Values</w:t>
             </w:r>
           </w:p>
         </w:tc>
@@ -4886,7 +4886,7 @@
         </w:trPr>
         <w:tc>
           <w:tcPr>
-            <w:tcW w:w="2283" w:type="dxa"/>
+            <w:tcW w:w="2285" w:type="dxa"/>
             <w:vAlign w:val="top"/>
           </w:tcPr>
           <w:p>
@@ -4906,13 +4906,13 @@
                 <w:sz w:val="16"/>
                 <w:szCs w:val="16"/>
               </w:rPr>
-              <w:t xml:space="preserve">DNC</w:t>
-            </w:r>
-          </w:p>
-        </w:tc>
-        <w:tc>
-          <w:tcPr>
-            <w:tcW w:w="6744" w:type="dxa"/>
+              <w:t xml:space="preserve">DBA</w:t>
+            </w:r>
+          </w:p>
+        </w:tc>
+        <w:tc>
+          <w:tcPr>
+            <w:tcW w:w="6742" w:type="dxa"/>
             <w:vAlign w:val="top"/>
           </w:tcPr>
           <w:p>
@@ -4932,7 +4932,7 @@
                 <w:sz w:val="16"/>
                 <w:szCs w:val="16"/>
               </w:rPr>
-              <w:t xml:space="preserve">Do Not Contact</w:t>
+              <w:t xml:space="preserve">Database Administrator</w:t>
             </w:r>
           </w:p>
         </w:tc>
@@ -4944,7 +4944,7 @@
         </w:trPr>
         <w:tc>
           <w:tcPr>
-            <w:tcW w:w="2283" w:type="dxa"/>
+            <w:tcW w:w="2285" w:type="dxa"/>
             <w:vAlign w:val="top"/>
           </w:tcPr>
           <w:p>
@@ -4964,13 +4964,13 @@
                 <w:sz w:val="16"/>
                 <w:szCs w:val="16"/>
               </w:rPr>
-              <w:t xml:space="preserve">DNS</w:t>
-            </w:r>
-          </w:p>
-        </w:tc>
-        <w:tc>
-          <w:tcPr>
-            <w:tcW w:w="6744" w:type="dxa"/>
+              <w:t xml:space="preserve">DNC</w:t>
+            </w:r>
+          </w:p>
+        </w:tc>
+        <w:tc>
+          <w:tcPr>
+            <w:tcW w:w="6742" w:type="dxa"/>
             <w:vAlign w:val="top"/>
           </w:tcPr>
           <w:p>
@@ -4990,7 +4990,7 @@
                 <w:sz w:val="16"/>
                 <w:szCs w:val="16"/>
               </w:rPr>
-              <w:t xml:space="preserve">Domain Name System</w:t>
+              <w:t xml:space="preserve">Do Not Contact</w:t>
             </w:r>
           </w:p>
         </w:tc>
@@ -5002,7 +5002,7 @@
         </w:trPr>
         <w:tc>
           <w:tcPr>
-            <w:tcW w:w="2283" w:type="dxa"/>
+            <w:tcW w:w="2285" w:type="dxa"/>
             <w:vAlign w:val="top"/>
           </w:tcPr>
           <w:p>
@@ -5022,13 +5022,13 @@
                 <w:sz w:val="16"/>
                 <w:szCs w:val="16"/>
               </w:rPr>
-              <w:t xml:space="preserve">DPO</w:t>
-            </w:r>
-          </w:p>
-        </w:tc>
-        <w:tc>
-          <w:tcPr>
-            <w:tcW w:w="6744" w:type="dxa"/>
+              <w:t xml:space="preserve">DNS</w:t>
+            </w:r>
+          </w:p>
+        </w:tc>
+        <w:tc>
+          <w:tcPr>
+            <w:tcW w:w="6742" w:type="dxa"/>
             <w:vAlign w:val="top"/>
           </w:tcPr>
           <w:p>
@@ -5048,7 +5048,7 @@
                 <w:sz w:val="16"/>
                 <w:szCs w:val="16"/>
               </w:rPr>
-              <w:t xml:space="preserve">Data Protection Officer</w:t>
+              <w:t xml:space="preserve">Domain Name System</w:t>
             </w:r>
           </w:p>
         </w:tc>
@@ -5060,7 +5060,7 @@
         </w:trPr>
         <w:tc>
           <w:tcPr>
-            <w:tcW w:w="2283" w:type="dxa"/>
+            <w:tcW w:w="2285" w:type="dxa"/>
             <w:vAlign w:val="top"/>
           </w:tcPr>
           <w:p>
@@ -5080,13 +5080,13 @@
                 <w:sz w:val="16"/>
                 <w:szCs w:val="16"/>
               </w:rPr>
-              <w:t xml:space="preserve">DR</w:t>
-            </w:r>
-          </w:p>
-        </w:tc>
-        <w:tc>
-          <w:tcPr>
-            <w:tcW w:w="6744" w:type="dxa"/>
+              <w:t xml:space="preserve">DPO</w:t>
+            </w:r>
+          </w:p>
+        </w:tc>
+        <w:tc>
+          <w:tcPr>
+            <w:tcW w:w="6742" w:type="dxa"/>
             <w:vAlign w:val="top"/>
           </w:tcPr>
           <w:p>
@@ -5106,7 +5106,7 @@
                 <w:sz w:val="16"/>
                 <w:szCs w:val="16"/>
               </w:rPr>
-              <w:t xml:space="preserve">Disaster Recovery</w:t>
+              <w:t xml:space="preserve">Data Protection Officer</w:t>
             </w:r>
           </w:p>
         </w:tc>
@@ -5118,7 +5118,7 @@
         </w:trPr>
         <w:tc>
           <w:tcPr>
-            <w:tcW w:w="2283" w:type="dxa"/>
+            <w:tcW w:w="2285" w:type="dxa"/>
             <w:vAlign w:val="top"/>
           </w:tcPr>
           <w:p>
@@ -5138,13 +5138,13 @@
                 <w:sz w:val="16"/>
                 <w:szCs w:val="16"/>
               </w:rPr>
-              <w:t xml:space="preserve">DSAR</w:t>
-            </w:r>
-          </w:p>
-        </w:tc>
-        <w:tc>
-          <w:tcPr>
-            <w:tcW w:w="6744" w:type="dxa"/>
+              <w:t xml:space="preserve">DR</w:t>
+            </w:r>
+          </w:p>
+        </w:tc>
+        <w:tc>
+          <w:tcPr>
+            <w:tcW w:w="6742" w:type="dxa"/>
             <w:vAlign w:val="top"/>
           </w:tcPr>
           <w:p>
@@ -5164,7 +5164,7 @@
                 <w:sz w:val="16"/>
                 <w:szCs w:val="16"/>
               </w:rPr>
-              <w:t xml:space="preserve">Data Subject Access Request</w:t>
+              <w:t xml:space="preserve">Disaster Recovery</w:t>
             </w:r>
           </w:p>
         </w:tc>
@@ -5176,7 +5176,7 @@
         </w:trPr>
         <w:tc>
           <w:tcPr>
-            <w:tcW w:w="2283" w:type="dxa"/>
+            <w:tcW w:w="2285" w:type="dxa"/>
             <w:vAlign w:val="top"/>
           </w:tcPr>
           <w:p>
@@ -5202,7 +5202,7 @@
         </w:tc>
         <w:tc>
           <w:tcPr>
-            <w:tcW w:w="6744" w:type="dxa"/>
+            <w:tcW w:w="6742" w:type="dxa"/>
             <w:vAlign w:val="top"/>
           </w:tcPr>
           <w:p>
@@ -5234,7 +5234,7 @@
         </w:trPr>
         <w:tc>
           <w:tcPr>
-            <w:tcW w:w="2283" w:type="dxa"/>
+            <w:tcW w:w="2285" w:type="dxa"/>
             <w:vAlign w:val="top"/>
           </w:tcPr>
           <w:p>
@@ -5260,7 +5260,7 @@
         </w:tc>
         <w:tc>
           <w:tcPr>
-            <w:tcW w:w="6744" w:type="dxa"/>
+            <w:tcW w:w="6742" w:type="dxa"/>
             <w:vAlign w:val="top"/>
           </w:tcPr>
           <w:p>
@@ -5292,7 +5292,7 @@
         </w:trPr>
         <w:tc>
           <w:tcPr>
-            <w:tcW w:w="2283" w:type="dxa"/>
+            <w:tcW w:w="2285" w:type="dxa"/>
             <w:vAlign w:val="top"/>
           </w:tcPr>
           <w:p>
@@ -5318,7 +5318,7 @@
         </w:tc>
         <w:tc>
           <w:tcPr>
-            <w:tcW w:w="6744" w:type="dxa"/>
+            <w:tcW w:w="6742" w:type="dxa"/>
             <w:vAlign w:val="top"/>
           </w:tcPr>
           <w:p>
@@ -5350,7 +5350,7 @@
         </w:trPr>
         <w:tc>
           <w:tcPr>
-            <w:tcW w:w="2283" w:type="dxa"/>
+            <w:tcW w:w="2285" w:type="dxa"/>
             <w:vAlign w:val="top"/>
           </w:tcPr>
           <w:p>
@@ -5376,7 +5376,7 @@
         </w:tc>
         <w:tc>
           <w:tcPr>
-            <w:tcW w:w="6744" w:type="dxa"/>
+            <w:tcW w:w="6742" w:type="dxa"/>
             <w:vAlign w:val="top"/>
           </w:tcPr>
           <w:p>
@@ -5408,7 +5408,7 @@
         </w:trPr>
         <w:tc>
           <w:tcPr>
-            <w:tcW w:w="2283" w:type="dxa"/>
+            <w:tcW w:w="2285" w:type="dxa"/>
             <w:vAlign w:val="top"/>
           </w:tcPr>
           <w:p>
@@ -5434,7 +5434,7 @@
         </w:tc>
         <w:tc>
           <w:tcPr>
-            <w:tcW w:w="6744" w:type="dxa"/>
+            <w:tcW w:w="6742" w:type="dxa"/>
             <w:vAlign w:val="top"/>
           </w:tcPr>
           <w:p>
@@ -5466,7 +5466,7 @@
         </w:trPr>
         <w:tc>
           <w:tcPr>
-            <w:tcW w:w="2283" w:type="dxa"/>
+            <w:tcW w:w="2285" w:type="dxa"/>
             <w:vAlign w:val="top"/>
           </w:tcPr>
           <w:p>
@@ -5492,7 +5492,7 @@
         </w:tc>
         <w:tc>
           <w:tcPr>
-            <w:tcW w:w="6744" w:type="dxa"/>
+            <w:tcW w:w="6742" w:type="dxa"/>
             <w:vAlign w:val="top"/>
           </w:tcPr>
           <w:p>
@@ -5524,7 +5524,7 @@
         </w:trPr>
         <w:tc>
           <w:tcPr>
-            <w:tcW w:w="2283" w:type="dxa"/>
+            <w:tcW w:w="2285" w:type="dxa"/>
             <w:vAlign w:val="top"/>
           </w:tcPr>
           <w:p>
@@ -5550,7 +5550,7 @@
         </w:tc>
         <w:tc>
           <w:tcPr>
-            <w:tcW w:w="6744" w:type="dxa"/>
+            <w:tcW w:w="6742" w:type="dxa"/>
             <w:vAlign w:val="top"/>
           </w:tcPr>
           <w:p>
@@ -5582,7 +5582,7 @@
         </w:trPr>
         <w:tc>
           <w:tcPr>
-            <w:tcW w:w="2283" w:type="dxa"/>
+            <w:tcW w:w="2285" w:type="dxa"/>
             <w:vAlign w:val="top"/>
           </w:tcPr>
           <w:p>
@@ -5608,7 +5608,7 @@
         </w:tc>
         <w:tc>
           <w:tcPr>
-            <w:tcW w:w="6744" w:type="dxa"/>
+            <w:tcW w:w="6742" w:type="dxa"/>
             <w:vAlign w:val="top"/>
           </w:tcPr>
           <w:p>
@@ -5640,7 +5640,7 @@
         </w:trPr>
         <w:tc>
           <w:tcPr>
-            <w:tcW w:w="2283" w:type="dxa"/>
+            <w:tcW w:w="2285" w:type="dxa"/>
             <w:vAlign w:val="top"/>
           </w:tcPr>
           <w:p>
@@ -5666,7 +5666,7 @@
         </w:tc>
         <w:tc>
           <w:tcPr>
-            <w:tcW w:w="6744" w:type="dxa"/>
+            <w:tcW w:w="6742" w:type="dxa"/>
             <w:vAlign w:val="top"/>
           </w:tcPr>
           <w:p>
@@ -5698,7 +5698,7 @@
         </w:trPr>
         <w:tc>
           <w:tcPr>
-            <w:tcW w:w="2283" w:type="dxa"/>
+            <w:tcW w:w="2285" w:type="dxa"/>
             <w:vAlign w:val="top"/>
           </w:tcPr>
           <w:p>
@@ -5724,7 +5724,7 @@
         </w:tc>
         <w:tc>
           <w:tcPr>
-            <w:tcW w:w="6744" w:type="dxa"/>
+            <w:tcW w:w="6742" w:type="dxa"/>
             <w:vAlign w:val="top"/>
           </w:tcPr>
           <w:p>
@@ -5756,7 +5756,7 @@
         </w:trPr>
         <w:tc>
           <w:tcPr>
-            <w:tcW w:w="2283" w:type="dxa"/>
+            <w:tcW w:w="2285" w:type="dxa"/>
             <w:vAlign w:val="top"/>
           </w:tcPr>
           <w:p>
@@ -5782,7 +5782,7 @@
         </w:tc>
         <w:tc>
           <w:tcPr>
-            <w:tcW w:w="6744" w:type="dxa"/>
+            <w:tcW w:w="6742" w:type="dxa"/>
             <w:vAlign w:val="top"/>
           </w:tcPr>
           <w:p>
@@ -5814,7 +5814,7 @@
         </w:trPr>
         <w:tc>
           <w:tcPr>
-            <w:tcW w:w="2283" w:type="dxa"/>
+            <w:tcW w:w="2285" w:type="dxa"/>
             <w:vAlign w:val="top"/>
           </w:tcPr>
           <w:p>
@@ -5840,7 +5840,7 @@
         </w:tc>
         <w:tc>
           <w:tcPr>
-            <w:tcW w:w="6744" w:type="dxa"/>
+            <w:tcW w:w="6742" w:type="dxa"/>
             <w:vAlign w:val="top"/>
           </w:tcPr>
           <w:p>
@@ -5872,7 +5872,7 @@
         </w:trPr>
         <w:tc>
           <w:tcPr>
-            <w:tcW w:w="2283" w:type="dxa"/>
+            <w:tcW w:w="2285" w:type="dxa"/>
             <w:vAlign w:val="top"/>
           </w:tcPr>
           <w:p>
@@ -5898,7 +5898,7 @@
         </w:tc>
         <w:tc>
           <w:tcPr>
-            <w:tcW w:w="6744" w:type="dxa"/>
+            <w:tcW w:w="6742" w:type="dxa"/>
             <w:vAlign w:val="top"/>
           </w:tcPr>
           <w:p>
@@ -5930,7 +5930,7 @@
         </w:trPr>
         <w:tc>
           <w:tcPr>
-            <w:tcW w:w="2283" w:type="dxa"/>
+            <w:tcW w:w="2285" w:type="dxa"/>
             <w:vAlign w:val="top"/>
           </w:tcPr>
           <w:p>
@@ -5956,7 +5956,7 @@
         </w:tc>
         <w:tc>
           <w:tcPr>
-            <w:tcW w:w="6744" w:type="dxa"/>
+            <w:tcW w:w="6742" w:type="dxa"/>
             <w:vAlign w:val="top"/>
           </w:tcPr>
           <w:p>
@@ -5988,7 +5988,7 @@
         </w:trPr>
         <w:tc>
           <w:tcPr>
-            <w:tcW w:w="2283" w:type="dxa"/>
+            <w:tcW w:w="2285" w:type="dxa"/>
             <w:vAlign w:val="top"/>
           </w:tcPr>
           <w:p>
@@ -6014,7 +6014,7 @@
         </w:tc>
         <w:tc>
           <w:tcPr>
-            <w:tcW w:w="6744" w:type="dxa"/>
+            <w:tcW w:w="6742" w:type="dxa"/>
             <w:vAlign w:val="top"/>
           </w:tcPr>
           <w:p>
@@ -6046,7 +6046,7 @@
         </w:trPr>
         <w:tc>
           <w:tcPr>
-            <w:tcW w:w="2283" w:type="dxa"/>
+            <w:tcW w:w="2285" w:type="dxa"/>
             <w:vAlign w:val="top"/>
           </w:tcPr>
           <w:p>
@@ -6072,7 +6072,7 @@
         </w:tc>
         <w:tc>
           <w:tcPr>
-            <w:tcW w:w="6744" w:type="dxa"/>
+            <w:tcW w:w="6742" w:type="dxa"/>
             <w:vAlign w:val="top"/>
           </w:tcPr>
           <w:p>
@@ -6104,7 +6104,7 @@
         </w:trPr>
         <w:tc>
           <w:tcPr>
-            <w:tcW w:w="2283" w:type="dxa"/>
+            <w:tcW w:w="2285" w:type="dxa"/>
             <w:vAlign w:val="top"/>
           </w:tcPr>
           <w:p>
@@ -6130,7 +6130,7 @@
         </w:tc>
         <w:tc>
           <w:tcPr>
-            <w:tcW w:w="6744" w:type="dxa"/>
+            <w:tcW w:w="6742" w:type="dxa"/>
             <w:vAlign w:val="top"/>
           </w:tcPr>
           <w:p>
@@ -6162,7 +6162,7 @@
         </w:trPr>
         <w:tc>
           <w:tcPr>
-            <w:tcW w:w="2283" w:type="dxa"/>
+            <w:tcW w:w="2285" w:type="dxa"/>
             <w:vAlign w:val="top"/>
           </w:tcPr>
           <w:p>
@@ -6188,7 +6188,7 @@
         </w:tc>
         <w:tc>
           <w:tcPr>
-            <w:tcW w:w="6744" w:type="dxa"/>
+            <w:tcW w:w="6742" w:type="dxa"/>
             <w:vAlign w:val="top"/>
           </w:tcPr>
           <w:p>
@@ -6220,7 +6220,7 @@
         </w:trPr>
         <w:tc>
           <w:tcPr>
-            <w:tcW w:w="2283" w:type="dxa"/>
+            <w:tcW w:w="2285" w:type="dxa"/>
             <w:vAlign w:val="top"/>
           </w:tcPr>
           <w:p>
@@ -6246,7 +6246,7 @@
         </w:tc>
         <w:tc>
           <w:tcPr>
-            <w:tcW w:w="6744" w:type="dxa"/>
+            <w:tcW w:w="6742" w:type="dxa"/>
             <w:vAlign w:val="top"/>
           </w:tcPr>
           <w:p>
@@ -6278,7 +6278,7 @@
         </w:trPr>
         <w:tc>
           <w:tcPr>
-            <w:tcW w:w="2283" w:type="dxa"/>
+            <w:tcW w:w="2285" w:type="dxa"/>
             <w:vAlign w:val="top"/>
           </w:tcPr>
           <w:p>
@@ -6304,7 +6304,7 @@
         </w:tc>
         <w:tc>
           <w:tcPr>
-            <w:tcW w:w="6744" w:type="dxa"/>
+            <w:tcW w:w="6742" w:type="dxa"/>
             <w:vAlign w:val="top"/>
           </w:tcPr>
           <w:p>
@@ -6336,7 +6336,7 @@
         </w:trPr>
         <w:tc>
           <w:tcPr>
-            <w:tcW w:w="2283" w:type="dxa"/>
+            <w:tcW w:w="2285" w:type="dxa"/>
             <w:vAlign w:val="top"/>
           </w:tcPr>
           <w:p>
@@ -6362,7 +6362,7 @@
         </w:tc>
         <w:tc>
           <w:tcPr>
-            <w:tcW w:w="6744" w:type="dxa"/>
+            <w:tcW w:w="6742" w:type="dxa"/>
             <w:vAlign w:val="top"/>
           </w:tcPr>
           <w:p>
@@ -6394,7 +6394,7 @@
         </w:trPr>
         <w:tc>
           <w:tcPr>
-            <w:tcW w:w="2283" w:type="dxa"/>
+            <w:tcW w:w="2285" w:type="dxa"/>
             <w:vAlign w:val="top"/>
           </w:tcPr>
           <w:p>
@@ -6420,7 +6420,7 @@
         </w:tc>
         <w:tc>
           <w:tcPr>
-            <w:tcW w:w="6744" w:type="dxa"/>
+            <w:tcW w:w="6742" w:type="dxa"/>
             <w:vAlign w:val="top"/>
           </w:tcPr>
           <w:p>
@@ -6452,7 +6452,7 @@
         </w:trPr>
         <w:tc>
           <w:tcPr>
-            <w:tcW w:w="2283" w:type="dxa"/>
+            <w:tcW w:w="2285" w:type="dxa"/>
             <w:vAlign w:val="top"/>
           </w:tcPr>
           <w:p>
@@ -6478,7 +6478,7 @@
         </w:tc>
         <w:tc>
           <w:tcPr>
-            <w:tcW w:w="6744" w:type="dxa"/>
+            <w:tcW w:w="6742" w:type="dxa"/>
             <w:vAlign w:val="top"/>
           </w:tcPr>
           <w:p>
@@ -6510,7 +6510,7 @@
         </w:trPr>
         <w:tc>
           <w:tcPr>
-            <w:tcW w:w="2283" w:type="dxa"/>
+            <w:tcW w:w="2285" w:type="dxa"/>
             <w:vAlign w:val="top"/>
           </w:tcPr>
           <w:p>
@@ -6536,7 +6536,7 @@
         </w:tc>
         <w:tc>
           <w:tcPr>
-            <w:tcW w:w="6744" w:type="dxa"/>
+            <w:tcW w:w="6742" w:type="dxa"/>
             <w:vAlign w:val="top"/>
           </w:tcPr>
           <w:p>
@@ -6568,7 +6568,7 @@
         </w:trPr>
         <w:tc>
           <w:tcPr>
-            <w:tcW w:w="2283" w:type="dxa"/>
+            <w:tcW w:w="2285" w:type="dxa"/>
             <w:vAlign w:val="top"/>
           </w:tcPr>
           <w:p>
@@ -6594,7 +6594,7 @@
         </w:tc>
         <w:tc>
           <w:tcPr>
-            <w:tcW w:w="6744" w:type="dxa"/>
+            <w:tcW w:w="6742" w:type="dxa"/>
             <w:vAlign w:val="top"/>
           </w:tcPr>
           <w:p>
@@ -6626,7 +6626,7 @@
         </w:trPr>
         <w:tc>
           <w:tcPr>
-            <w:tcW w:w="2283" w:type="dxa"/>
+            <w:tcW w:w="2285" w:type="dxa"/>
             <w:vAlign w:val="top"/>
           </w:tcPr>
           <w:p>
@@ -6652,7 +6652,7 @@
         </w:tc>
         <w:tc>
           <w:tcPr>
-            <w:tcW w:w="6744" w:type="dxa"/>
+            <w:tcW w:w="6742" w:type="dxa"/>
             <w:vAlign w:val="top"/>
           </w:tcPr>
           <w:p>
@@ -6684,7 +6684,7 @@
         </w:trPr>
         <w:tc>
           <w:tcPr>
-            <w:tcW w:w="2283" w:type="dxa"/>
+            <w:tcW w:w="2285" w:type="dxa"/>
             <w:vAlign w:val="top"/>
           </w:tcPr>
           <w:p>
@@ -6710,7 +6710,7 @@
         </w:tc>
         <w:tc>
           <w:tcPr>
-            <w:tcW w:w="6744" w:type="dxa"/>
+            <w:tcW w:w="6742" w:type="dxa"/>
             <w:vAlign w:val="top"/>
           </w:tcPr>
           <w:p>
@@ -6742,7 +6742,7 @@
         </w:trPr>
         <w:tc>
           <w:tcPr>
-            <w:tcW w:w="2283" w:type="dxa"/>
+            <w:tcW w:w="2285" w:type="dxa"/>
             <w:vAlign w:val="top"/>
           </w:tcPr>
           <w:p>
@@ -6768,7 +6768,7 @@
         </w:tc>
         <w:tc>
           <w:tcPr>
-            <w:tcW w:w="6744" w:type="dxa"/>
+            <w:tcW w:w="6742" w:type="dxa"/>
             <w:vAlign w:val="top"/>
           </w:tcPr>
           <w:p>
@@ -6800,7 +6800,7 @@
         </w:trPr>
         <w:tc>
           <w:tcPr>
-            <w:tcW w:w="2283" w:type="dxa"/>
+            <w:tcW w:w="2285" w:type="dxa"/>
             <w:vAlign w:val="top"/>
           </w:tcPr>
           <w:p>
@@ -6826,7 +6826,7 @@
         </w:tc>
         <w:tc>
           <w:tcPr>
-            <w:tcW w:w="6744" w:type="dxa"/>
+            <w:tcW w:w="6742" w:type="dxa"/>
             <w:vAlign w:val="top"/>
           </w:tcPr>
           <w:p>
@@ -7179,7 +7179,7 @@
               <a:graphicData uri="http://schemas.openxmlformats.org/drawingml/2006/picture">
                 <pic:pic>
                   <pic:nvPicPr>
-                    <pic:cNvPr descr="/tmp/claude-0/-home-user-TASCO/19e5534d-12b5-5956-9b60-3e77efde0f49/scratchpad/gen/.cache/mermaid/0a267155834dd347.png" id="24" name="Picture"/>
+                    <pic:cNvPr descr="/home/user/TASCO/tools/docs-source/gen/.cache/mermaid/0a267155834dd347.png" id="24" name="Picture"/>
                     <pic:cNvPicPr>
                       <a:picLocks noChangeArrowheads="1" noChangeAspect="1"/>
                     </pic:cNvPicPr>
@@ -7254,10 +7254,10 @@
       </w:tblPr>
       <w:tblGrid>
         <w:gridCol w:w="1539"/>
-        <w:gridCol w:w="2255"/>
+        <w:gridCol w:w="2254"/>
         <w:gridCol w:w="1310"/>
         <w:gridCol w:w="1786"/>
-        <w:gridCol w:w="2137"/>
+        <w:gridCol w:w="2138"/>
       </w:tblGrid>
       <w:tr>
         <w:trPr>
@@ -7285,7 +7285,7 @@
         </w:tc>
         <w:tc>
           <w:tcPr>
-            <w:tcW w:w="2255" w:type="dxa"/>
+            <w:tcW w:w="2254" w:type="dxa"/>
             <w:shd w:val="clear" w:color="auto" w:fill="0F4761"/>
             <w:vAlign w:val="center"/>
           </w:tcPr>
@@ -7342,7 +7342,7 @@
         </w:tc>
         <w:tc>
           <w:tcPr>
-            <w:tcW w:w="2137" w:type="dxa"/>
+            <w:tcW w:w="2138" w:type="dxa"/>
             <w:shd w:val="clear" w:color="auto" w:fill="0F4761"/>
             <w:vAlign w:val="center"/>
           </w:tcPr>
@@ -7381,7 +7381,7 @@
         </w:tc>
         <w:tc>
           <w:tcPr>
-            <w:tcW w:w="2255" w:type="dxa"/>
+            <w:tcW w:w="2254" w:type="dxa"/>
             <w:vAlign w:val="top"/>
           </w:tcPr>
           <w:p>
@@ -7426,16 +7426,16 @@
         </w:tc>
         <w:tc>
           <w:tcPr>
-            <w:tcW w:w="2137" w:type="dxa"/>
-            <w:vAlign w:val="top"/>
-          </w:tcPr>
-          <w:p>
-            <w:pPr>
-              <w:pStyle w:val="TableText"/>
-              <w:jc w:val="left"/>
-            </w:pPr>
-            <w:r>
-              <w:t xml:space="preserve">ITSM tool, section 7 of this guide, read-only dashboards</w:t>
+            <w:tcW w:w="2138" w:type="dxa"/>
+            <w:vAlign w:val="top"/>
+          </w:tcPr>
+          <w:p>
+            <w:pPr>
+              <w:pStyle w:val="TableText"/>
+              <w:jc w:val="left"/>
+            </w:pPr>
+            <w:r>
+              <w:t xml:space="preserve">ITSM tool, the known-error answers in this guide, read-only dashboards</w:t>
             </w:r>
           </w:p>
         </w:tc>
@@ -7462,7 +7462,7 @@
         </w:tc>
         <w:tc>
           <w:tcPr>
-            <w:tcW w:w="2255" w:type="dxa"/>
+            <w:tcW w:w="2254" w:type="dxa"/>
             <w:shd w:val="clear" w:color="auto" w:fill="F4F7FB"/>
             <w:vAlign w:val="top"/>
           </w:tcPr>
@@ -7522,7 +7522,7 @@
         </w:tc>
         <w:tc>
           <w:tcPr>
-            <w:tcW w:w="2137" w:type="dxa"/>
+            <w:tcW w:w="2138" w:type="dxa"/>
             <w:shd w:val="clear" w:color="auto" w:fill="F4F7FB"/>
             <w:vAlign w:val="top"/>
           </w:tcPr>
@@ -7570,7 +7570,7 @@
         </w:tc>
         <w:tc>
           <w:tcPr>
-            <w:tcW w:w="2255" w:type="dxa"/>
+            <w:tcW w:w="2254" w:type="dxa"/>
             <w:vAlign w:val="top"/>
           </w:tcPr>
           <w:p>
@@ -7615,7 +7615,7 @@
         </w:tc>
         <w:tc>
           <w:tcPr>
-            <w:tcW w:w="2137" w:type="dxa"/>
+            <w:tcW w:w="2138" w:type="dxa"/>
             <w:vAlign w:val="top"/>
           </w:tcPr>
           <w:p>
@@ -7651,7 +7651,7 @@
         </w:tc>
         <w:tc>
           <w:tcPr>
-            <w:tcW w:w="2255" w:type="dxa"/>
+            <w:tcW w:w="2254" w:type="dxa"/>
             <w:shd w:val="clear" w:color="auto" w:fill="F4F7FB"/>
             <w:vAlign w:val="top"/>
           </w:tcPr>
@@ -7699,7 +7699,7 @@
         </w:tc>
         <w:tc>
           <w:tcPr>
-            <w:tcW w:w="2137" w:type="dxa"/>
+            <w:tcW w:w="2138" w:type="dxa"/>
             <w:shd w:val="clear" w:color="auto" w:fill="F4F7FB"/>
             <w:vAlign w:val="top"/>
           </w:tcPr>
@@ -8368,8 +8368,8 @@
         <w:tblLook w:val="04A0" w:firstRow="1" w:lastRow="0" w:firstColumn="0" w:lastColumn="0" w:noHBand="0" w:noVBand="1"/>
       </w:tblPr>
       <w:tblGrid>
-        <w:gridCol w:w="1420"/>
-        <w:gridCol w:w="7607"/>
+        <w:gridCol w:w="1656"/>
+        <w:gridCol w:w="7371"/>
       </w:tblGrid>
       <w:tr>
         <w:trPr>
@@ -8378,7 +8378,7 @@
         </w:trPr>
         <w:tc>
           <w:tcPr>
-            <w:tcW w:w="1420" w:type="dxa"/>
+            <w:tcW w:w="1656" w:type="dxa"/>
             <w:shd w:val="clear" w:color="auto" w:fill="0F4761"/>
             <w:vAlign w:val="center"/>
           </w:tcPr>
@@ -8397,7 +8397,7 @@
         </w:tc>
         <w:tc>
           <w:tcPr>
-            <w:tcW w:w="7607" w:type="dxa"/>
+            <w:tcW w:w="7371" w:type="dxa"/>
             <w:shd w:val="clear" w:color="auto" w:fill="0F4761"/>
             <w:vAlign w:val="center"/>
           </w:tcPr>
@@ -8421,7 +8421,7 @@
         </w:trPr>
         <w:tc>
           <w:tcPr>
-            <w:tcW w:w="1420" w:type="dxa"/>
+            <w:tcW w:w="1656" w:type="dxa"/>
             <w:vAlign w:val="top"/>
           </w:tcPr>
           <w:p>
@@ -8436,7 +8436,7 @@
         </w:tc>
         <w:tc>
           <w:tcPr>
-            <w:tcW w:w="7607" w:type="dxa"/>
+            <w:tcW w:w="7371" w:type="dxa"/>
             <w:vAlign w:val="top"/>
           </w:tcPr>
           <w:p>
@@ -8456,7 +8456,7 @@
         </w:trPr>
         <w:tc>
           <w:tcPr>
-            <w:tcW w:w="1420" w:type="dxa"/>
+            <w:tcW w:w="1656" w:type="dxa"/>
             <w:shd w:val="clear" w:color="auto" w:fill="F4F7FB"/>
             <w:vAlign w:val="top"/>
           </w:tcPr>
@@ -8472,7 +8472,7 @@
         </w:tc>
         <w:tc>
           <w:tcPr>
-            <w:tcW w:w="7607" w:type="dxa"/>
+            <w:tcW w:w="7371" w:type="dxa"/>
             <w:shd w:val="clear" w:color="auto" w:fill="F4F7FB"/>
             <w:vAlign w:val="top"/>
           </w:tcPr>
@@ -8514,7 +8514,7 @@
         </w:trPr>
         <w:tc>
           <w:tcPr>
-            <w:tcW w:w="1420" w:type="dxa"/>
+            <w:tcW w:w="1656" w:type="dxa"/>
             <w:vAlign w:val="top"/>
           </w:tcPr>
           <w:p>
@@ -8529,7 +8529,7 @@
         </w:tc>
         <w:tc>
           <w:tcPr>
-            <w:tcW w:w="7607" w:type="dxa"/>
+            <w:tcW w:w="7371" w:type="dxa"/>
             <w:vAlign w:val="top"/>
           </w:tcPr>
           <w:p>
@@ -8549,7 +8549,7 @@
         </w:trPr>
         <w:tc>
           <w:tcPr>
-            <w:tcW w:w="1420" w:type="dxa"/>
+            <w:tcW w:w="1656" w:type="dxa"/>
             <w:shd w:val="clear" w:color="auto" w:fill="F4F7FB"/>
             <w:vAlign w:val="top"/>
           </w:tcPr>
@@ -8565,7 +8565,7 @@
         </w:tc>
         <w:tc>
           <w:tcPr>
-            <w:tcW w:w="7607" w:type="dxa"/>
+            <w:tcW w:w="7371" w:type="dxa"/>
             <w:shd w:val="clear" w:color="auto" w:fill="F4F7FB"/>
             <w:vAlign w:val="top"/>
           </w:tcPr>
@@ -8586,7 +8586,7 @@
         </w:trPr>
         <w:tc>
           <w:tcPr>
-            <w:tcW w:w="1420" w:type="dxa"/>
+            <w:tcW w:w="1656" w:type="dxa"/>
             <w:vAlign w:val="top"/>
           </w:tcPr>
           <w:p>
@@ -8601,7 +8601,7 @@
         </w:tc>
         <w:tc>
           <w:tcPr>
-            <w:tcW w:w="7607" w:type="dxa"/>
+            <w:tcW w:w="7371" w:type="dxa"/>
             <w:vAlign w:val="top"/>
           </w:tcPr>
           <w:p>
@@ -8625,7 +8625,7 @@
               <w:t xml:space="preserve"> </w:t>
             </w:r>
             <w:r>
-              <w:t xml:space="preserve">context, dashboards, log search, ITSM, this guide, partner contact list (section 9)</w:t>
+              <w:t xml:space="preserve">context, dashboards, log search, ITSM, this guide, escalation contact list in this guide</w:t>
             </w:r>
           </w:p>
         </w:tc>
@@ -8688,8 +8688,8 @@
         <w:tblLook w:val="04A0" w:firstRow="1" w:lastRow="0" w:firstColumn="0" w:lastColumn="0" w:noHBand="0" w:noVBand="1"/>
       </w:tblPr>
       <w:tblGrid>
-        <w:gridCol w:w="3117"/>
-        <w:gridCol w:w="5910"/>
+        <w:gridCol w:w="3119"/>
+        <w:gridCol w:w="5908"/>
       </w:tblGrid>
       <w:tr>
         <w:trPr>
@@ -8698,7 +8698,7 @@
         </w:trPr>
         <w:tc>
           <w:tcPr>
-            <w:tcW w:w="3117" w:type="dxa"/>
+            <w:tcW w:w="3119" w:type="dxa"/>
             <w:shd w:val="clear" w:color="auto" w:fill="0F4761"/>
             <w:vAlign w:val="center"/>
           </w:tcPr>
@@ -8717,7 +8717,7 @@
         </w:tc>
         <w:tc>
           <w:tcPr>
-            <w:tcW w:w="5910" w:type="dxa"/>
+            <w:tcW w:w="5908" w:type="dxa"/>
             <w:shd w:val="clear" w:color="auto" w:fill="0F4761"/>
             <w:vAlign w:val="center"/>
           </w:tcPr>
@@ -8741,7 +8741,7 @@
         </w:trPr>
         <w:tc>
           <w:tcPr>
-            <w:tcW w:w="3117" w:type="dxa"/>
+            <w:tcW w:w="3119" w:type="dxa"/>
             <w:vAlign w:val="top"/>
           </w:tcPr>
           <w:p>
@@ -8756,7 +8756,7 @@
         </w:tc>
         <w:tc>
           <w:tcPr>
-            <w:tcW w:w="5910" w:type="dxa"/>
+            <w:tcW w:w="5908" w:type="dxa"/>
             <w:vAlign w:val="top"/>
           </w:tcPr>
           <w:p>
@@ -8815,7 +8815,7 @@
         </w:trPr>
         <w:tc>
           <w:tcPr>
-            <w:tcW w:w="3117" w:type="dxa"/>
+            <w:tcW w:w="3119" w:type="dxa"/>
             <w:shd w:val="clear" w:color="auto" w:fill="F4F7FB"/>
             <w:vAlign w:val="top"/>
           </w:tcPr>
@@ -8831,7 +8831,7 @@
         </w:tc>
         <w:tc>
           <w:tcPr>
-            <w:tcW w:w="5910" w:type="dxa"/>
+            <w:tcW w:w="5908" w:type="dxa"/>
             <w:shd w:val="clear" w:color="auto" w:fill="F4F7FB"/>
             <w:vAlign w:val="top"/>
           </w:tcPr>
@@ -8873,7 +8873,7 @@
         </w:trPr>
         <w:tc>
           <w:tcPr>
-            <w:tcW w:w="3117" w:type="dxa"/>
+            <w:tcW w:w="3119" w:type="dxa"/>
             <w:vAlign w:val="top"/>
           </w:tcPr>
           <w:p>
@@ -8888,7 +8888,7 @@
         </w:tc>
         <w:tc>
           <w:tcPr>
-            <w:tcW w:w="5910" w:type="dxa"/>
+            <w:tcW w:w="5908" w:type="dxa"/>
             <w:vAlign w:val="top"/>
           </w:tcPr>
           <w:p>
@@ -8929,7 +8929,7 @@
         </w:trPr>
         <w:tc>
           <w:tcPr>
-            <w:tcW w:w="3117" w:type="dxa"/>
+            <w:tcW w:w="3119" w:type="dxa"/>
             <w:shd w:val="clear" w:color="auto" w:fill="F4F7FB"/>
             <w:vAlign w:val="top"/>
           </w:tcPr>
@@ -8945,7 +8945,7 @@
         </w:tc>
         <w:tc>
           <w:tcPr>
-            <w:tcW w:w="5910" w:type="dxa"/>
+            <w:tcW w:w="5908" w:type="dxa"/>
             <w:shd w:val="clear" w:color="auto" w:fill="F4F7FB"/>
             <w:vAlign w:val="top"/>
           </w:tcPr>
@@ -9008,7 +9008,7 @@
         </w:trPr>
         <w:tc>
           <w:tcPr>
-            <w:tcW w:w="3117" w:type="dxa"/>
+            <w:tcW w:w="3119" w:type="dxa"/>
             <w:vAlign w:val="top"/>
           </w:tcPr>
           <w:p>
@@ -9023,7 +9023,7 @@
         </w:tc>
         <w:tc>
           <w:tcPr>
-            <w:tcW w:w="5910" w:type="dxa"/>
+            <w:tcW w:w="5908" w:type="dxa"/>
             <w:vAlign w:val="top"/>
           </w:tcPr>
           <w:p>
@@ -9049,7 +9049,7 @@
         </w:trPr>
         <w:tc>
           <w:tcPr>
-            <w:tcW w:w="3117" w:type="dxa"/>
+            <w:tcW w:w="3119" w:type="dxa"/>
             <w:shd w:val="clear" w:color="auto" w:fill="F4F7FB"/>
             <w:vAlign w:val="top"/>
           </w:tcPr>
@@ -9065,7 +9065,7 @@
         </w:tc>
         <w:tc>
           <w:tcPr>
-            <w:tcW w:w="5910" w:type="dxa"/>
+            <w:tcW w:w="5908" w:type="dxa"/>
             <w:shd w:val="clear" w:color="auto" w:fill="F4F7FB"/>
             <w:vAlign w:val="top"/>
           </w:tcPr>
@@ -9143,7 +9143,7 @@
         </w:trPr>
         <w:tc>
           <w:tcPr>
-            <w:tcW w:w="3117" w:type="dxa"/>
+            <w:tcW w:w="3119" w:type="dxa"/>
             <w:vAlign w:val="top"/>
           </w:tcPr>
           <w:p>
@@ -9158,7 +9158,7 @@
         </w:tc>
         <w:tc>
           <w:tcPr>
-            <w:tcW w:w="5910" w:type="dxa"/>
+            <w:tcW w:w="5908" w:type="dxa"/>
             <w:vAlign w:val="top"/>
           </w:tcPr>
           <w:p>
@@ -9199,7 +9199,7 @@
         </w:trPr>
         <w:tc>
           <w:tcPr>
-            <w:tcW w:w="3117" w:type="dxa"/>
+            <w:tcW w:w="3119" w:type="dxa"/>
             <w:shd w:val="clear" w:color="auto" w:fill="F4F7FB"/>
             <w:vAlign w:val="top"/>
           </w:tcPr>
@@ -9227,7 +9227,7 @@
         </w:tc>
         <w:tc>
           <w:tcPr>
-            <w:tcW w:w="5910" w:type="dxa"/>
+            <w:tcW w:w="5908" w:type="dxa"/>
             <w:shd w:val="clear" w:color="auto" w:fill="F4F7FB"/>
             <w:vAlign w:val="top"/>
           </w:tcPr>
@@ -9260,7 +9260,7 @@
         </w:trPr>
         <w:tc>
           <w:tcPr>
-            <w:tcW w:w="3117" w:type="dxa"/>
+            <w:tcW w:w="3119" w:type="dxa"/>
             <w:vAlign w:val="top"/>
           </w:tcPr>
           <w:p>
@@ -9275,7 +9275,7 @@
         </w:tc>
         <w:tc>
           <w:tcPr>
-            <w:tcW w:w="5910" w:type="dxa"/>
+            <w:tcW w:w="5908" w:type="dxa"/>
             <w:vAlign w:val="top"/>
           </w:tcPr>
           <w:p>
@@ -9316,7 +9316,7 @@
         </w:trPr>
         <w:tc>
           <w:tcPr>
-            <w:tcW w:w="3117" w:type="dxa"/>
+            <w:tcW w:w="3119" w:type="dxa"/>
             <w:shd w:val="clear" w:color="auto" w:fill="F4F7FB"/>
             <w:vAlign w:val="top"/>
           </w:tcPr>
@@ -9332,7 +9332,7 @@
         </w:tc>
         <w:tc>
           <w:tcPr>
-            <w:tcW w:w="5910" w:type="dxa"/>
+            <w:tcW w:w="5908" w:type="dxa"/>
             <w:shd w:val="clear" w:color="auto" w:fill="F4F7FB"/>
             <w:vAlign w:val="top"/>
           </w:tcPr>
@@ -9380,7 +9380,7 @@
         </w:trPr>
         <w:tc>
           <w:tcPr>
-            <w:tcW w:w="3117" w:type="dxa"/>
+            <w:tcW w:w="3119" w:type="dxa"/>
             <w:vAlign w:val="top"/>
           </w:tcPr>
           <w:p>
@@ -9395,7 +9395,7 @@
         </w:tc>
         <w:tc>
           <w:tcPr>
-            <w:tcW w:w="5910" w:type="dxa"/>
+            <w:tcW w:w="5908" w:type="dxa"/>
             <w:vAlign w:val="top"/>
           </w:tcPr>
           <w:p>
@@ -9478,7 +9478,7 @@
         </w:trPr>
         <w:tc>
           <w:tcPr>
-            <w:tcW w:w="3117" w:type="dxa"/>
+            <w:tcW w:w="3119" w:type="dxa"/>
             <w:shd w:val="clear" w:color="auto" w:fill="F4F7FB"/>
             <w:vAlign w:val="top"/>
           </w:tcPr>
@@ -9494,7 +9494,7 @@
         </w:tc>
         <w:tc>
           <w:tcPr>
-            <w:tcW w:w="5910" w:type="dxa"/>
+            <w:tcW w:w="5908" w:type="dxa"/>
             <w:shd w:val="clear" w:color="auto" w:fill="F4F7FB"/>
             <w:vAlign w:val="top"/>
           </w:tcPr>
@@ -9536,7 +9536,7 @@
         </w:trPr>
         <w:tc>
           <w:tcPr>
-            <w:tcW w:w="3117" w:type="dxa"/>
+            <w:tcW w:w="3119" w:type="dxa"/>
             <w:vAlign w:val="top"/>
           </w:tcPr>
           <w:p>
@@ -9551,7 +9551,7 @@
         </w:tc>
         <w:tc>
           <w:tcPr>
-            <w:tcW w:w="5910" w:type="dxa"/>
+            <w:tcW w:w="5908" w:type="dxa"/>
             <w:vAlign w:val="top"/>
           </w:tcPr>
           <w:p>
@@ -9809,6 +9809,21 @@
               <w:rPr>
                 <w:rStyle w:val="CodeChar"/>
               </w:rPr>
+              <w:t xml:space="preserve">ALLOW_LOCAL_RATING</w:t>
+            </w:r>
+            <w:r>
+              <w:t xml:space="preserve"> </w:t>
+            </w:r>
+            <w:r>
+              <w:t xml:space="preserve">(false),</w:t>
+            </w:r>
+            <w:r>
+              <w:t xml:space="preserve"> </w:t>
+            </w:r>
+            <w:r>
+              <w:rPr>
+                <w:rStyle w:val="CodeChar"/>
+              </w:rPr>
               <w:t xml:space="preserve">TASCO_CORE_BASE_URL</w:t>
             </w:r>
             <w:r>
@@ -9918,6 +9933,326 @@
                 <w:rStyle w:val="CodeChar"/>
               </w:rPr>
               <w:t xml:space="preserve">DEMO_ACCOUNT_SYNC</w:t>
+            </w:r>
+          </w:p>
+        </w:tc>
+      </w:tr>
+      <w:tr>
+        <w:trPr>
+          <w:cantSplit/>
+        </w:trPr>
+        <w:tc>
+          <w:tcPr>
+            <w:tcW w:w="3119" w:type="dxa"/>
+            <w:shd w:val="clear" w:color="auto" w:fill="F4F7FB"/>
+            <w:vAlign w:val="top"/>
+          </w:tcPr>
+          <w:p>
+            <w:pPr>
+              <w:pStyle w:val="TableText"/>
+              <w:jc w:val="left"/>
+            </w:pPr>
+            <w:r>
+              <w:t xml:space="preserve">Customer contacts</w:t>
+            </w:r>
+          </w:p>
+        </w:tc>
+        <w:tc>
+          <w:tcPr>
+            <w:tcW w:w="5908" w:type="dxa"/>
+            <w:shd w:val="clear" w:color="auto" w:fill="F4F7FB"/>
+            <w:vAlign w:val="top"/>
+          </w:tcPr>
+          <w:p>
+            <w:pPr>
+              <w:pStyle w:val="TableText"/>
+              <w:jc w:val="left"/>
+            </w:pPr>
+            <w:r>
+              <w:t xml:space="preserve">Shown on the customer app support sheet.</w:t>
+            </w:r>
+            <w:r>
+              <w:t xml:space="preserve"> </w:t>
+            </w:r>
+            <w:r>
+              <w:rPr>
+                <w:rStyle w:val="CodeChar"/>
+              </w:rPr>
+              <w:t xml:space="preserve">SUPPORT_HOTLINE</w:t>
+            </w:r>
+            <w:r>
+              <w:t xml:space="preserve"> </w:t>
+            </w:r>
+            <w:r>
+              <w:t xml:space="preserve">(1900 1562),</w:t>
+            </w:r>
+            <w:r>
+              <w:t xml:space="preserve"> </w:t>
+            </w:r>
+            <w:r>
+              <w:rPr>
+                <w:rStyle w:val="CodeChar"/>
+              </w:rPr>
+              <w:t xml:space="preserve">SUPPORT_EMAIL</w:t>
+            </w:r>
+            <w:r>
+              <w:t xml:space="preserve"> </w:t>
+            </w:r>
+            <w:r>
+              <w:t xml:space="preserve">(</w:t>
+            </w:r>
+            <w:hyperlink r:id="rIdG3">
+              <w:r>
+                <w:rPr>
+                  <w:rStyle w:val="Hyperlink"/>
+                </w:rPr>
+                <w:t xml:space="preserve">info@baohiemtasco.vn</w:t>
+              </w:r>
+            </w:hyperlink>
+            <w:r>
+              <w:t xml:space="preserve">),</w:t>
+            </w:r>
+            <w:r>
+              <w:t xml:space="preserve"> </w:t>
+            </w:r>
+            <w:r>
+              <w:rPr>
+                <w:rStyle w:val="CodeChar"/>
+              </w:rPr>
+              <w:t xml:space="preserve">SUPPORT_WEBSITE</w:t>
+            </w:r>
+            <w:r>
+              <w:t xml:space="preserve"> </w:t>
+            </w:r>
+            <w:r>
+              <w:t xml:space="preserve">(</w:t>
+            </w:r>
+            <w:hyperlink r:id="rIdG4">
+              <w:r>
+                <w:rPr>
+                  <w:rStyle w:val="Hyperlink"/>
+                </w:rPr>
+                <w:t xml:space="preserve">https://baohiemtasco.vn</w:t>
+              </w:r>
+            </w:hyperlink>
+            <w:r>
+              <w:t xml:space="preserve">),</w:t>
+            </w:r>
+            <w:r>
+              <w:t xml:space="preserve"> </w:t>
+            </w:r>
+            <w:r>
+              <w:rPr>
+                <w:rStyle w:val="CodeChar"/>
+              </w:rPr>
+              <w:t xml:space="preserve">SUPPORT_ZALO_NAME</w:t>
+            </w:r>
+            <w:r>
+              <w:t xml:space="preserve"> </w:t>
+            </w:r>
+            <w:r>
+              <w:t xml:space="preserve">(Bảo hiểm Tasco),</w:t>
+            </w:r>
+            <w:r>
+              <w:t xml:space="preserve"> </w:t>
+            </w:r>
+            <w:r>
+              <w:rPr>
+                <w:rStyle w:val="CodeChar"/>
+              </w:rPr>
+              <w:t xml:space="preserve">SUPPORT_ZALO_URL</w:t>
+            </w:r>
+            <w:r>
+              <w:t xml:space="preserve"> </w:t>
+            </w:r>
+            <w:r>
+              <w:t xml:space="preserve">(empty: customers search for the Official Account by name),</w:t>
+            </w:r>
+            <w:r>
+              <w:t xml:space="preserve"> </w:t>
+            </w:r>
+            <w:r>
+              <w:rPr>
+                <w:rStyle w:val="CodeChar"/>
+              </w:rPr>
+              <w:t xml:space="preserve">SUPPORT_FACEBOOK_URL</w:t>
+            </w:r>
+            <w:r>
+              <w:t xml:space="preserve">,</w:t>
+            </w:r>
+            <w:r>
+              <w:t xml:space="preserve"> </w:t>
+            </w:r>
+            <w:r>
+              <w:rPr>
+                <w:rStyle w:val="CodeChar"/>
+              </w:rPr>
+              <w:t xml:space="preserve">SUPPORT_MESSENGER_URL</w:t>
+            </w:r>
+            <w:r>
+              <w:t xml:space="preserve">. The defaults are TASCO’s official contacts; an empty value hides that action. A change is a normal change (TGP-OPS-06)</w:t>
+            </w:r>
+          </w:p>
+        </w:tc>
+      </w:tr>
+      <w:tr>
+        <w:trPr>
+          <w:cantSplit/>
+        </w:trPr>
+        <w:tc>
+          <w:tcPr>
+            <w:tcW w:w="3119" w:type="dxa"/>
+            <w:vAlign w:val="top"/>
+          </w:tcPr>
+          <w:p>
+            <w:pPr>
+              <w:pStyle w:val="TableText"/>
+              <w:jc w:val="left"/>
+            </w:pPr>
+            <w:r>
+              <w:t xml:space="preserve">Service levels</w:t>
+            </w:r>
+          </w:p>
+        </w:tc>
+        <w:tc>
+          <w:tcPr>
+            <w:tcW w:w="5908" w:type="dxa"/>
+            <w:vAlign w:val="top"/>
+          </w:tcPr>
+          <w:p>
+            <w:pPr>
+              <w:pStyle w:val="TableText"/>
+              <w:jc w:val="left"/>
+            </w:pPr>
+            <w:r>
+              <w:t xml:space="preserve">Rule set</w:t>
+            </w:r>
+            <w:r>
+              <w:t xml:space="preserve"> </w:t>
+            </w:r>
+            <w:r>
+              <w:rPr>
+                <w:rStyle w:val="CodeChar"/>
+              </w:rPr>
+              <w:t xml:space="preserve">service_levels</w:t>
+            </w:r>
+            <w:r>
+              <w:t xml:space="preserve"> </w:t>
+            </w:r>
+            <w:r>
+              <w:t xml:space="preserve">(maker-checker):</w:t>
+            </w:r>
+            <w:r>
+              <w:t xml:space="preserve"> </w:t>
+            </w:r>
+            <w:r>
+              <w:rPr>
+                <w:rStyle w:val="CodeChar"/>
+              </w:rPr>
+              <w:t xml:space="preserve">dsarResponseHours</w:t>
+            </w:r>
+            <w:r>
+              <w:t xml:space="preserve"> </w:t>
+            </w:r>
+            <w:r>
+              <w:t xml:space="preserve">(72) sets the data-request due time;</w:t>
+            </w:r>
+            <w:r>
+              <w:t xml:space="preserve"> </w:t>
+            </w:r>
+            <w:r>
+              <w:rPr>
+                <w:rStyle w:val="CodeChar"/>
+              </w:rPr>
+              <w:t xml:space="preserve">quickRenewal</w:t>
+            </w:r>
+            <w:r>
+              <w:t xml:space="preserve"> </w:t>
+            </w:r>
+            <w:r>
+              <w:t xml:space="preserve">sets when the customer app offers quick renewal</w:t>
+            </w:r>
+          </w:p>
+        </w:tc>
+      </w:tr>
+      <w:tr>
+        <w:trPr>
+          <w:cantSplit/>
+        </w:trPr>
+        <w:tc>
+          <w:tcPr>
+            <w:tcW w:w="3119" w:type="dxa"/>
+            <w:shd w:val="clear" w:color="auto" w:fill="F4F7FB"/>
+            <w:vAlign w:val="top"/>
+          </w:tcPr>
+          <w:p>
+            <w:pPr>
+              <w:pStyle w:val="TableText"/>
+              <w:jc w:val="left"/>
+            </w:pPr>
+            <w:r>
+              <w:t xml:space="preserve">Database migrations</w:t>
+            </w:r>
+          </w:p>
+        </w:tc>
+        <w:tc>
+          <w:tcPr>
+            <w:tcW w:w="5908" w:type="dxa"/>
+            <w:shd w:val="clear" w:color="auto" w:fill="F4F7FB"/>
+            <w:vAlign w:val="top"/>
+          </w:tcPr>
+          <w:p>
+            <w:pPr>
+              <w:pStyle w:val="TableText"/>
+              <w:jc w:val="left"/>
+            </w:pPr>
+            <w:r>
+              <w:rPr>
+                <w:rStyle w:val="CodeChar"/>
+              </w:rPr>
+              <w:t xml:space="preserve">001_init.sql</w:t>
+            </w:r>
+            <w:r>
+              <w:t xml:space="preserve">,</w:t>
+            </w:r>
+            <w:r>
+              <w:t xml:space="preserve"> </w:t>
+            </w:r>
+            <w:r>
+              <w:rPr>
+                <w:rStyle w:val="CodeChar"/>
+              </w:rPr>
+              <w:t xml:space="preserve">002_integrity_hardening.sql</w:t>
+            </w:r>
+            <w:r>
+              <w:t xml:space="preserve">,</w:t>
+            </w:r>
+            <w:r>
+              <w:t xml:space="preserve"> </w:t>
+            </w:r>
+            <w:r>
+              <w:rPr>
+                <w:rStyle w:val="CodeChar"/>
+              </w:rPr>
+              <w:t xml:space="preserve">003_dsar_requests.sql</w:t>
+            </w:r>
+            <w:r>
+              <w:t xml:space="preserve"> </w:t>
+            </w:r>
+            <w:r>
+              <w:t xml:space="preserve">(data-request register, table</w:t>
+            </w:r>
+            <w:r>
+              <w:t xml:space="preserve"> </w:t>
+            </w:r>
+            <w:r>
+              <w:rPr>
+                <w:rStyle w:val="CodeChar"/>
+              </w:rPr>
+              <w:t xml:space="preserve">dsar_requests</w:t>
+            </w:r>
+            <w:r>
+              <w:t xml:space="preserve">), applied in order by the migration job</w:t>
             </w:r>
           </w:p>
         </w:tc>
@@ -9964,10 +10299,10 @@
         <w:tblLook w:val="04A0" w:firstRow="1" w:lastRow="0" w:firstColumn="0" w:lastColumn="0" w:noHBand="0" w:noVBand="1"/>
       </w:tblPr>
       <w:tblGrid>
-        <w:gridCol w:w="2278"/>
-        <w:gridCol w:w="982"/>
-        <w:gridCol w:w="2657"/>
-        <w:gridCol w:w="3110"/>
+        <w:gridCol w:w="2273"/>
+        <w:gridCol w:w="981"/>
+        <w:gridCol w:w="2659"/>
+        <w:gridCol w:w="3114"/>
       </w:tblGrid>
       <w:tr>
         <w:trPr>
@@ -9976,7 +10311,7 @@
         </w:trPr>
         <w:tc>
           <w:tcPr>
-            <w:tcW w:w="2278" w:type="dxa"/>
+            <w:tcW w:w="2273" w:type="dxa"/>
             <w:shd w:val="clear" w:color="auto" w:fill="0F4761"/>
             <w:vAlign w:val="center"/>
           </w:tcPr>
@@ -9995,7 +10330,7 @@
         </w:tc>
         <w:tc>
           <w:tcPr>
-            <w:tcW w:w="982" w:type="dxa"/>
+            <w:tcW w:w="981" w:type="dxa"/>
             <w:shd w:val="clear" w:color="auto" w:fill="0F4761"/>
             <w:vAlign w:val="center"/>
           </w:tcPr>
@@ -10014,7 +10349,7 @@
         </w:tc>
         <w:tc>
           <w:tcPr>
-            <w:tcW w:w="2657" w:type="dxa"/>
+            <w:tcW w:w="2659" w:type="dxa"/>
             <w:shd w:val="clear" w:color="auto" w:fill="0F4761"/>
             <w:vAlign w:val="center"/>
           </w:tcPr>
@@ -10033,7 +10368,7 @@
         </w:tc>
         <w:tc>
           <w:tcPr>
-            <w:tcW w:w="3110" w:type="dxa"/>
+            <w:tcW w:w="3114" w:type="dxa"/>
             <w:shd w:val="clear" w:color="auto" w:fill="0F4761"/>
             <w:vAlign w:val="center"/>
           </w:tcPr>
@@ -10057,7 +10392,7 @@
         </w:trPr>
         <w:tc>
           <w:tcPr>
-            <w:tcW w:w="2278" w:type="dxa"/>
+            <w:tcW w:w="2273" w:type="dxa"/>
             <w:vAlign w:val="top"/>
           </w:tcPr>
           <w:p>
@@ -10075,7 +10410,7 @@
         </w:tc>
         <w:tc>
           <w:tcPr>
-            <w:tcW w:w="982" w:type="dxa"/>
+            <w:tcW w:w="981" w:type="dxa"/>
             <w:vAlign w:val="top"/>
           </w:tcPr>
           <w:p>
@@ -10090,7 +10425,7 @@
         </w:tc>
         <w:tc>
           <w:tcPr>
-            <w:tcW w:w="2657" w:type="dxa"/>
+            <w:tcW w:w="2659" w:type="dxa"/>
             <w:vAlign w:val="top"/>
           </w:tcPr>
           <w:p>
@@ -10156,7 +10491,7 @@
         </w:tc>
         <w:tc>
           <w:tcPr>
-            <w:tcW w:w="3110" w:type="dxa"/>
+            <w:tcW w:w="3114" w:type="dxa"/>
             <w:vAlign w:val="top"/>
           </w:tcPr>
           <w:p>
@@ -10176,7 +10511,7 @@
         </w:trPr>
         <w:tc>
           <w:tcPr>
-            <w:tcW w:w="2278" w:type="dxa"/>
+            <w:tcW w:w="2273" w:type="dxa"/>
             <w:shd w:val="clear" w:color="auto" w:fill="F4F7FB"/>
             <w:vAlign w:val="top"/>
           </w:tcPr>
@@ -10195,7 +10530,7 @@
         </w:tc>
         <w:tc>
           <w:tcPr>
-            <w:tcW w:w="982" w:type="dxa"/>
+            <w:tcW w:w="981" w:type="dxa"/>
             <w:shd w:val="clear" w:color="auto" w:fill="F4F7FB"/>
             <w:vAlign w:val="top"/>
           </w:tcPr>
@@ -10211,7 +10546,7 @@
         </w:tc>
         <w:tc>
           <w:tcPr>
-            <w:tcW w:w="2657" w:type="dxa"/>
+            <w:tcW w:w="2659" w:type="dxa"/>
             <w:shd w:val="clear" w:color="auto" w:fill="F4F7FB"/>
             <w:vAlign w:val="top"/>
           </w:tcPr>
@@ -10254,7 +10589,7 @@
         </w:tc>
         <w:tc>
           <w:tcPr>
-            <w:tcW w:w="3110" w:type="dxa"/>
+            <w:tcW w:w="3114" w:type="dxa"/>
             <w:shd w:val="clear" w:color="auto" w:fill="F4F7FB"/>
             <w:vAlign w:val="top"/>
           </w:tcPr>
@@ -10287,7 +10622,7 @@
         </w:trPr>
         <w:tc>
           <w:tcPr>
-            <w:tcW w:w="2278" w:type="dxa"/>
+            <w:tcW w:w="2273" w:type="dxa"/>
             <w:vAlign w:val="top"/>
           </w:tcPr>
           <w:p>
@@ -10317,7 +10652,7 @@
         </w:tc>
         <w:tc>
           <w:tcPr>
-            <w:tcW w:w="982" w:type="dxa"/>
+            <w:tcW w:w="981" w:type="dxa"/>
             <w:vAlign w:val="top"/>
           </w:tcPr>
           <w:p>
@@ -10332,7 +10667,7 @@
         </w:tc>
         <w:tc>
           <w:tcPr>
-            <w:tcW w:w="2657" w:type="dxa"/>
+            <w:tcW w:w="2659" w:type="dxa"/>
             <w:vAlign w:val="top"/>
           </w:tcPr>
           <w:p>
@@ -10362,7 +10697,7 @@
         </w:tc>
         <w:tc>
           <w:tcPr>
-            <w:tcW w:w="3110" w:type="dxa"/>
+            <w:tcW w:w="3114" w:type="dxa"/>
             <w:vAlign w:val="top"/>
           </w:tcPr>
           <w:p>
@@ -10382,7 +10717,7 @@
         </w:trPr>
         <w:tc>
           <w:tcPr>
-            <w:tcW w:w="2278" w:type="dxa"/>
+            <w:tcW w:w="2273" w:type="dxa"/>
             <w:shd w:val="clear" w:color="auto" w:fill="F4F7FB"/>
             <w:vAlign w:val="top"/>
           </w:tcPr>
@@ -10413,7 +10748,7 @@
         </w:tc>
         <w:tc>
           <w:tcPr>
-            <w:tcW w:w="982" w:type="dxa"/>
+            <w:tcW w:w="981" w:type="dxa"/>
             <w:shd w:val="clear" w:color="auto" w:fill="F4F7FB"/>
             <w:vAlign w:val="top"/>
           </w:tcPr>
@@ -10429,7 +10764,7 @@
         </w:tc>
         <w:tc>
           <w:tcPr>
-            <w:tcW w:w="2657" w:type="dxa"/>
+            <w:tcW w:w="2659" w:type="dxa"/>
             <w:shd w:val="clear" w:color="auto" w:fill="F4F7FB"/>
             <w:vAlign w:val="top"/>
           </w:tcPr>
@@ -10508,7 +10843,7 @@
         </w:tc>
         <w:tc>
           <w:tcPr>
-            <w:tcW w:w="3110" w:type="dxa"/>
+            <w:tcW w:w="3114" w:type="dxa"/>
             <w:shd w:val="clear" w:color="auto" w:fill="F4F7FB"/>
             <w:vAlign w:val="top"/>
           </w:tcPr>
@@ -10529,7 +10864,7 @@
         </w:trPr>
         <w:tc>
           <w:tcPr>
-            <w:tcW w:w="2278" w:type="dxa"/>
+            <w:tcW w:w="2273" w:type="dxa"/>
             <w:vAlign w:val="top"/>
           </w:tcPr>
           <w:p>
@@ -10559,7 +10894,7 @@
         </w:tc>
         <w:tc>
           <w:tcPr>
-            <w:tcW w:w="982" w:type="dxa"/>
+            <w:tcW w:w="981" w:type="dxa"/>
             <w:vAlign w:val="top"/>
           </w:tcPr>
           <w:p>
@@ -10574,7 +10909,7 @@
         </w:tc>
         <w:tc>
           <w:tcPr>
-            <w:tcW w:w="2657" w:type="dxa"/>
+            <w:tcW w:w="2659" w:type="dxa"/>
             <w:vAlign w:val="top"/>
           </w:tcPr>
           <w:p>
@@ -10592,7 +10927,7 @@
         </w:tc>
         <w:tc>
           <w:tcPr>
-            <w:tcW w:w="3110" w:type="dxa"/>
+            <w:tcW w:w="3114" w:type="dxa"/>
             <w:vAlign w:val="top"/>
           </w:tcPr>
           <w:p>
@@ -10612,7 +10947,7 @@
         </w:trPr>
         <w:tc>
           <w:tcPr>
-            <w:tcW w:w="2278" w:type="dxa"/>
+            <w:tcW w:w="2273" w:type="dxa"/>
             <w:shd w:val="clear" w:color="auto" w:fill="F4F7FB"/>
             <w:vAlign w:val="top"/>
           </w:tcPr>
@@ -10631,7 +10966,7 @@
         </w:tc>
         <w:tc>
           <w:tcPr>
-            <w:tcW w:w="982" w:type="dxa"/>
+            <w:tcW w:w="981" w:type="dxa"/>
             <w:shd w:val="clear" w:color="auto" w:fill="F4F7FB"/>
             <w:vAlign w:val="top"/>
           </w:tcPr>
@@ -10647,7 +10982,7 @@
         </w:tc>
         <w:tc>
           <w:tcPr>
-            <w:tcW w:w="2657" w:type="dxa"/>
+            <w:tcW w:w="2659" w:type="dxa"/>
             <w:shd w:val="clear" w:color="auto" w:fill="F4F7FB"/>
             <w:vAlign w:val="top"/>
           </w:tcPr>
@@ -10681,7 +11016,7 @@
         </w:tc>
         <w:tc>
           <w:tcPr>
-            <w:tcW w:w="3110" w:type="dxa"/>
+            <w:tcW w:w="3114" w:type="dxa"/>
             <w:shd w:val="clear" w:color="auto" w:fill="F4F7FB"/>
             <w:vAlign w:val="top"/>
           </w:tcPr>
@@ -10702,7 +11037,7 @@
         </w:trPr>
         <w:tc>
           <w:tcPr>
-            <w:tcW w:w="2278" w:type="dxa"/>
+            <w:tcW w:w="2273" w:type="dxa"/>
             <w:vAlign w:val="top"/>
           </w:tcPr>
           <w:p>
@@ -10720,7 +11055,7 @@
         </w:tc>
         <w:tc>
           <w:tcPr>
-            <w:tcW w:w="982" w:type="dxa"/>
+            <w:tcW w:w="981" w:type="dxa"/>
             <w:vAlign w:val="top"/>
           </w:tcPr>
           <w:p>
@@ -10735,7 +11070,7 @@
         </w:tc>
         <w:tc>
           <w:tcPr>
-            <w:tcW w:w="2657" w:type="dxa"/>
+            <w:tcW w:w="2659" w:type="dxa"/>
             <w:vAlign w:val="top"/>
           </w:tcPr>
           <w:p>
@@ -10789,7 +11124,7 @@
         </w:tc>
         <w:tc>
           <w:tcPr>
-            <w:tcW w:w="3110" w:type="dxa"/>
+            <w:tcW w:w="3114" w:type="dxa"/>
             <w:vAlign w:val="top"/>
           </w:tcPr>
           <w:p>
@@ -10809,7 +11144,7 @@
         </w:trPr>
         <w:tc>
           <w:tcPr>
-            <w:tcW w:w="2278" w:type="dxa"/>
+            <w:tcW w:w="2273" w:type="dxa"/>
             <w:shd w:val="clear" w:color="auto" w:fill="F4F7FB"/>
             <w:vAlign w:val="top"/>
           </w:tcPr>
@@ -10828,7 +11163,7 @@
         </w:tc>
         <w:tc>
           <w:tcPr>
-            <w:tcW w:w="982" w:type="dxa"/>
+            <w:tcW w:w="981" w:type="dxa"/>
             <w:shd w:val="clear" w:color="auto" w:fill="F4F7FB"/>
             <w:vAlign w:val="top"/>
           </w:tcPr>
@@ -10844,7 +11179,7 @@
         </w:tc>
         <w:tc>
           <w:tcPr>
-            <w:tcW w:w="2657" w:type="dxa"/>
+            <w:tcW w:w="2659" w:type="dxa"/>
             <w:shd w:val="clear" w:color="auto" w:fill="F4F7FB"/>
             <w:vAlign w:val="top"/>
           </w:tcPr>
@@ -10863,7 +11198,7 @@
         </w:tc>
         <w:tc>
           <w:tcPr>
-            <w:tcW w:w="3110" w:type="dxa"/>
+            <w:tcW w:w="3114" w:type="dxa"/>
             <w:shd w:val="clear" w:color="auto" w:fill="F4F7FB"/>
             <w:vAlign w:val="top"/>
           </w:tcPr>
@@ -10884,7 +11219,7 @@
         </w:trPr>
         <w:tc>
           <w:tcPr>
-            <w:tcW w:w="2278" w:type="dxa"/>
+            <w:tcW w:w="2273" w:type="dxa"/>
             <w:vAlign w:val="top"/>
           </w:tcPr>
           <w:p>
@@ -10914,7 +11249,7 @@
         </w:tc>
         <w:tc>
           <w:tcPr>
-            <w:tcW w:w="982" w:type="dxa"/>
+            <w:tcW w:w="981" w:type="dxa"/>
             <w:vAlign w:val="top"/>
           </w:tcPr>
           <w:p>
@@ -10929,7 +11264,7 @@
         </w:tc>
         <w:tc>
           <w:tcPr>
-            <w:tcW w:w="2657" w:type="dxa"/>
+            <w:tcW w:w="2659" w:type="dxa"/>
             <w:vAlign w:val="top"/>
           </w:tcPr>
           <w:p>
@@ -10941,6 +11276,316 @@
               <w:rPr>
                 <w:rStyle w:val="CodeChar"/>
               </w:rPr>
+              <w:t xml:space="preserve">job</w:t>
+            </w:r>
+            <w:r>
+              <w:t xml:space="preserve">,</w:t>
+            </w:r>
+            <w:r>
+              <w:t xml:space="preserve"> </w:t>
+            </w:r>
+            <w:r>
+              <w:rPr>
+                <w:rStyle w:val="CodeChar"/>
+              </w:rPr>
+              <w:t xml:space="preserve">result</w:t>
+            </w:r>
+            <w:r>
+              <w:t xml:space="preserve"> </w:t>
+            </w:r>
+            <w:r>
+              <w:t xml:space="preserve">or</w:t>
+            </w:r>
+            <w:r>
+              <w:t xml:space="preserve"> </w:t>
+            </w:r>
+            <w:r>
+              <w:rPr>
+                <w:rStyle w:val="CodeChar"/>
+              </w:rPr>
+              <w:t xml:space="preserve">err</w:t>
+            </w:r>
+          </w:p>
+        </w:tc>
+        <w:tc>
+          <w:tcPr>
+            <w:tcW w:w="3114" w:type="dxa"/>
+            <w:vAlign w:val="top"/>
+          </w:tcPr>
+          <w:p>
+            <w:pPr>
+              <w:pStyle w:val="TableText"/>
+              <w:jc w:val="left"/>
+            </w:pPr>
+            <w:r>
+              <w:t xml:space="preserve">Command-line jobs</w:t>
+            </w:r>
+          </w:p>
+        </w:tc>
+      </w:tr>
+      <w:tr>
+        <w:trPr>
+          <w:cantSplit/>
+        </w:trPr>
+        <w:tc>
+          <w:tcPr>
+            <w:tcW w:w="2273" w:type="dxa"/>
+            <w:shd w:val="clear" w:color="auto" w:fill="F4F7FB"/>
+            <w:vAlign w:val="top"/>
+          </w:tcPr>
+          <w:p>
+            <w:pPr>
+              <w:pStyle w:val="TableText"/>
+              <w:jc w:val="left"/>
+            </w:pPr>
+            <w:r>
+              <w:rPr>
+                <w:rStyle w:val="CodeChar"/>
+              </w:rPr>
+              <w:t xml:space="preserve">journey run complete</w:t>
+            </w:r>
+          </w:p>
+        </w:tc>
+        <w:tc>
+          <w:tcPr>
+            <w:tcW w:w="981" w:type="dxa"/>
+            <w:shd w:val="clear" w:color="auto" w:fill="F4F7FB"/>
+            <w:vAlign w:val="top"/>
+          </w:tcPr>
+          <w:p>
+            <w:pPr>
+              <w:pStyle w:val="TableText"/>
+              <w:jc w:val="left"/>
+            </w:pPr>
+            <w:r>
+              <w:t xml:space="preserve">info</w:t>
+            </w:r>
+          </w:p>
+        </w:tc>
+        <w:tc>
+          <w:tcPr>
+            <w:tcW w:w="2659" w:type="dxa"/>
+            <w:shd w:val="clear" w:color="auto" w:fill="F4F7FB"/>
+            <w:vAlign w:val="top"/>
+          </w:tcPr>
+          <w:p>
+            <w:pPr>
+              <w:pStyle w:val="TableText"/>
+              <w:jc w:val="left"/>
+            </w:pPr>
+            <w:r>
+              <w:rPr>
+                <w:rStyle w:val="CodeChar"/>
+              </w:rPr>
+              <w:t xml:space="preserve">due</w:t>
+            </w:r>
+            <w:r>
+              <w:t xml:space="preserve">,</w:t>
+            </w:r>
+            <w:r>
+              <w:t xml:space="preserve"> </w:t>
+            </w:r>
+            <w:r>
+              <w:rPr>
+                <w:rStyle w:val="CodeChar"/>
+              </w:rPr>
+              <w:t xml:space="preserve">done</w:t>
+            </w:r>
+            <w:r>
+              <w:t xml:space="preserve">,</w:t>
+            </w:r>
+            <w:r>
+              <w:t xml:space="preserve"> </w:t>
+            </w:r>
+            <w:r>
+              <w:rPr>
+                <w:rStyle w:val="CodeChar"/>
+              </w:rPr>
+              <w:t xml:space="preserve">skipped</w:t>
+            </w:r>
+            <w:r>
+              <w:t xml:space="preserve">,</w:t>
+            </w:r>
+            <w:r>
+              <w:t xml:space="preserve"> </w:t>
+            </w:r>
+            <w:r>
+              <w:rPr>
+                <w:rStyle w:val="CodeChar"/>
+              </w:rPr>
+              <w:t xml:space="preserve">cancelled</w:t>
+            </w:r>
+            <w:r>
+              <w:t xml:space="preserve">,</w:t>
+            </w:r>
+            <w:r>
+              <w:t xml:space="preserve"> </w:t>
+            </w:r>
+            <w:r>
+              <w:rPr>
+                <w:rStyle w:val="CodeChar"/>
+              </w:rPr>
+              <w:t xml:space="preserve">deferred</w:t>
+            </w:r>
+            <w:r>
+              <w:t xml:space="preserve">, by channel and journey</w:t>
+            </w:r>
+          </w:p>
+        </w:tc>
+        <w:tc>
+          <w:tcPr>
+            <w:tcW w:w="3114" w:type="dxa"/>
+            <w:shd w:val="clear" w:color="auto" w:fill="F4F7FB"/>
+            <w:vAlign w:val="top"/>
+          </w:tcPr>
+          <w:p>
+            <w:pPr>
+              <w:pStyle w:val="TableText"/>
+              <w:jc w:val="left"/>
+            </w:pPr>
+            <w:r>
+              <w:t xml:space="preserve">Daily journeys</w:t>
+            </w:r>
+          </w:p>
+        </w:tc>
+      </w:tr>
+      <w:tr>
+        <w:trPr>
+          <w:cantSplit/>
+        </w:trPr>
+        <w:tc>
+          <w:tcPr>
+            <w:tcW w:w="2273" w:type="dxa"/>
+            <w:vAlign w:val="top"/>
+          </w:tcPr>
+          <w:p>
+            <w:pPr>
+              <w:pStyle w:val="TableText"/>
+              <w:jc w:val="left"/>
+            </w:pPr>
+            <w:r>
+              <w:rPr>
+                <w:rStyle w:val="CodeChar"/>
+              </w:rPr>
+              <w:t xml:space="preserve">order completed</w:t>
+            </w:r>
+          </w:p>
+        </w:tc>
+        <w:tc>
+          <w:tcPr>
+            <w:tcW w:w="981" w:type="dxa"/>
+            <w:vAlign w:val="top"/>
+          </w:tcPr>
+          <w:p>
+            <w:pPr>
+              <w:pStyle w:val="TableText"/>
+              <w:jc w:val="left"/>
+            </w:pPr>
+            <w:r>
+              <w:t xml:space="preserve">info</w:t>
+            </w:r>
+          </w:p>
+        </w:tc>
+        <w:tc>
+          <w:tcPr>
+            <w:tcW w:w="2659" w:type="dxa"/>
+            <w:vAlign w:val="top"/>
+          </w:tcPr>
+          <w:p>
+            <w:pPr>
+              <w:pStyle w:val="TableText"/>
+              <w:jc w:val="left"/>
+            </w:pPr>
+            <w:r>
+              <w:rPr>
+                <w:rStyle w:val="CodeChar"/>
+              </w:rPr>
+              <w:t xml:space="preserve">orderId</w:t>
+            </w:r>
+            <w:r>
+              <w:t xml:space="preserve">,</w:t>
+            </w:r>
+            <w:r>
+              <w:t xml:space="preserve"> </w:t>
+            </w:r>
+            <w:r>
+              <w:rPr>
+                <w:rStyle w:val="CodeChar"/>
+              </w:rPr>
+              <w:t xml:space="preserve">channel</w:t>
+            </w:r>
+          </w:p>
+        </w:tc>
+        <w:tc>
+          <w:tcPr>
+            <w:tcW w:w="3114" w:type="dxa"/>
+            <w:vAlign w:val="top"/>
+          </w:tcPr>
+          <w:p>
+            <w:pPr>
+              <w:pStyle w:val="TableText"/>
+              <w:jc w:val="left"/>
+            </w:pPr>
+            <w:r>
+              <w:t xml:space="preserve">Sale</w:t>
+            </w:r>
+          </w:p>
+        </w:tc>
+      </w:tr>
+      <w:tr>
+        <w:trPr>
+          <w:cantSplit/>
+        </w:trPr>
+        <w:tc>
+          <w:tcPr>
+            <w:tcW w:w="2273" w:type="dxa"/>
+            <w:shd w:val="clear" w:color="auto" w:fill="F4F7FB"/>
+            <w:vAlign w:val="top"/>
+          </w:tcPr>
+          <w:p>
+            <w:pPr>
+              <w:pStyle w:val="TableText"/>
+              <w:jc w:val="left"/>
+            </w:pPr>
+            <w:r>
+              <w:rPr>
+                <w:rStyle w:val="CodeChar"/>
+              </w:rPr>
+              <w:t xml:space="preserve">rule set activated</w:t>
+            </w:r>
+          </w:p>
+        </w:tc>
+        <w:tc>
+          <w:tcPr>
+            <w:tcW w:w="981" w:type="dxa"/>
+            <w:shd w:val="clear" w:color="auto" w:fill="F4F7FB"/>
+            <w:vAlign w:val="top"/>
+          </w:tcPr>
+          <w:p>
+            <w:pPr>
+              <w:pStyle w:val="TableText"/>
+              <w:jc w:val="left"/>
+            </w:pPr>
+            <w:r>
+              <w:t xml:space="preserve">info</w:t>
+            </w:r>
+          </w:p>
+        </w:tc>
+        <w:tc>
+          <w:tcPr>
+            <w:tcW w:w="2659" w:type="dxa"/>
+            <w:shd w:val="clear" w:color="auto" w:fill="F4F7FB"/>
+            <w:vAlign w:val="top"/>
+          </w:tcPr>
+          <w:p>
+            <w:pPr>
+              <w:pStyle w:val="TableText"/>
+              <w:jc w:val="left"/>
+            </w:pPr>
+            <w:r>
+              <w:rPr>
+                <w:rStyle w:val="CodeChar"/>
+              </w:rPr>
               <w:t xml:space="preserve">kind</w:t>
             </w:r>
             <w:r>
@@ -10953,34 +11598,34 @@
               <w:rPr>
                 <w:rStyle w:val="CodeChar"/>
               </w:rPr>
-              <w:t xml:space="preserve">result</w:t>
-            </w:r>
-          </w:p>
-        </w:tc>
-        <w:tc>
-          <w:tcPr>
-            <w:tcW w:w="3110" w:type="dxa"/>
-            <w:vAlign w:val="top"/>
-          </w:tcPr>
-          <w:p>
-            <w:pPr>
-              <w:pStyle w:val="TableText"/>
-              <w:jc w:val="left"/>
-            </w:pPr>
-            <w:r>
-              <w:t xml:space="preserve">Jobs</w:t>
-            </w:r>
-          </w:p>
-        </w:tc>
-      </w:tr>
-      <w:tr>
-        <w:trPr>
-          <w:cantSplit/>
-        </w:trPr>
-        <w:tc>
-          <w:tcPr>
-            <w:tcW w:w="2278" w:type="dxa"/>
-            <w:shd w:val="clear" w:color="auto" w:fill="F4F7FB"/>
+              <w:t xml:space="preserve">id</w:t>
+            </w:r>
+          </w:p>
+        </w:tc>
+        <w:tc>
+          <w:tcPr>
+            <w:tcW w:w="3114" w:type="dxa"/>
+            <w:shd w:val="clear" w:color="auto" w:fill="F4F7FB"/>
+            <w:vAlign w:val="top"/>
+          </w:tcPr>
+          <w:p>
+            <w:pPr>
+              <w:pStyle w:val="TableText"/>
+              <w:jc w:val="left"/>
+            </w:pPr>
+            <w:r>
+              <w:t xml:space="preserve">Rule change live</w:t>
+            </w:r>
+          </w:p>
+        </w:tc>
+      </w:tr>
+      <w:tr>
+        <w:trPr>
+          <w:cantSplit/>
+        </w:trPr>
+        <w:tc>
+          <w:tcPr>
+            <w:tcW w:w="2273" w:type="dxa"/>
             <w:vAlign w:val="top"/>
           </w:tcPr>
           <w:p>
@@ -10992,30 +11637,28 @@
               <w:rPr>
                 <w:rStyle w:val="CodeChar"/>
               </w:rPr>
-              <w:t xml:space="preserve">journey run complete</w:t>
-            </w:r>
-          </w:p>
-        </w:tc>
-        <w:tc>
-          <w:tcPr>
-            <w:tcW w:w="982" w:type="dxa"/>
-            <w:shd w:val="clear" w:color="auto" w:fill="F4F7FB"/>
-            <w:vAlign w:val="top"/>
-          </w:tcPr>
-          <w:p>
-            <w:pPr>
-              <w:pStyle w:val="TableText"/>
-              <w:jc w:val="left"/>
-            </w:pPr>
-            <w:r>
-              <w:t xml:space="preserve">info</w:t>
-            </w:r>
-          </w:p>
-        </w:tc>
-        <w:tc>
-          <w:tcPr>
-            <w:tcW w:w="2657" w:type="dxa"/>
-            <w:shd w:val="clear" w:color="auto" w:fill="F4F7FB"/>
+              <w:t xml:space="preserve">pg pool error</w:t>
+            </w:r>
+          </w:p>
+        </w:tc>
+        <w:tc>
+          <w:tcPr>
+            <w:tcW w:w="981" w:type="dxa"/>
+            <w:vAlign w:val="top"/>
+          </w:tcPr>
+          <w:p>
+            <w:pPr>
+              <w:pStyle w:val="TableText"/>
+              <w:jc w:val="left"/>
+            </w:pPr>
+            <w:r>
+              <w:t xml:space="preserve">error</w:t>
+            </w:r>
+          </w:p>
+        </w:tc>
+        <w:tc>
+          <w:tcPr>
+            <w:tcW w:w="2659" w:type="dxa"/>
             <w:vAlign w:val="top"/>
           </w:tcPr>
           <w:p>
@@ -11027,380 +11670,87 @@
               <w:rPr>
                 <w:rStyle w:val="CodeChar"/>
               </w:rPr>
-              <w:t xml:space="preserve">due</w:t>
-            </w:r>
-            <w:r>
-              <w:t xml:space="preserve">,</w:t>
-            </w:r>
-            <w:r>
-              <w:t xml:space="preserve"> </w:t>
-            </w:r>
+              <w:t xml:space="preserve">err</w:t>
+            </w:r>
+          </w:p>
+        </w:tc>
+        <w:tc>
+          <w:tcPr>
+            <w:tcW w:w="3114" w:type="dxa"/>
+            <w:vAlign w:val="top"/>
+          </w:tcPr>
+          <w:p>
+            <w:pPr>
+              <w:pStyle w:val="TableText"/>
+              <w:jc w:val="left"/>
+            </w:pPr>
+            <w:r>
+              <w:t xml:space="preserve">Database connectivity</w:t>
+            </w:r>
+          </w:p>
+        </w:tc>
+      </w:tr>
+      <w:tr>
+        <w:trPr>
+          <w:cantSplit/>
+        </w:trPr>
+        <w:tc>
+          <w:tcPr>
+            <w:tcW w:w="2273" w:type="dxa"/>
+            <w:shd w:val="clear" w:color="auto" w:fill="F4F7FB"/>
+            <w:vAlign w:val="top"/>
+          </w:tcPr>
+          <w:p>
+            <w:pPr>
+              <w:pStyle w:val="TableText"/>
+              <w:jc w:val="left"/>
+            </w:pPr>
             <w:r>
               <w:rPr>
                 <w:rStyle w:val="CodeChar"/>
               </w:rPr>
-              <w:t xml:space="preserve">done</w:t>
-            </w:r>
-            <w:r>
-              <w:t xml:space="preserve">,</w:t>
-            </w:r>
-            <w:r>
-              <w:t xml:space="preserve"> </w:t>
-            </w:r>
+              <w:t xml:space="preserve">fatal startup error</w:t>
+            </w:r>
+          </w:p>
+        </w:tc>
+        <w:tc>
+          <w:tcPr>
+            <w:tcW w:w="981" w:type="dxa"/>
+            <w:shd w:val="clear" w:color="auto" w:fill="F4F7FB"/>
+            <w:vAlign w:val="top"/>
+          </w:tcPr>
+          <w:p>
+            <w:pPr>
+              <w:pStyle w:val="TableText"/>
+              <w:jc w:val="left"/>
+            </w:pPr>
+            <w:r>
+              <w:t xml:space="preserve">stderr</w:t>
+            </w:r>
+          </w:p>
+        </w:tc>
+        <w:tc>
+          <w:tcPr>
+            <w:tcW w:w="2659" w:type="dxa"/>
+            <w:shd w:val="clear" w:color="auto" w:fill="F4F7FB"/>
+            <w:vAlign w:val="top"/>
+          </w:tcPr>
+          <w:p>
+            <w:pPr>
+              <w:pStyle w:val="TableText"/>
+              <w:jc w:val="left"/>
+            </w:pPr>
             <w:r>
               <w:rPr>
                 <w:rStyle w:val="CodeChar"/>
               </w:rPr>
-              <w:t xml:space="preserve">skipped</w:t>
-            </w:r>
-            <w:r>
-              <w:t xml:space="preserve">,</w:t>
-            </w:r>
-            <w:r>
-              <w:t xml:space="preserve"> </w:t>
-            </w:r>
-            <w:r>
-              <w:rPr>
-                <w:rStyle w:val="CodeChar"/>
-              </w:rPr>
-              <w:t xml:space="preserve">cancelled</w:t>
-            </w:r>
-            <w:r>
-              <w:t xml:space="preserve">,</w:t>
-            </w:r>
-            <w:r>
-              <w:t xml:space="preserve"> </w:t>
-            </w:r>
-            <w:r>
-              <w:rPr>
-                <w:rStyle w:val="CodeChar"/>
-              </w:rPr>
-              <w:t xml:space="preserve">deferred</w:t>
-            </w:r>
-            <w:r>
-              <w:t xml:space="preserve">, by channel and journey</w:t>
-            </w:r>
-          </w:p>
-        </w:tc>
-        <w:tc>
-          <w:tcPr>
-            <w:tcW w:w="3110" w:type="dxa"/>
-            <w:shd w:val="clear" w:color="auto" w:fill="F4F7FB"/>
-            <w:vAlign w:val="top"/>
-          </w:tcPr>
-          <w:p>
-            <w:pPr>
-              <w:pStyle w:val="TableText"/>
-              <w:jc w:val="left"/>
-            </w:pPr>
-            <w:r>
-              <w:t xml:space="preserve">Daily journeys</w:t>
-            </w:r>
-          </w:p>
-        </w:tc>
-      </w:tr>
-      <w:tr>
-        <w:trPr>
-          <w:cantSplit/>
-        </w:trPr>
-        <w:tc>
-          <w:tcPr>
-            <w:tcW w:w="2278" w:type="dxa"/>
-            <w:vAlign w:val="top"/>
-          </w:tcPr>
-          <w:p>
-            <w:pPr>
-              <w:pStyle w:val="TableText"/>
-              <w:jc w:val="left"/>
-            </w:pPr>
-            <w:r>
-              <w:rPr>
-                <w:rStyle w:val="CodeChar"/>
-              </w:rPr>
-              <w:t xml:space="preserve">order completed</w:t>
-            </w:r>
-          </w:p>
-        </w:tc>
-        <w:tc>
-          <w:tcPr>
-            <w:tcW w:w="982" w:type="dxa"/>
-            <w:vAlign w:val="top"/>
-          </w:tcPr>
-          <w:p>
-            <w:pPr>
-              <w:pStyle w:val="TableText"/>
-              <w:jc w:val="left"/>
-            </w:pPr>
-            <w:r>
-              <w:t xml:space="preserve">info</w:t>
-            </w:r>
-          </w:p>
-        </w:tc>
-        <w:tc>
-          <w:tcPr>
-            <w:tcW w:w="2657" w:type="dxa"/>
-            <w:vAlign w:val="top"/>
-          </w:tcPr>
-          <w:p>
-            <w:pPr>
-              <w:pStyle w:val="TableText"/>
-              <w:jc w:val="left"/>
-            </w:pPr>
-            <w:r>
-              <w:rPr>
-                <w:rStyle w:val="CodeChar"/>
-              </w:rPr>
-              <w:t xml:space="preserve">orderId</w:t>
-            </w:r>
-            <w:r>
-              <w:t xml:space="preserve">,</w:t>
-            </w:r>
-            <w:r>
-              <w:t xml:space="preserve"> </w:t>
-            </w:r>
-            <w:r>
-              <w:rPr>
-                <w:rStyle w:val="CodeChar"/>
-              </w:rPr>
-              <w:t xml:space="preserve">channel</w:t>
-            </w:r>
-          </w:p>
-        </w:tc>
-        <w:tc>
-          <w:tcPr>
-            <w:tcW w:w="3110" w:type="dxa"/>
-            <w:vAlign w:val="top"/>
-          </w:tcPr>
-          <w:p>
-            <w:pPr>
-              <w:pStyle w:val="TableText"/>
-              <w:jc w:val="left"/>
-            </w:pPr>
-            <w:r>
-              <w:t xml:space="preserve">Sale</w:t>
-            </w:r>
-          </w:p>
-        </w:tc>
-      </w:tr>
-      <w:tr>
-        <w:trPr>
-          <w:cantSplit/>
-        </w:trPr>
-        <w:tc>
-          <w:tcPr>
-            <w:tcW w:w="2278" w:type="dxa"/>
-            <w:shd w:val="clear" w:color="auto" w:fill="F4F7FB"/>
-            <w:vAlign w:val="top"/>
-          </w:tcPr>
-          <w:p>
-            <w:pPr>
-              <w:pStyle w:val="TableText"/>
-              <w:jc w:val="left"/>
-            </w:pPr>
-            <w:r>
-              <w:rPr>
-                <w:rStyle w:val="CodeChar"/>
-              </w:rPr>
-              <w:t xml:space="preserve">rule set activated</w:t>
-            </w:r>
-          </w:p>
-        </w:tc>
-        <w:tc>
-          <w:tcPr>
-            <w:tcW w:w="982" w:type="dxa"/>
-            <w:shd w:val="clear" w:color="auto" w:fill="F4F7FB"/>
-            <w:vAlign w:val="top"/>
-          </w:tcPr>
-          <w:p>
-            <w:pPr>
-              <w:pStyle w:val="TableText"/>
-              <w:jc w:val="left"/>
-            </w:pPr>
-            <w:r>
-              <w:t xml:space="preserve">info</w:t>
-            </w:r>
-          </w:p>
-        </w:tc>
-        <w:tc>
-          <w:tcPr>
-            <w:tcW w:w="2657" w:type="dxa"/>
-            <w:shd w:val="clear" w:color="auto" w:fill="F4F7FB"/>
-            <w:vAlign w:val="top"/>
-          </w:tcPr>
-          <w:p>
-            <w:pPr>
-              <w:pStyle w:val="TableText"/>
-              <w:jc w:val="left"/>
-            </w:pPr>
-            <w:r>
-              <w:rPr>
-                <w:rStyle w:val="CodeChar"/>
-              </w:rPr>
-              <w:t xml:space="preserve">kind</w:t>
-            </w:r>
-            <w:r>
-              <w:t xml:space="preserve">,</w:t>
-            </w:r>
-            <w:r>
-              <w:t xml:space="preserve"> </w:t>
-            </w:r>
-            <w:r>
-              <w:rPr>
-                <w:rStyle w:val="CodeChar"/>
-              </w:rPr>
-              <w:t xml:space="preserve">id</w:t>
-            </w:r>
-          </w:p>
-        </w:tc>
-        <w:tc>
-          <w:tcPr>
-            <w:tcW w:w="3110" w:type="dxa"/>
-            <w:shd w:val="clear" w:color="auto" w:fill="F4F7FB"/>
-            <w:vAlign w:val="top"/>
-          </w:tcPr>
-          <w:p>
-            <w:pPr>
-              <w:pStyle w:val="TableText"/>
-              <w:jc w:val="left"/>
-            </w:pPr>
-            <w:r>
-              <w:t xml:space="preserve">Rule change live</w:t>
-            </w:r>
-          </w:p>
-        </w:tc>
-      </w:tr>
-      <w:tr>
-        <w:trPr>
-          <w:cantSplit/>
-        </w:trPr>
-        <w:tc>
-          <w:tcPr>
-            <w:tcW w:w="2278" w:type="dxa"/>
-            <w:vAlign w:val="top"/>
-          </w:tcPr>
-          <w:p>
-            <w:pPr>
-              <w:pStyle w:val="TableText"/>
-              <w:jc w:val="left"/>
-            </w:pPr>
-            <w:r>
-              <w:rPr>
-                <w:rStyle w:val="CodeChar"/>
-              </w:rPr>
-              <w:t xml:space="preserve">pg pool error</w:t>
-            </w:r>
-          </w:p>
-        </w:tc>
-        <w:tc>
-          <w:tcPr>
-            <w:tcW w:w="982" w:type="dxa"/>
-            <w:vAlign w:val="top"/>
-          </w:tcPr>
-          <w:p>
-            <w:pPr>
-              <w:pStyle w:val="TableText"/>
-              <w:jc w:val="left"/>
-            </w:pPr>
-            <w:r>
-              <w:t xml:space="preserve">error</w:t>
-            </w:r>
-          </w:p>
-        </w:tc>
-        <w:tc>
-          <w:tcPr>
-            <w:tcW w:w="2657" w:type="dxa"/>
-            <w:vAlign w:val="top"/>
-          </w:tcPr>
-          <w:p>
-            <w:pPr>
-              <w:pStyle w:val="TableText"/>
-              <w:jc w:val="left"/>
-            </w:pPr>
-            <w:r>
-              <w:rPr>
-                <w:rStyle w:val="CodeChar"/>
-              </w:rPr>
               <w:t xml:space="preserve">err</w:t>
             </w:r>
           </w:p>
         </w:tc>
         <w:tc>
           <w:tcPr>
-            <w:tcW w:w="3110" w:type="dxa"/>
-            <w:vAlign w:val="top"/>
-          </w:tcPr>
-          <w:p>
-            <w:pPr>
-              <w:pStyle w:val="TableText"/>
-              <w:jc w:val="left"/>
-            </w:pPr>
-            <w:r>
-              <w:t xml:space="preserve">Database connectivity</w:t>
-            </w:r>
-          </w:p>
-        </w:tc>
-      </w:tr>
-      <w:tr>
-        <w:trPr>
-          <w:cantSplit/>
-        </w:trPr>
-        <w:tc>
-          <w:tcPr>
-            <w:tcW w:w="2278" w:type="dxa"/>
-            <w:shd w:val="clear" w:color="auto" w:fill="F4F7FB"/>
-            <w:vAlign w:val="top"/>
-          </w:tcPr>
-          <w:p>
-            <w:pPr>
-              <w:pStyle w:val="TableText"/>
-              <w:jc w:val="left"/>
-            </w:pPr>
-            <w:r>
-              <w:rPr>
-                <w:rStyle w:val="CodeChar"/>
-              </w:rPr>
-              <w:t xml:space="preserve">fatal startup error</w:t>
-            </w:r>
-          </w:p>
-        </w:tc>
-        <w:tc>
-          <w:tcPr>
-            <w:tcW w:w="982" w:type="dxa"/>
-            <w:shd w:val="clear" w:color="auto" w:fill="F4F7FB"/>
-            <w:vAlign w:val="top"/>
-          </w:tcPr>
-          <w:p>
-            <w:pPr>
-              <w:pStyle w:val="TableText"/>
-              <w:jc w:val="left"/>
-            </w:pPr>
-            <w:r>
-              <w:t xml:space="preserve">stderr</w:t>
-            </w:r>
-          </w:p>
-        </w:tc>
-        <w:tc>
-          <w:tcPr>
-            <w:tcW w:w="2657" w:type="dxa"/>
-            <w:shd w:val="clear" w:color="auto" w:fill="F4F7FB"/>
-            <w:vAlign w:val="top"/>
-          </w:tcPr>
-          <w:p>
-            <w:pPr>
-              <w:pStyle w:val="TableText"/>
-              <w:jc w:val="left"/>
-            </w:pPr>
-            <w:r>
-              <w:rPr>
-                <w:rStyle w:val="CodeChar"/>
-              </w:rPr>
-              <w:t xml:space="preserve">err</w:t>
-            </w:r>
-          </w:p>
-        </w:tc>
-        <w:tc>
-          <w:tcPr>
-            <w:tcW w:w="3110" w:type="dxa"/>
+            <w:tcW w:w="3114" w:type="dxa"/>
             <w:shd w:val="clear" w:color="auto" w:fill="F4F7FB"/>
             <w:vAlign w:val="top"/>
           </w:tcPr>
@@ -11648,6 +11998,42 @@
           <w:rStyle w:val="CodeChar"/>
         </w:rPr>
         <w:t xml:space="preserve">consent.withdrawn</w:t>
+      </w:r>
+      <w:r>
+        <w:t xml:space="preserve">,</w:t>
+      </w:r>
+      <w:r>
+        <w:t xml:space="preserve"> </w:t>
+      </w:r>
+      <w:r>
+        <w:rPr>
+          <w:rStyle w:val="CodeChar"/>
+        </w:rPr>
+        <w:t xml:space="preserve">dsar.request_logged</w:t>
+      </w:r>
+      <w:r>
+        <w:t xml:space="preserve">,</w:t>
+      </w:r>
+      <w:r>
+        <w:t xml:space="preserve"> </w:t>
+      </w:r>
+      <w:r>
+        <w:rPr>
+          <w:rStyle w:val="CodeChar"/>
+        </w:rPr>
+        <w:t xml:space="preserve">dsar.request_completed</w:t>
+      </w:r>
+      <w:r>
+        <w:t xml:space="preserve">,</w:t>
+      </w:r>
+      <w:r>
+        <w:t xml:space="preserve"> </w:t>
+      </w:r>
+      <w:r>
+        <w:rPr>
+          <w:rStyle w:val="CodeChar"/>
+        </w:rPr>
+        <w:t xml:space="preserve">dsar.request_refused</w:t>
       </w:r>
       <w:r>
         <w:t xml:space="preserve"> </w:t>
@@ -19095,9 +19481,9 @@
         <w:tblLook w:val="04A0" w:firstRow="1" w:lastRow="0" w:firstColumn="0" w:lastColumn="0" w:noHBand="0" w:noVBand="1"/>
       </w:tblPr>
       <w:tblGrid>
-        <w:gridCol w:w="1184"/>
-        <w:gridCol w:w="6659"/>
-        <w:gridCol w:w="1184"/>
+        <w:gridCol w:w="1215"/>
+        <w:gridCol w:w="6237"/>
+        <w:gridCol w:w="1575"/>
       </w:tblGrid>
       <w:tr>
         <w:trPr>
@@ -19106,7 +19492,7 @@
         </w:trPr>
         <w:tc>
           <w:tcPr>
-            <w:tcW w:w="1184" w:type="dxa"/>
+            <w:tcW w:w="1215" w:type="dxa"/>
             <w:shd w:val="clear" w:color="auto" w:fill="0F4761"/>
             <w:vAlign w:val="center"/>
           </w:tcPr>
@@ -19125,7 +19511,7 @@
         </w:tc>
         <w:tc>
           <w:tcPr>
-            <w:tcW w:w="6659" w:type="dxa"/>
+            <w:tcW w:w="6237" w:type="dxa"/>
             <w:shd w:val="clear" w:color="auto" w:fill="0F4761"/>
             <w:vAlign w:val="center"/>
           </w:tcPr>
@@ -19144,7 +19530,7 @@
         </w:tc>
         <w:tc>
           <w:tcPr>
-            <w:tcW w:w="1184" w:type="dxa"/>
+            <w:tcW w:w="1575" w:type="dxa"/>
             <w:shd w:val="clear" w:color="auto" w:fill="0F4761"/>
             <w:vAlign w:val="center"/>
           </w:tcPr>
@@ -19168,7 +19554,7 @@
         </w:trPr>
         <w:tc>
           <w:tcPr>
-            <w:tcW w:w="1184" w:type="dxa"/>
+            <w:tcW w:w="1215" w:type="dxa"/>
             <w:vAlign w:val="top"/>
           </w:tcPr>
           <w:p>
@@ -19183,7 +19569,7 @@
         </w:tc>
         <w:tc>
           <w:tcPr>
-            <w:tcW w:w="6659" w:type="dxa"/>
+            <w:tcW w:w="6237" w:type="dxa"/>
             <w:vAlign w:val="top"/>
           </w:tcPr>
           <w:p>
@@ -19198,7 +19584,7 @@
         </w:tc>
         <w:tc>
           <w:tcPr>
-            <w:tcW w:w="1184" w:type="dxa"/>
+            <w:tcW w:w="1575" w:type="dxa"/>
             <w:vAlign w:val="top"/>
           </w:tcPr>
           <w:p>
@@ -19218,7 +19604,7 @@
         </w:trPr>
         <w:tc>
           <w:tcPr>
-            <w:tcW w:w="1184" w:type="dxa"/>
+            <w:tcW w:w="1215" w:type="dxa"/>
             <w:shd w:val="clear" w:color="auto" w:fill="F4F7FB"/>
             <w:vAlign w:val="top"/>
           </w:tcPr>
@@ -19234,7 +19620,7 @@
         </w:tc>
         <w:tc>
           <w:tcPr>
-            <w:tcW w:w="6659" w:type="dxa"/>
+            <w:tcW w:w="6237" w:type="dxa"/>
             <w:shd w:val="clear" w:color="auto" w:fill="F4F7FB"/>
             <w:vAlign w:val="top"/>
           </w:tcPr>
@@ -19271,7 +19657,7 @@
         </w:tc>
         <w:tc>
           <w:tcPr>
-            <w:tcW w:w="1184" w:type="dxa"/>
+            <w:tcW w:w="1575" w:type="dxa"/>
             <w:shd w:val="clear" w:color="auto" w:fill="F4F7FB"/>
             <w:vAlign w:val="top"/>
           </w:tcPr>
@@ -19292,7 +19678,7 @@
         </w:trPr>
         <w:tc>
           <w:tcPr>
-            <w:tcW w:w="1184" w:type="dxa"/>
+            <w:tcW w:w="1215" w:type="dxa"/>
             <w:vAlign w:val="top"/>
           </w:tcPr>
           <w:p>
@@ -19307,7 +19693,7 @@
         </w:tc>
         <w:tc>
           <w:tcPr>
-            <w:tcW w:w="6659" w:type="dxa"/>
+            <w:tcW w:w="6237" w:type="dxa"/>
             <w:vAlign w:val="top"/>
           </w:tcPr>
           <w:p>
@@ -19349,7 +19735,7 @@
         </w:tc>
         <w:tc>
           <w:tcPr>
-            <w:tcW w:w="1184" w:type="dxa"/>
+            <w:tcW w:w="1575" w:type="dxa"/>
             <w:vAlign w:val="top"/>
           </w:tcPr>
           <w:p>
@@ -19369,7 +19755,7 @@
         </w:trPr>
         <w:tc>
           <w:tcPr>
-            <w:tcW w:w="1184" w:type="dxa"/>
+            <w:tcW w:w="1215" w:type="dxa"/>
             <w:shd w:val="clear" w:color="auto" w:fill="F4F7FB"/>
             <w:vAlign w:val="top"/>
           </w:tcPr>
@@ -19385,7 +19771,7 @@
         </w:tc>
         <w:tc>
           <w:tcPr>
-            <w:tcW w:w="6659" w:type="dxa"/>
+            <w:tcW w:w="6237" w:type="dxa"/>
             <w:shd w:val="clear" w:color="auto" w:fill="F4F7FB"/>
             <w:vAlign w:val="top"/>
           </w:tcPr>
@@ -19416,7 +19802,7 @@
         </w:tc>
         <w:tc>
           <w:tcPr>
-            <w:tcW w:w="1184" w:type="dxa"/>
+            <w:tcW w:w="1575" w:type="dxa"/>
             <w:shd w:val="clear" w:color="auto" w:fill="F4F7FB"/>
             <w:vAlign w:val="top"/>
           </w:tcPr>
@@ -19437,7 +19823,7 @@
         </w:trPr>
         <w:tc>
           <w:tcPr>
-            <w:tcW w:w="1184" w:type="dxa"/>
+            <w:tcW w:w="1215" w:type="dxa"/>
             <w:vAlign w:val="top"/>
           </w:tcPr>
           <w:p>
@@ -19452,7 +19838,7 @@
         </w:tc>
         <w:tc>
           <w:tcPr>
-            <w:tcW w:w="6659" w:type="dxa"/>
+            <w:tcW w:w="6237" w:type="dxa"/>
             <w:vAlign w:val="top"/>
           </w:tcPr>
           <w:p>
@@ -19494,7 +19880,7 @@
         </w:tc>
         <w:tc>
           <w:tcPr>
-            <w:tcW w:w="1184" w:type="dxa"/>
+            <w:tcW w:w="1575" w:type="dxa"/>
             <w:vAlign w:val="top"/>
           </w:tcPr>
           <w:p>
@@ -19514,7 +19900,7 @@
         </w:trPr>
         <w:tc>
           <w:tcPr>
-            <w:tcW w:w="1184" w:type="dxa"/>
+            <w:tcW w:w="1215" w:type="dxa"/>
             <w:shd w:val="clear" w:color="auto" w:fill="F4F7FB"/>
             <w:vAlign w:val="top"/>
           </w:tcPr>
@@ -19530,7 +19916,7 @@
         </w:tc>
         <w:tc>
           <w:tcPr>
-            <w:tcW w:w="6659" w:type="dxa"/>
+            <w:tcW w:w="6237" w:type="dxa"/>
             <w:shd w:val="clear" w:color="auto" w:fill="F4F7FB"/>
             <w:vAlign w:val="top"/>
           </w:tcPr>
@@ -19573,7 +19959,7 @@
         </w:tc>
         <w:tc>
           <w:tcPr>
-            <w:tcW w:w="1184" w:type="dxa"/>
+            <w:tcW w:w="1575" w:type="dxa"/>
             <w:shd w:val="clear" w:color="auto" w:fill="F4F7FB"/>
             <w:vAlign w:val="top"/>
           </w:tcPr>
@@ -19594,7 +19980,7 @@
         </w:trPr>
         <w:tc>
           <w:tcPr>
-            <w:tcW w:w="1184" w:type="dxa"/>
+            <w:tcW w:w="1215" w:type="dxa"/>
             <w:vAlign w:val="top"/>
           </w:tcPr>
           <w:p>
@@ -19609,7 +19995,7 @@
         </w:tc>
         <w:tc>
           <w:tcPr>
-            <w:tcW w:w="6659" w:type="dxa"/>
+            <w:tcW w:w="6237" w:type="dxa"/>
             <w:vAlign w:val="top"/>
           </w:tcPr>
           <w:p>
@@ -19651,7 +20037,7 @@
         </w:tc>
         <w:tc>
           <w:tcPr>
-            <w:tcW w:w="1184" w:type="dxa"/>
+            <w:tcW w:w="1575" w:type="dxa"/>
             <w:vAlign w:val="top"/>
           </w:tcPr>
           <w:p>
@@ -19671,7 +20057,7 @@
         </w:trPr>
         <w:tc>
           <w:tcPr>
-            <w:tcW w:w="1184" w:type="dxa"/>
+            <w:tcW w:w="1215" w:type="dxa"/>
             <w:shd w:val="clear" w:color="auto" w:fill="F4F7FB"/>
             <w:vAlign w:val="top"/>
           </w:tcPr>
@@ -19687,7 +20073,7 @@
         </w:tc>
         <w:tc>
           <w:tcPr>
-            <w:tcW w:w="6659" w:type="dxa"/>
+            <w:tcW w:w="6237" w:type="dxa"/>
             <w:shd w:val="clear" w:color="auto" w:fill="F4F7FB"/>
             <w:vAlign w:val="top"/>
           </w:tcPr>
@@ -19730,7 +20116,7 @@
         </w:tc>
         <w:tc>
           <w:tcPr>
-            <w:tcW w:w="1184" w:type="dxa"/>
+            <w:tcW w:w="1575" w:type="dxa"/>
             <w:shd w:val="clear" w:color="auto" w:fill="F4F7FB"/>
             <w:vAlign w:val="top"/>
           </w:tcPr>
@@ -20412,9 +20798,62 @@
       </w:pPr>
       <w:bookmarkStart w:id="39" w:name="_Toc300000035"/>
       <w:r>
-        <w:t xml:space="preserve">SOP-05 Data subject requests</w:t>
+        <w:t xml:space="preserve">SOP-05 Data requests (access and erasure)</w:t>
       </w:r>
       <w:bookmarkEnd w:id="39"/>
+    </w:p>
+    <w:p>
+      <w:pPr>
+        <w:pStyle w:val="FirstParagraph"/>
+      </w:pPr>
+      <w:r>
+        <w:t xml:space="preserve">Customers may ask to see or erase the personal data TASCO holds about them. Every request is logged in the data-request register in the staff console (Governance,</w:t>
+      </w:r>
+      <w:r>
+        <w:t xml:space="preserve"> </w:t>
+      </w:r>
+      <w:r>
+        <w:t xml:space="preserve">“</w:t>
+      </w:r>
+      <w:r>
+        <w:t xml:space="preserve">Data requests</w:t>
+      </w:r>
+      <w:r>
+        <w:t xml:space="preserve">”</w:t>
+      </w:r>
+      <w:r>
+        <w:t xml:space="preserve">;</w:t>
+      </w:r>
+      <w:r>
+        <w:t xml:space="preserve"> </w:t>
+      </w:r>
+      <w:r>
+        <w:t xml:space="preserve">“</w:t>
+      </w:r>
+      <w:r>
+        <w:t xml:space="preserve">Yêu cầu dữ liệu cá nhân</w:t>
+      </w:r>
+      <w:r>
+        <w:t xml:space="preserve">”</w:t>
+      </w:r>
+      <w:r>
+        <w:t xml:space="preserve"> </w:t>
+      </w:r>
+      <w:r>
+        <w:t xml:space="preserve">in Vietnamese), which starts the response clock, keeps a timeline and writes every action to the audit trail. Only the compliance officer role holds the permission</w:t>
+      </w:r>
+      <w:r>
+        <w:t xml:space="preserve"> </w:t>
+      </w:r>
+      <w:r>
+        <w:rPr>
+          <w:rStyle w:val="CodeChar"/>
+        </w:rPr>
+        <w:t xml:space="preserve">dsar:manage</w:t>
+      </w:r>
+      <w:r>
+        <w:t xml:space="preserve">, with MFA.</w:t>
+      </w:r>
     </w:p>
     <w:tbl>
       <w:tblPr>
@@ -20439,8 +20878,8 @@
         <w:tblLook w:val="04A0" w:firstRow="1" w:lastRow="0" w:firstColumn="0" w:lastColumn="0" w:noHBand="0" w:noVBand="1"/>
       </w:tblPr>
       <w:tblGrid>
-        <w:gridCol w:w="1586"/>
-        <w:gridCol w:w="7441"/>
+        <w:gridCol w:w="1656"/>
+        <w:gridCol w:w="7371"/>
       </w:tblGrid>
       <w:tr>
         <w:trPr>
@@ -20449,7 +20888,7 @@
         </w:trPr>
         <w:tc>
           <w:tcPr>
-            <w:tcW w:w="1586" w:type="dxa"/>
+            <w:tcW w:w="1656" w:type="dxa"/>
             <w:shd w:val="clear" w:color="auto" w:fill="0F4761"/>
             <w:vAlign w:val="center"/>
           </w:tcPr>
@@ -20462,13 +20901,13 @@
               <w:rPr>
                 <w:color w:val="FFFFFF"/>
               </w:rPr>
-              <w:t xml:space="preserve">Step</w:t>
-            </w:r>
-          </w:p>
-        </w:tc>
-        <w:tc>
-          <w:tcPr>
-            <w:tcW w:w="7441" w:type="dxa"/>
+              <w:t xml:space="preserve">Item</w:t>
+            </w:r>
+          </w:p>
+        </w:tc>
+        <w:tc>
+          <w:tcPr>
+            <w:tcW w:w="7371" w:type="dxa"/>
             <w:shd w:val="clear" w:color="auto" w:fill="0F4761"/>
             <w:vAlign w:val="center"/>
           </w:tcPr>
@@ -20481,282 +20920,333 @@
               <w:rPr>
                 <w:color w:val="FFFFFF"/>
               </w:rPr>
-              <w:t xml:space="preserve">Detail</w:t>
-            </w:r>
-          </w:p>
-        </w:tc>
-      </w:tr>
-      <w:tr>
-        <w:trPr>
-          <w:cantSplit/>
-        </w:trPr>
-        <w:tc>
-          <w:tcPr>
-            <w:tcW w:w="1586" w:type="dxa"/>
-            <w:vAlign w:val="top"/>
-          </w:tcPr>
-          <w:p>
-            <w:pPr>
-              <w:pStyle w:val="TableText"/>
-              <w:jc w:val="left"/>
-            </w:pPr>
-            <w:r>
-              <w:t xml:space="preserve">Intake</w:t>
-            </w:r>
-          </w:p>
-        </w:tc>
-        <w:tc>
-          <w:tcPr>
-            <w:tcW w:w="7441" w:type="dxa"/>
-            <w:vAlign w:val="top"/>
-          </w:tcPr>
-          <w:p>
-            <w:pPr>
-              <w:pStyle w:val="TableText"/>
-              <w:jc w:val="left"/>
-            </w:pPr>
-            <w:r>
-              <w:t xml:space="preserve">TASCO hotline or email, or VETC customer service, opens a DSAR ticket. Verify identity per the TASCO procedure before any processing. Deadlines under the PDP Law and Decree 13/2023/ND-CP are to be confirmed by TASCO legal; internal target: acknowledge within one business day, complete access within 72 hours</w:t>
-            </w:r>
-          </w:p>
-        </w:tc>
-      </w:tr>
-      <w:tr>
-        <w:trPr>
-          <w:cantSplit/>
-        </w:trPr>
-        <w:tc>
-          <w:tcPr>
-            <w:tcW w:w="1586" w:type="dxa"/>
-            <w:shd w:val="clear" w:color="auto" w:fill="F4F7FB"/>
-            <w:vAlign w:val="top"/>
-          </w:tcPr>
-          <w:p>
-            <w:pPr>
-              <w:pStyle w:val="TableText"/>
-              <w:jc w:val="left"/>
-            </w:pPr>
-            <w:r>
-              <w:t xml:space="preserve">Locate</w:t>
-            </w:r>
-          </w:p>
-        </w:tc>
-        <w:tc>
-          <w:tcPr>
-            <w:tcW w:w="7441" w:type="dxa"/>
-            <w:shd w:val="clear" w:color="auto" w:fill="F4F7FB"/>
-            <w:vAlign w:val="top"/>
-          </w:tcPr>
-          <w:p>
-            <w:pPr>
-              <w:pStyle w:val="TableText"/>
-              <w:jc w:val="left"/>
-            </w:pPr>
-            <w:r>
-              <w:t xml:space="preserve">The data subject is identified by vehicle: the profile ID is the canonical plate (for example</w:t>
-            </w:r>
-            <w:r>
-              <w:t xml:space="preserve"> </w:t>
+              <w:t xml:space="preserve">Arrangement</w:t>
+            </w:r>
+          </w:p>
+        </w:tc>
+      </w:tr>
+      <w:tr>
+        <w:trPr>
+          <w:cantSplit/>
+        </w:trPr>
+        <w:tc>
+          <w:tcPr>
+            <w:tcW w:w="1656" w:type="dxa"/>
+            <w:vAlign w:val="top"/>
+          </w:tcPr>
+          <w:p>
+            <w:pPr>
+              <w:pStyle w:val="TableText"/>
+              <w:jc w:val="left"/>
+            </w:pPr>
+            <w:r>
+              <w:t xml:space="preserve">Who handles</w:t>
+            </w:r>
+          </w:p>
+        </w:tc>
+        <w:tc>
+          <w:tcPr>
+            <w:tcW w:w="7371" w:type="dxa"/>
+            <w:vAlign w:val="top"/>
+          </w:tcPr>
+          <w:p>
+            <w:pPr>
+              <w:pStyle w:val="TableText"/>
+              <w:jc w:val="left"/>
+            </w:pPr>
+            <w:r>
+              <w:t xml:space="preserve">TASCO compliance officers (named in the sign-off list), with the DPO accountable. Intake staff (TASCO hotline 1900 1562,</w:t>
+            </w:r>
+            <w:r>
+              <w:t xml:space="preserve"> </w:t>
+            </w:r>
+            <w:hyperlink r:id="rIdG3">
+              <w:r>
+                <w:rPr>
+                  <w:rStyle w:val="Hyperlink"/>
+                </w:rPr>
+                <w:t xml:space="preserve">info@baohiemtasco.vn</w:t>
+              </w:r>
+            </w:hyperlink>
+            <w:r>
+              <w:t xml:space="preserve">, branches, letters, VETC customer service) pass the request to Compliance the same business day; they do not export or erase data themselves</w:t>
+            </w:r>
+          </w:p>
+        </w:tc>
+      </w:tr>
+      <w:tr>
+        <w:trPr>
+          <w:cantSplit/>
+        </w:trPr>
+        <w:tc>
+          <w:tcPr>
+            <w:tcW w:w="1656" w:type="dxa"/>
+            <w:shd w:val="clear" w:color="auto" w:fill="F4F7FB"/>
+            <w:vAlign w:val="top"/>
+          </w:tcPr>
+          <w:p>
+            <w:pPr>
+              <w:pStyle w:val="TableText"/>
+              <w:jc w:val="left"/>
+            </w:pPr>
+            <w:r>
+              <w:t xml:space="preserve">Response time</w:t>
+            </w:r>
+          </w:p>
+        </w:tc>
+        <w:tc>
+          <w:tcPr>
+            <w:tcW w:w="7371" w:type="dxa"/>
+            <w:shd w:val="clear" w:color="auto" w:fill="F4F7FB"/>
+            <w:vAlign w:val="top"/>
+          </w:tcPr>
+          <w:p>
+            <w:pPr>
+              <w:pStyle w:val="TableText"/>
+              <w:jc w:val="left"/>
+            </w:pPr>
+            <w:r>
+              <w:t xml:space="preserve">72 hours from receipt (</w:t>
             </w:r>
             <w:r>
               <w:rPr>
                 <w:rStyle w:val="CodeChar"/>
               </w:rPr>
-              <w:t xml:space="preserve">30A12345</w:t>
-            </w:r>
-            <w:r>
-              <w:t xml:space="preserve">)</w:t>
-            </w:r>
-          </w:p>
-        </w:tc>
-      </w:tr>
-      <w:tr>
-        <w:trPr>
-          <w:cantSplit/>
-        </w:trPr>
-        <w:tc>
-          <w:tcPr>
-            <w:tcW w:w="1586" w:type="dxa"/>
-            <w:vAlign w:val="top"/>
-          </w:tcPr>
-          <w:p>
-            <w:pPr>
-              <w:pStyle w:val="TableText"/>
-              <w:jc w:val="left"/>
-            </w:pPr>
-            <w:r>
-              <w:t xml:space="preserve">Access</w:t>
-            </w:r>
-          </w:p>
-        </w:tc>
-        <w:tc>
-          <w:tcPr>
-            <w:tcW w:w="7441" w:type="dxa"/>
-            <w:vAlign w:val="top"/>
-          </w:tcPr>
-          <w:p>
-            <w:pPr>
-              <w:pStyle w:val="TableText"/>
-              <w:jc w:val="left"/>
-            </w:pPr>
-            <w:r>
-              <w:t xml:space="preserve">A compliance officer (MFA) exports the data: profile, lead, policies, messages, source records, voice sessions, quotes, orders, claims and telesales tasks. Deliver as an encrypted archive. Customers can also download their data in the app</w:t>
-            </w:r>
-          </w:p>
-        </w:tc>
-      </w:tr>
-      <w:tr>
-        <w:trPr>
-          <w:cantSplit/>
-        </w:trPr>
-        <w:tc>
-          <w:tcPr>
-            <w:tcW w:w="1586" w:type="dxa"/>
-            <w:shd w:val="clear" w:color="auto" w:fill="F4F7FB"/>
-            <w:vAlign w:val="top"/>
-          </w:tcPr>
-          <w:p>
-            <w:pPr>
-              <w:pStyle w:val="TableText"/>
-              <w:jc w:val="left"/>
-            </w:pPr>
-            <w:r>
-              <w:t xml:space="preserve">Erasure</w:t>
-            </w:r>
-          </w:p>
-        </w:tc>
-        <w:tc>
-          <w:tcPr>
-            <w:tcW w:w="7441" w:type="dxa"/>
-            <w:shd w:val="clear" w:color="auto" w:fill="F4F7FB"/>
-            <w:vAlign w:val="top"/>
-          </w:tcPr>
-          <w:p>
-            <w:pPr>
-              <w:pStyle w:val="TableText"/>
-              <w:jc w:val="left"/>
-            </w:pPr>
-            <w:r>
-              <w:t xml:space="preserve">If a policy is active, the request is refused with the legal basis (records kept until expiry plus the statutory period); diarise erasure for after expiry. On success: name and phones cleared, profile set to do-not-contact, lead deleted, messages and transcripts blanked, source personal data cleared, handoff and claim personal data cleared, sessions revoked (KI-29 fixed). Policies and orders are kept under the legal obligation, linked by plate only</w:t>
-            </w:r>
-          </w:p>
-        </w:tc>
-      </w:tr>
-      <w:tr>
-        <w:trPr>
-          <w:cantSplit/>
-        </w:trPr>
-        <w:tc>
-          <w:tcPr>
-            <w:tcW w:w="1586" w:type="dxa"/>
-            <w:vAlign w:val="top"/>
-          </w:tcPr>
-          <w:p>
-            <w:pPr>
-              <w:pStyle w:val="TableText"/>
-              <w:jc w:val="left"/>
-            </w:pPr>
-            <w:r>
-              <w:t xml:space="preserve">Objection or consent withdrawal</w:t>
-            </w:r>
-          </w:p>
-        </w:tc>
-        <w:tc>
-          <w:tcPr>
-            <w:tcW w:w="7441" w:type="dxa"/>
-            <w:vAlign w:val="top"/>
-          </w:tcPr>
-          <w:p>
-            <w:pPr>
-              <w:pStyle w:val="TableText"/>
-              <w:jc w:val="left"/>
-            </w:pPr>
-            <w:r>
-              <w:t xml:space="preserve">The customer uses the consent centre or tells the voice bot (</w:t>
-            </w:r>
+              <w:t xml:space="preserve">dsarResponseHours</w:t>
+            </w:r>
+            <w:r>
+              <w:t xml:space="preserve"> </w:t>
+            </w:r>
+            <w:r>
+              <w:t xml:space="preserve">in the</w:t>
+            </w:r>
+            <w:r>
+              <w:t xml:space="preserve"> </w:t>
+            </w:r>
+            <w:r>
+              <w:rPr>
+                <w:rStyle w:val="CodeChar"/>
+              </w:rPr>
+              <w:t xml:space="preserve">service_levels</w:t>
+            </w:r>
+            <w:r>
+              <w:t xml:space="preserve"> </w:t>
+            </w:r>
+            <w:r>
+              <w:t xml:space="preserve">rule set), to be confirmed by TASCO legal under Decree 13/2023/ND-CP and PDP Law 91/2025/QH15. The due time is set when the request is logged and uses the date and time the request was received, not the time it was logged. A change to the response time is a rule change through maker-checker</w:t>
+            </w:r>
+          </w:p>
+        </w:tc>
+      </w:tr>
+      <w:tr>
+        <w:trPr>
+          <w:cantSplit/>
+        </w:trPr>
+        <w:tc>
+          <w:tcPr>
+            <w:tcW w:w="1656" w:type="dxa"/>
+            <w:noWrap/>
+            <w:vAlign w:val="top"/>
+          </w:tcPr>
+          <w:p>
+            <w:pPr>
+              <w:pStyle w:val="TableText"/>
+              <w:jc w:val="left"/>
+            </w:pPr>
+            <w:r>
+              <w:t xml:space="preserve">Self-service</w:t>
+            </w:r>
+          </w:p>
+        </w:tc>
+        <w:tc>
+          <w:tcPr>
+            <w:tcW w:w="7371" w:type="dxa"/>
+            <w:vAlign w:val="top"/>
+          </w:tcPr>
+          <w:p>
+            <w:pPr>
+              <w:pStyle w:val="TableText"/>
+              <w:jc w:val="left"/>
+            </w:pPr>
+            <w:r>
+              <w:t xml:space="preserve">A customer who downloads their own data in the app is recorded automatically as a completed access request with channel app. No action is needed</w:t>
+            </w:r>
+          </w:p>
+        </w:tc>
+      </w:tr>
+      <w:tr>
+        <w:trPr>
+          <w:cantSplit/>
+        </w:trPr>
+        <w:tc>
+          <w:tcPr>
+            <w:tcW w:w="1656" w:type="dxa"/>
+            <w:shd w:val="clear" w:color="auto" w:fill="F4F7FB"/>
+            <w:vAlign w:val="top"/>
+          </w:tcPr>
+          <w:p>
+            <w:pPr>
+              <w:pStyle w:val="TableText"/>
+              <w:jc w:val="left"/>
+            </w:pPr>
+            <w:r>
+              <w:t xml:space="preserve">Queue</w:t>
+            </w:r>
+          </w:p>
+        </w:tc>
+        <w:tc>
+          <w:tcPr>
+            <w:tcW w:w="7371" w:type="dxa"/>
+            <w:shd w:val="clear" w:color="auto" w:fill="F4F7FB"/>
+            <w:vAlign w:val="top"/>
+          </w:tcPr>
+          <w:p>
+            <w:pPr>
+              <w:pStyle w:val="TableText"/>
+              <w:jc w:val="left"/>
+            </w:pPr>
+            <w:r>
+              <w:t xml:space="preserve">The register shows open, due within 24 hours, overdue and completed in the last 30 days, with filters by status and type</w:t>
+            </w:r>
+          </w:p>
+        </w:tc>
+      </w:tr>
+    </w:tbl>
+    <w:p>
+      <w:pPr>
+        <w:spacing w:before="160"/>
+      </w:pPr>
+    </w:p>
+    <w:tbl>
+      <w:tblPr>
+        <w:tblStyle w:val="TableGrid"/>
+        <w:tblW w:w="5000" w:type="pct"/>
+        <w:tblInd w:w="0" w:type="dxa"/>
+        <w:tblBorders>
+          <w:top w:val="single" w:sz="4" w:space="0" w:color="808080"/>
+          <w:left w:val="single" w:sz="4" w:space="0" w:color="808080"/>
+          <w:bottom w:val="single" w:sz="4" w:space="0" w:color="808080"/>
+          <w:right w:val="single" w:sz="4" w:space="0" w:color="808080"/>
+          <w:insideH w:val="single" w:sz="4" w:space="0" w:color="808080"/>
+          <w:insideV w:val="single" w:sz="4" w:space="0" w:color="808080"/>
+        </w:tblBorders>
+        <w:tblLayout w:type="fixed"/>
+        <w:tblCellMar>
+          <w:top w:w="45" w:type="dxa"/>
+          <w:left w:w="85" w:type="dxa"/>
+          <w:bottom w:w="45" w:type="dxa"/>
+          <w:right w:w="85" w:type="dxa"/>
+        </w:tblCellMar>
+        <w:tblLook w:val="04A0" w:firstRow="1" w:lastRow="0" w:firstColumn="0" w:lastColumn="0" w:noHBand="0" w:noVBand="1"/>
+      </w:tblPr>
+      <w:tblGrid>
+        <w:gridCol w:w="1215"/>
+        <w:gridCol w:w="6237"/>
+        <w:gridCol w:w="1575"/>
+      </w:tblGrid>
+      <w:tr>
+        <w:trPr>
+          <w:cantSplit/>
+          <w:tblHeader/>
+        </w:trPr>
+        <w:tc>
+          <w:tcPr>
+            <w:tcW w:w="1215" w:type="dxa"/>
+            <w:shd w:val="clear" w:color="auto" w:fill="0F4761"/>
+            <w:vAlign w:val="center"/>
+          </w:tcPr>
+          <w:p>
+            <w:pPr>
+              <w:pStyle w:val="TableHeading"/>
+              <w:jc w:val="left"/>
+            </w:pPr>
+            <w:r>
+              <w:rPr>
+                <w:color w:val="FFFFFF"/>
+              </w:rPr>
+              <w:t xml:space="preserve">Step</w:t>
+            </w:r>
+          </w:p>
+        </w:tc>
+        <w:tc>
+          <w:tcPr>
+            <w:tcW w:w="6237" w:type="dxa"/>
+            <w:shd w:val="clear" w:color="auto" w:fill="0F4761"/>
+            <w:vAlign w:val="center"/>
+          </w:tcPr>
+          <w:p>
+            <w:pPr>
+              <w:pStyle w:val="TableHeading"/>
+              <w:jc w:val="left"/>
+            </w:pPr>
+            <w:r>
+              <w:rPr>
+                <w:color w:val="FFFFFF"/>
+              </w:rPr>
+              <w:t xml:space="preserve">Action</w:t>
+            </w:r>
+          </w:p>
+        </w:tc>
+        <w:tc>
+          <w:tcPr>
+            <w:tcW w:w="1575" w:type="dxa"/>
+            <w:shd w:val="clear" w:color="auto" w:fill="0F4761"/>
+            <w:vAlign w:val="center"/>
+          </w:tcPr>
+          <w:p>
+            <w:pPr>
+              <w:pStyle w:val="TableHeading"/>
+              <w:jc w:val="left"/>
+            </w:pPr>
+            <w:r>
+              <w:rPr>
+                <w:color w:val="FFFFFF"/>
+              </w:rPr>
+              <w:t xml:space="preserve">Owner</w:t>
+            </w:r>
+          </w:p>
+        </w:tc>
+      </w:tr>
+      <w:tr>
+        <w:trPr>
+          <w:cantSplit/>
+        </w:trPr>
+        <w:tc>
+          <w:tcPr>
+            <w:tcW w:w="1215" w:type="dxa"/>
+            <w:vAlign w:val="top"/>
+          </w:tcPr>
+          <w:p>
+            <w:pPr>
+              <w:pStyle w:val="TableText"/>
+              <w:jc w:val="left"/>
+            </w:pPr>
+            <w:r>
+              <w:t xml:space="preserve">1 Log</w:t>
+            </w:r>
+          </w:p>
+        </w:tc>
+        <w:tc>
+          <w:tcPr>
+            <w:tcW w:w="6237" w:type="dxa"/>
+            <w:vAlign w:val="top"/>
+          </w:tcPr>
+          <w:p>
+            <w:pPr>
+              <w:pStyle w:val="TableText"/>
+              <w:jc w:val="left"/>
+            </w:pPr>
             <w:r>
               <w:t xml:space="preserve">“</w:t>
             </w:r>
             <w:r>
-              <w:t xml:space="preserve">đừng gọi nữa</w:t>
+              <w:t xml:space="preserve">Log request</w:t>
             </w:r>
             <w:r>
               <w:t xml:space="preserve">”</w:t>
             </w:r>
             <w:r>
-              <w:t xml:space="preserve">). Staff cannot edit consent; through customer service, record it in the ticket and have the customer use the app, or L3 applies it as a data fix</w:t>
-            </w:r>
-          </w:p>
-        </w:tc>
-      </w:tr>
-      <w:tr>
-        <w:trPr>
-          <w:cantSplit/>
-        </w:trPr>
-        <w:tc>
-          <w:tcPr>
-            <w:tcW w:w="1586" w:type="dxa"/>
-            <w:shd w:val="clear" w:color="auto" w:fill="F4F7FB"/>
-            <w:vAlign w:val="top"/>
-          </w:tcPr>
-          <w:p>
-            <w:pPr>
-              <w:pStyle w:val="TableText"/>
-              <w:jc w:val="left"/>
-            </w:pPr>
-            <w:r>
-              <w:t xml:space="preserve">Other systems</w:t>
-            </w:r>
-          </w:p>
-        </w:tc>
-        <w:tc>
-          <w:tcPr>
-            <w:tcW w:w="7441" w:type="dxa"/>
-            <w:shd w:val="clear" w:color="auto" w:fill="F4F7FB"/>
-            <w:vAlign w:val="top"/>
-          </w:tcPr>
-          <w:p>
-            <w:pPr>
-              <w:pStyle w:val="TableText"/>
-              <w:jc w:val="left"/>
-            </w:pPr>
-            <w:r>
-              <w:t xml:space="preserve">Forward the request to VETC (app, wallet) and TASCO core, which hold their own records</w:t>
-            </w:r>
-          </w:p>
-        </w:tc>
-      </w:tr>
-      <w:tr>
-        <w:trPr>
-          <w:cantSplit/>
-        </w:trPr>
-        <w:tc>
-          <w:tcPr>
-            <w:tcW w:w="1586" w:type="dxa"/>
-            <w:vAlign w:val="top"/>
-          </w:tcPr>
-          <w:p>
-            <w:pPr>
-              <w:pStyle w:val="TableText"/>
-              <w:jc w:val="left"/>
-            </w:pPr>
-            <w:r>
-              <w:t xml:space="preserve">Close</w:t>
-            </w:r>
-          </w:p>
-        </w:tc>
-        <w:tc>
-          <w:tcPr>
-            <w:tcW w:w="7441" w:type="dxa"/>
-            <w:vAlign w:val="top"/>
-          </w:tcPr>
-          <w:p>
-            <w:pPr>
-              <w:pStyle w:val="TableText"/>
-              <w:jc w:val="left"/>
-            </w:pPr>
-            <w:r>
-              <w:t xml:space="preserve">Attach the audit entries</w:t>
+              <w:t xml:space="preserve">: find the customer by plate or phone; choose the type (access or erasure) and channel (hotline, email, app, branch or letter); enter the received date and time; add a note with the ticket number. The reference has the form</w:t>
             </w:r>
             <w:r>
               <w:t xml:space="preserve"> </w:t>
@@ -20765,13 +21255,140 @@
               <w:rPr>
                 <w:rStyle w:val="CodeChar"/>
               </w:rPr>
-              <w:t xml:space="preserve">dsar.access_exported</w:t>
-            </w:r>
-            <w:r>
-              <w:t xml:space="preserve"> </w:t>
-            </w:r>
-            <w:r>
-              <w:t xml:space="preserve">or</w:t>
+              <w:t xml:space="preserve">DSR-YYMMDD-XXXX</w:t>
+            </w:r>
+          </w:p>
+        </w:tc>
+        <w:tc>
+          <w:tcPr>
+            <w:tcW w:w="1575" w:type="dxa"/>
+            <w:vAlign w:val="top"/>
+          </w:tcPr>
+          <w:p>
+            <w:pPr>
+              <w:pStyle w:val="TableText"/>
+              <w:jc w:val="left"/>
+            </w:pPr>
+            <w:r>
+              <w:t xml:space="preserve">Compliance officer, same business day</w:t>
+            </w:r>
+          </w:p>
+        </w:tc>
+      </w:tr>
+      <w:tr>
+        <w:trPr>
+          <w:cantSplit/>
+        </w:trPr>
+        <w:tc>
+          <w:tcPr>
+            <w:tcW w:w="1215" w:type="dxa"/>
+            <w:shd w:val="clear" w:color="auto" w:fill="F4F7FB"/>
+            <w:vAlign w:val="top"/>
+          </w:tcPr>
+          <w:p>
+            <w:pPr>
+              <w:pStyle w:val="TableText"/>
+              <w:jc w:val="left"/>
+            </w:pPr>
+            <w:r>
+              <w:t xml:space="preserve">2 Verify identity</w:t>
+            </w:r>
+          </w:p>
+        </w:tc>
+        <w:tc>
+          <w:tcPr>
+            <w:tcW w:w="6237" w:type="dxa"/>
+            <w:shd w:val="clear" w:color="auto" w:fill="F4F7FB"/>
+            <w:vAlign w:val="top"/>
+          </w:tcPr>
+          <w:p>
+            <w:pPr>
+              <w:pStyle w:val="TableText"/>
+              <w:jc w:val="left"/>
+            </w:pPr>
+            <w:r>
+              <w:t xml:space="preserve">Verify the requester against the TASCO identity procedure before any data leaves the company or is erased. Record it with</w:t>
+            </w:r>
+            <w:r>
+              <w:t xml:space="preserve"> </w:t>
+            </w:r>
+            <w:r>
+              <w:t xml:space="preserve">“</w:t>
+            </w:r>
+            <w:r>
+              <w:t xml:space="preserve">Start handling</w:t>
+            </w:r>
+            <w:r>
+              <w:t xml:space="preserve">”</w:t>
+            </w:r>
+            <w:r>
+              <w:t xml:space="preserve"> </w:t>
+            </w:r>
+            <w:r>
+              <w:t xml:space="preserve">(identity verified). Export and erasure are refused by the system until identity is recorded</w:t>
+            </w:r>
+          </w:p>
+        </w:tc>
+        <w:tc>
+          <w:tcPr>
+            <w:tcW w:w="1575" w:type="dxa"/>
+            <w:shd w:val="clear" w:color="auto" w:fill="F4F7FB"/>
+            <w:vAlign w:val="top"/>
+          </w:tcPr>
+          <w:p>
+            <w:pPr>
+              <w:pStyle w:val="TableText"/>
+              <w:jc w:val="left"/>
+            </w:pPr>
+            <w:r>
+              <w:t xml:space="preserve">Compliance officer</w:t>
+            </w:r>
+          </w:p>
+        </w:tc>
+      </w:tr>
+      <w:tr>
+        <w:trPr>
+          <w:cantSplit/>
+        </w:trPr>
+        <w:tc>
+          <w:tcPr>
+            <w:tcW w:w="1215" w:type="dxa"/>
+            <w:vAlign w:val="top"/>
+          </w:tcPr>
+          <w:p>
+            <w:pPr>
+              <w:pStyle w:val="TableText"/>
+              <w:jc w:val="left"/>
+            </w:pPr>
+            <w:r>
+              <w:t xml:space="preserve">3a Access</w:t>
+            </w:r>
+          </w:p>
+        </w:tc>
+        <w:tc>
+          <w:tcPr>
+            <w:tcW w:w="6237" w:type="dxa"/>
+            <w:vAlign w:val="top"/>
+          </w:tcPr>
+          <w:p>
+            <w:pPr>
+              <w:pStyle w:val="TableText"/>
+              <w:jc w:val="left"/>
+            </w:pPr>
+            <w:r>
+              <w:t xml:space="preserve">“</w:t>
+            </w:r>
+            <w:r>
+              <w:t xml:space="preserve">Export data</w:t>
+            </w:r>
+            <w:r>
+              <w:t xml:space="preserve">”</w:t>
+            </w:r>
+            <w:r>
+              <w:t xml:space="preserve"> </w:t>
+            </w:r>
+            <w:r>
+              <w:t xml:space="preserve">downloads</w:t>
             </w:r>
             <w:r>
               <w:t xml:space="preserve"> </w:t>
@@ -20780,12 +21397,645 @@
               <w:rPr>
                 <w:rStyle w:val="CodeChar"/>
               </w:rPr>
-              <w:t xml:space="preserve">dsar.erased</w:t>
+              <w:t xml:space="preserve">TASCO-data-&lt;plate&gt;-&lt;date&gt;.json</w:t>
+            </w:r>
+            <w:r>
+              <w:t xml:space="preserve"> </w:t>
+            </w:r>
+            <w:r>
+              <w:t xml:space="preserve">(profile, lead, policies, quotes, orders, claims, messages, source records, voice sessions and tasks) and completes the request. Send it to the customer through an encrypted channel agreed with the DPO</w:t>
+            </w:r>
+          </w:p>
+        </w:tc>
+        <w:tc>
+          <w:tcPr>
+            <w:tcW w:w="1575" w:type="dxa"/>
+            <w:vAlign w:val="top"/>
+          </w:tcPr>
+          <w:p>
+            <w:pPr>
+              <w:pStyle w:val="TableText"/>
+              <w:jc w:val="left"/>
+            </w:pPr>
+            <w:r>
+              <w:t xml:space="preserve">Compliance officer</w:t>
+            </w:r>
+          </w:p>
+        </w:tc>
+      </w:tr>
+      <w:tr>
+        <w:trPr>
+          <w:cantSplit/>
+        </w:trPr>
+        <w:tc>
+          <w:tcPr>
+            <w:tcW w:w="1215" w:type="dxa"/>
+            <w:shd w:val="clear" w:color="auto" w:fill="F4F7FB"/>
+            <w:vAlign w:val="top"/>
+          </w:tcPr>
+          <w:p>
+            <w:pPr>
+              <w:pStyle w:val="TableText"/>
+              <w:jc w:val="left"/>
+            </w:pPr>
+            <w:r>
+              <w:t xml:space="preserve">3b Erasure</w:t>
+            </w:r>
+          </w:p>
+        </w:tc>
+        <w:tc>
+          <w:tcPr>
+            <w:tcW w:w="6237" w:type="dxa"/>
+            <w:shd w:val="clear" w:color="auto" w:fill="F4F7FB"/>
+            <w:vAlign w:val="top"/>
+          </w:tcPr>
+          <w:p>
+            <w:pPr>
+              <w:pStyle w:val="TableText"/>
+              <w:jc w:val="left"/>
+            </w:pPr>
+            <w:r>
+              <w:t xml:space="preserve">“</w:t>
+            </w:r>
+            <w:r>
+              <w:t xml:space="preserve">Erase personal data</w:t>
+            </w:r>
+            <w:r>
+              <w:t xml:space="preserve">”</w:t>
+            </w:r>
+            <w:r>
+              <w:t xml:space="preserve"> </w:t>
+            </w:r>
+            <w:r>
+              <w:t xml:space="preserve">needs a reason and the plate typed again. Personal data is anonymised: name and phones cleared, profile set to do-not-contact, lead deleted, messages and transcripts blanked, source, handoff and claim personal data cleared, sessions revoked. Policies and orders are kept under the legal obligation, linked by plate only. While a policy is in force the system refuses the erasure with the legal reason and the end date; diarise a new request for after expiry</w:t>
+            </w:r>
+          </w:p>
+        </w:tc>
+        <w:tc>
+          <w:tcPr>
+            <w:tcW w:w="1575" w:type="dxa"/>
+            <w:shd w:val="clear" w:color="auto" w:fill="F4F7FB"/>
+            <w:vAlign w:val="top"/>
+          </w:tcPr>
+          <w:p>
+            <w:pPr>
+              <w:pStyle w:val="TableText"/>
+              <w:jc w:val="left"/>
+            </w:pPr>
+            <w:r>
+              <w:t xml:space="preserve">Compliance officer</w:t>
+            </w:r>
+          </w:p>
+        </w:tc>
+      </w:tr>
+      <w:tr>
+        <w:trPr>
+          <w:cantSplit/>
+        </w:trPr>
+        <w:tc>
+          <w:tcPr>
+            <w:tcW w:w="1215" w:type="dxa"/>
+            <w:vAlign w:val="top"/>
+          </w:tcPr>
+          <w:p>
+            <w:pPr>
+              <w:pStyle w:val="TableText"/>
+              <w:jc w:val="left"/>
+            </w:pPr>
+            <w:r>
+              <w:t xml:space="preserve">3c Refuse</w:t>
+            </w:r>
+          </w:p>
+        </w:tc>
+        <w:tc>
+          <w:tcPr>
+            <w:tcW w:w="6237" w:type="dxa"/>
+            <w:vAlign w:val="top"/>
+          </w:tcPr>
+          <w:p>
+            <w:pPr>
+              <w:pStyle w:val="TableText"/>
+              <w:jc w:val="left"/>
+            </w:pPr>
+            <w:r>
+              <w:t xml:space="preserve">“</w:t>
+            </w:r>
+            <w:r>
+              <w:t xml:space="preserve">Refuse</w:t>
+            </w:r>
+            <w:r>
+              <w:t xml:space="preserve">”</w:t>
+            </w:r>
+            <w:r>
+              <w:t xml:space="preserve"> </w:t>
+            </w:r>
+            <w:r>
+              <w:t xml:space="preserve">with a reason of at least five characters, for example identity could not be verified</w:t>
+            </w:r>
+          </w:p>
+        </w:tc>
+        <w:tc>
+          <w:tcPr>
+            <w:tcW w:w="1575" w:type="dxa"/>
+            <w:vAlign w:val="top"/>
+          </w:tcPr>
+          <w:p>
+            <w:pPr>
+              <w:pStyle w:val="TableText"/>
+              <w:jc w:val="left"/>
+            </w:pPr>
+            <w:r>
+              <w:t xml:space="preserve">Compliance officer with the DPO</w:t>
+            </w:r>
+          </w:p>
+        </w:tc>
+      </w:tr>
+      <w:tr>
+        <w:trPr>
+          <w:cantSplit/>
+        </w:trPr>
+        <w:tc>
+          <w:tcPr>
+            <w:tcW w:w="1215" w:type="dxa"/>
+            <w:shd w:val="clear" w:color="auto" w:fill="F4F7FB"/>
+            <w:vAlign w:val="top"/>
+          </w:tcPr>
+          <w:p>
+            <w:pPr>
+              <w:pStyle w:val="TableText"/>
+              <w:jc w:val="left"/>
+            </w:pPr>
+            <w:r>
+              <w:t xml:space="preserve">4 Other systems</w:t>
+            </w:r>
+          </w:p>
+        </w:tc>
+        <w:tc>
+          <w:tcPr>
+            <w:tcW w:w="6237" w:type="dxa"/>
+            <w:shd w:val="clear" w:color="auto" w:fill="F4F7FB"/>
+            <w:vAlign w:val="top"/>
+          </w:tcPr>
+          <w:p>
+            <w:pPr>
+              <w:pStyle w:val="TableText"/>
+              <w:jc w:val="left"/>
+            </w:pPr>
+            <w:r>
+              <w:t xml:space="preserve">Forward the request to VETC (app, wallet) and TASCO core, which hold their own records, and note their references on the request</w:t>
+            </w:r>
+          </w:p>
+        </w:tc>
+        <w:tc>
+          <w:tcPr>
+            <w:tcW w:w="1575" w:type="dxa"/>
+            <w:shd w:val="clear" w:color="auto" w:fill="F4F7FB"/>
+            <w:vAlign w:val="top"/>
+          </w:tcPr>
+          <w:p>
+            <w:pPr>
+              <w:pStyle w:val="TableText"/>
+              <w:jc w:val="left"/>
+            </w:pPr>
+            <w:r>
+              <w:t xml:space="preserve">Compliance officer</w:t>
+            </w:r>
+          </w:p>
+        </w:tc>
+      </w:tr>
+      <w:tr>
+        <w:trPr>
+          <w:cantSplit/>
+        </w:trPr>
+        <w:tc>
+          <w:tcPr>
+            <w:tcW w:w="1215" w:type="dxa"/>
+            <w:vAlign w:val="top"/>
+          </w:tcPr>
+          <w:p>
+            <w:pPr>
+              <w:pStyle w:val="TableText"/>
+              <w:jc w:val="left"/>
+            </w:pPr>
+            <w:r>
+              <w:t xml:space="preserve">5 Reply</w:t>
+            </w:r>
+          </w:p>
+        </w:tc>
+        <w:tc>
+          <w:tcPr>
+            <w:tcW w:w="6237" w:type="dxa"/>
+            <w:vAlign w:val="top"/>
+          </w:tcPr>
+          <w:p>
+            <w:pPr>
+              <w:pStyle w:val="TableText"/>
+              <w:jc w:val="left"/>
+            </w:pPr>
+            <w:r>
+              <w:t xml:space="preserve">Tell the customer the outcome through the channel they used, with the approved template</w:t>
+            </w:r>
+          </w:p>
+        </w:tc>
+        <w:tc>
+          <w:tcPr>
+            <w:tcW w:w="1575" w:type="dxa"/>
+            <w:vAlign w:val="top"/>
+          </w:tcPr>
+          <w:p>
+            <w:pPr>
+              <w:pStyle w:val="TableText"/>
+              <w:jc w:val="left"/>
+            </w:pPr>
+            <w:r>
+              <w:t xml:space="preserve">Compliance officer</w:t>
             </w:r>
           </w:p>
         </w:tc>
       </w:tr>
     </w:tbl>
+    <w:p>
+      <w:pPr>
+        <w:pStyle w:val="BodyText"/>
+        <w:spacing w:before="160"/>
+      </w:pPr>
+      <w:r>
+        <w:t xml:space="preserve">Escalation when a request is late:</w:t>
+      </w:r>
+    </w:p>
+    <w:tbl>
+      <w:tblPr>
+        <w:tblStyle w:val="TableGrid"/>
+        <w:tblW w:w="5000" w:type="pct"/>
+        <w:tblInd w:w="0" w:type="dxa"/>
+        <w:tblBorders>
+          <w:top w:val="single" w:sz="4" w:space="0" w:color="808080"/>
+          <w:left w:val="single" w:sz="4" w:space="0" w:color="808080"/>
+          <w:bottom w:val="single" w:sz="4" w:space="0" w:color="808080"/>
+          <w:right w:val="single" w:sz="4" w:space="0" w:color="808080"/>
+          <w:insideH w:val="single" w:sz="4" w:space="0" w:color="808080"/>
+          <w:insideV w:val="single" w:sz="4" w:space="0" w:color="808080"/>
+        </w:tblBorders>
+        <w:tblLayout w:type="fixed"/>
+        <w:tblCellMar>
+          <w:top w:w="45" w:type="dxa"/>
+          <w:left w:w="85" w:type="dxa"/>
+          <w:bottom w:w="45" w:type="dxa"/>
+          <w:right w:w="85" w:type="dxa"/>
+        </w:tblCellMar>
+        <w:tblLook w:val="04A0" w:firstRow="1" w:lastRow="0" w:firstColumn="0" w:lastColumn="0" w:noHBand="0" w:noVBand="1"/>
+      </w:tblPr>
+      <w:tblGrid>
+        <w:gridCol w:w="3068"/>
+        <w:gridCol w:w="5959"/>
+      </w:tblGrid>
+      <w:tr>
+        <w:trPr>
+          <w:cantSplit/>
+          <w:tblHeader/>
+        </w:trPr>
+        <w:tc>
+          <w:tcPr>
+            <w:tcW w:w="3068" w:type="dxa"/>
+            <w:shd w:val="clear" w:color="auto" w:fill="0F4761"/>
+            <w:vAlign w:val="center"/>
+          </w:tcPr>
+          <w:p>
+            <w:pPr>
+              <w:pStyle w:val="TableHeading"/>
+              <w:jc w:val="left"/>
+            </w:pPr>
+            <w:r>
+              <w:rPr>
+                <w:color w:val="FFFFFF"/>
+              </w:rPr>
+              <w:t xml:space="preserve">Condition</w:t>
+            </w:r>
+          </w:p>
+        </w:tc>
+        <w:tc>
+          <w:tcPr>
+            <w:tcW w:w="5959" w:type="dxa"/>
+            <w:shd w:val="clear" w:color="auto" w:fill="0F4761"/>
+            <w:vAlign w:val="center"/>
+          </w:tcPr>
+          <w:p>
+            <w:pPr>
+              <w:pStyle w:val="TableHeading"/>
+              <w:jc w:val="left"/>
+            </w:pPr>
+            <w:r>
+              <w:rPr>
+                <w:color w:val="FFFFFF"/>
+              </w:rPr>
+              <w:t xml:space="preserve">Action</w:t>
+            </w:r>
+          </w:p>
+        </w:tc>
+      </w:tr>
+      <w:tr>
+        <w:trPr>
+          <w:cantSplit/>
+        </w:trPr>
+        <w:tc>
+          <w:tcPr>
+            <w:tcW w:w="3068" w:type="dxa"/>
+            <w:vAlign w:val="top"/>
+          </w:tcPr>
+          <w:p>
+            <w:pPr>
+              <w:pStyle w:val="TableText"/>
+              <w:jc w:val="left"/>
+            </w:pPr>
+            <w:r>
+              <w:t xml:space="preserve">Due within 24 hours and not started</w:t>
+            </w:r>
+          </w:p>
+        </w:tc>
+        <w:tc>
+          <w:tcPr>
+            <w:tcW w:w="5959" w:type="dxa"/>
+            <w:vAlign w:val="top"/>
+          </w:tcPr>
+          <w:p>
+            <w:pPr>
+              <w:pStyle w:val="TableText"/>
+              <w:jc w:val="left"/>
+            </w:pPr>
+            <w:r>
+              <w:t xml:space="preserve">Compliance lead assigns a handler at the daily health check; the request shows</w:t>
+            </w:r>
+            <w:r>
+              <w:t xml:space="preserve"> </w:t>
+            </w:r>
+            <w:r>
+              <w:t xml:space="preserve">“</w:t>
+            </w:r>
+            <w:r>
+              <w:t xml:space="preserve">Due soon</w:t>
+            </w:r>
+            <w:r>
+              <w:t xml:space="preserve">”</w:t>
+            </w:r>
+          </w:p>
+        </w:tc>
+      </w:tr>
+      <w:tr>
+        <w:trPr>
+          <w:cantSplit/>
+        </w:trPr>
+        <w:tc>
+          <w:tcPr>
+            <w:tcW w:w="3068" w:type="dxa"/>
+            <w:shd w:val="clear" w:color="auto" w:fill="F4F7FB"/>
+            <w:vAlign w:val="top"/>
+          </w:tcPr>
+          <w:p>
+            <w:pPr>
+              <w:pStyle w:val="TableText"/>
+              <w:jc w:val="left"/>
+            </w:pPr>
+            <w:r>
+              <w:t xml:space="preserve">Overdue (past the 72-hour due time)</w:t>
+            </w:r>
+          </w:p>
+        </w:tc>
+        <w:tc>
+          <w:tcPr>
+            <w:tcW w:w="5959" w:type="dxa"/>
+            <w:shd w:val="clear" w:color="auto" w:fill="F4F7FB"/>
+            <w:vAlign w:val="top"/>
+          </w:tcPr>
+          <w:p>
+            <w:pPr>
+              <w:pStyle w:val="TableText"/>
+              <w:jc w:val="left"/>
+            </w:pPr>
+            <w:r>
+              <w:t xml:space="preserve">Ticket at Sev 3 to the compliance lead and the DPO the same day; the DPO decides whether the customer must be told of the delay and why</w:t>
+            </w:r>
+          </w:p>
+        </w:tc>
+      </w:tr>
+      <w:tr>
+        <w:trPr>
+          <w:cantSplit/>
+        </w:trPr>
+        <w:tc>
+          <w:tcPr>
+            <w:tcW w:w="3068" w:type="dxa"/>
+            <w:vAlign w:val="top"/>
+          </w:tcPr>
+          <w:p>
+            <w:pPr>
+              <w:pStyle w:val="TableText"/>
+              <w:jc w:val="left"/>
+            </w:pPr>
+            <w:r>
+              <w:t xml:space="preserve">Overdue by more than 24 hours, or more than 3 overdue at once</w:t>
+            </w:r>
+          </w:p>
+        </w:tc>
+        <w:tc>
+          <w:tcPr>
+            <w:tcW w:w="5959" w:type="dxa"/>
+            <w:vAlign w:val="top"/>
+          </w:tcPr>
+          <w:p>
+            <w:pPr>
+              <w:pStyle w:val="TableText"/>
+              <w:jc w:val="left"/>
+            </w:pPr>
+            <w:r>
+              <w:t xml:space="preserve">Sev 2; DPO informs TASCO Legal; root cause recorded (staffing, identity checks, other systems)</w:t>
+            </w:r>
+          </w:p>
+        </w:tc>
+      </w:tr>
+      <w:tr>
+        <w:trPr>
+          <w:cantSplit/>
+        </w:trPr>
+        <w:tc>
+          <w:tcPr>
+            <w:tcW w:w="3068" w:type="dxa"/>
+            <w:shd w:val="clear" w:color="auto" w:fill="F4F7FB"/>
+            <w:vAlign w:val="top"/>
+          </w:tcPr>
+          <w:p>
+            <w:pPr>
+              <w:pStyle w:val="TableText"/>
+              <w:jc w:val="left"/>
+            </w:pPr>
+            <w:r>
+              <w:t xml:space="preserve">Export or erasure fails with an error</w:t>
+            </w:r>
+          </w:p>
+        </w:tc>
+        <w:tc>
+          <w:tcPr>
+            <w:tcW w:w="5959" w:type="dxa"/>
+            <w:shd w:val="clear" w:color="auto" w:fill="F4F7FB"/>
+            <w:vAlign w:val="top"/>
+          </w:tcPr>
+          <w:p>
+            <w:pPr>
+              <w:pStyle w:val="TableText"/>
+              <w:jc w:val="left"/>
+            </w:pPr>
+            <w:r>
+              <w:t xml:space="preserve">L2 ticket with the request ID; L3 under change control. Do not erase data by hand in the database</w:t>
+            </w:r>
+          </w:p>
+        </w:tc>
+      </w:tr>
+    </w:tbl>
+    <w:p>
+      <w:pPr>
+        <w:pStyle w:val="BodyText"/>
+        <w:spacing w:before="160"/>
+      </w:pPr>
+      <w:r>
+        <w:t xml:space="preserve">Audit evidence: the register and each request’s timeline (received, identity verified, in progress, completed or refused, with names and times), and the audit entries</w:t>
+      </w:r>
+      <w:r>
+        <w:t xml:space="preserve"> </w:t>
+      </w:r>
+      <w:r>
+        <w:rPr>
+          <w:rStyle w:val="CodeChar"/>
+        </w:rPr>
+        <w:t xml:space="preserve">dsar.request_logged</w:t>
+      </w:r>
+      <w:r>
+        <w:t xml:space="preserve">,</w:t>
+      </w:r>
+      <w:r>
+        <w:t xml:space="preserve"> </w:t>
+      </w:r>
+      <w:r>
+        <w:rPr>
+          <w:rStyle w:val="CodeChar"/>
+        </w:rPr>
+        <w:t xml:space="preserve">dsar.identity_verified</w:t>
+      </w:r>
+      <w:r>
+        <w:t xml:space="preserve">,</w:t>
+      </w:r>
+      <w:r>
+        <w:t xml:space="preserve"> </w:t>
+      </w:r>
+      <w:r>
+        <w:rPr>
+          <w:rStyle w:val="CodeChar"/>
+        </w:rPr>
+        <w:t xml:space="preserve">dsar.request_started</w:t>
+      </w:r>
+      <w:r>
+        <w:t xml:space="preserve">,</w:t>
+      </w:r>
+      <w:r>
+        <w:t xml:space="preserve"> </w:t>
+      </w:r>
+      <w:r>
+        <w:rPr>
+          <w:rStyle w:val="CodeChar"/>
+        </w:rPr>
+        <w:t xml:space="preserve">dsar.request_completed</w:t>
+      </w:r>
+      <w:r>
+        <w:t xml:space="preserve">,</w:t>
+      </w:r>
+      <w:r>
+        <w:t xml:space="preserve"> </w:t>
+      </w:r>
+      <w:r>
+        <w:rPr>
+          <w:rStyle w:val="CodeChar"/>
+        </w:rPr>
+        <w:t xml:space="preserve">dsar.request_refused</w:t>
+      </w:r>
+      <w:r>
+        <w:t xml:space="preserve">,</w:t>
+      </w:r>
+      <w:r>
+        <w:t xml:space="preserve"> </w:t>
+      </w:r>
+      <w:r>
+        <w:rPr>
+          <w:rStyle w:val="CodeChar"/>
+        </w:rPr>
+        <w:t xml:space="preserve">dsar.request_viewed</w:t>
+      </w:r>
+      <w:r>
+        <w:t xml:space="preserve"> </w:t>
+      </w:r>
+      <w:r>
+        <w:t xml:space="preserve">and</w:t>
+      </w:r>
+      <w:r>
+        <w:t xml:space="preserve"> </w:t>
+      </w:r>
+      <w:r>
+        <w:rPr>
+          <w:rStyle w:val="CodeChar"/>
+        </w:rPr>
+        <w:t xml:space="preserve">dsar.register_viewed</w:t>
+      </w:r>
+      <w:r>
+        <w:t xml:space="preserve">, plus</w:t>
+      </w:r>
+      <w:r>
+        <w:t xml:space="preserve"> </w:t>
+      </w:r>
+      <w:r>
+        <w:rPr>
+          <w:rStyle w:val="CodeChar"/>
+        </w:rPr>
+        <w:t xml:space="preserve">dsar.access_exported</w:t>
+      </w:r>
+      <w:r>
+        <w:t xml:space="preserve"> </w:t>
+      </w:r>
+      <w:r>
+        <w:t xml:space="preserve">or</w:t>
+      </w:r>
+      <w:r>
+        <w:t xml:space="preserve"> </w:t>
+      </w:r>
+      <w:r>
+        <w:rPr>
+          <w:rStyle w:val="CodeChar"/>
+        </w:rPr>
+        <w:t xml:space="preserve">dsar.erased</w:t>
+      </w:r>
+      <w:r>
+        <w:t xml:space="preserve"> </w:t>
+      </w:r>
+      <w:r>
+        <w:t xml:space="preserve">from the fulfilment itself. The register can be exported to CSV for the DPO’s monthly report and for the regulator on request. The register lists a masked name and the plate only.</w:t>
+      </w:r>
+    </w:p>
+    <w:p>
+      <w:pPr>
+        <w:pStyle w:val="BodyText"/>
+      </w:pPr>
+      <w:r>
+        <w:t xml:space="preserve">Objection or consent withdrawal is not a data request: the customer uses the consent centre in the app or tells the voice bot (</w:t>
+      </w:r>
+      <w:r>
+        <w:t xml:space="preserve">“</w:t>
+      </w:r>
+      <w:r>
+        <w:t xml:space="preserve">đừng gọi nữa</w:t>
+      </w:r>
+      <w:r>
+        <w:t xml:space="preserve">”</w:t>
+      </w:r>
+      <w:r>
+        <w:t xml:space="preserve">). Staff cannot edit consent; through customer service, record it in the ticket and have the customer use the app, or L3 applies it as a data fix.</w:t>
+      </w:r>
+    </w:p>
     <w:p>
       <w:pPr>
         <w:pStyle w:val="Heading2"/>
@@ -22138,9 +23388,9 @@
         <w:tblLook w:val="04A0" w:firstRow="1" w:lastRow="0" w:firstColumn="0" w:lastColumn="0" w:noHBand="0" w:noVBand="1"/>
       </w:tblPr>
       <w:tblGrid>
-        <w:gridCol w:w="1142"/>
-        <w:gridCol w:w="6922"/>
-        <w:gridCol w:w="963"/>
+        <w:gridCol w:w="1139"/>
+        <w:gridCol w:w="6920"/>
+        <w:gridCol w:w="968"/>
       </w:tblGrid>
       <w:tr>
         <w:trPr>
@@ -22149,7 +23399,7 @@
         </w:trPr>
         <w:tc>
           <w:tcPr>
-            <w:tcW w:w="1142" w:type="dxa"/>
+            <w:tcW w:w="1139" w:type="dxa"/>
             <w:shd w:val="clear" w:color="auto" w:fill="0F4761"/>
             <w:vAlign w:val="center"/>
           </w:tcPr>
@@ -22168,7 +23418,7 @@
         </w:tc>
         <w:tc>
           <w:tcPr>
-            <w:tcW w:w="6922" w:type="dxa"/>
+            <w:tcW w:w="6920" w:type="dxa"/>
             <w:shd w:val="clear" w:color="auto" w:fill="0F4761"/>
             <w:vAlign w:val="center"/>
           </w:tcPr>
@@ -22187,7 +23437,7 @@
         </w:tc>
         <w:tc>
           <w:tcPr>
-            <w:tcW w:w="963" w:type="dxa"/>
+            <w:tcW w:w="968" w:type="dxa"/>
             <w:shd w:val="clear" w:color="auto" w:fill="0F4761"/>
             <w:vAlign w:val="center"/>
           </w:tcPr>
@@ -22211,7 +23461,7 @@
         </w:trPr>
         <w:tc>
           <w:tcPr>
-            <w:tcW w:w="1142" w:type="dxa"/>
+            <w:tcW w:w="1139" w:type="dxa"/>
             <w:vAlign w:val="top"/>
           </w:tcPr>
           <w:p>
@@ -22226,7 +23476,7 @@
         </w:tc>
         <w:tc>
           <w:tcPr>
-            <w:tcW w:w="6922" w:type="dxa"/>
+            <w:tcW w:w="6920" w:type="dxa"/>
             <w:vAlign w:val="top"/>
           </w:tcPr>
           <w:p>
@@ -22241,7 +23491,7 @@
         </w:tc>
         <w:tc>
           <w:tcPr>
-            <w:tcW w:w="963" w:type="dxa"/>
+            <w:tcW w:w="968" w:type="dxa"/>
             <w:vAlign w:val="top"/>
           </w:tcPr>
           <w:p>
@@ -22261,7 +23511,7 @@
         </w:trPr>
         <w:tc>
           <w:tcPr>
-            <w:tcW w:w="1142" w:type="dxa"/>
+            <w:tcW w:w="1139" w:type="dxa"/>
             <w:shd w:val="clear" w:color="auto" w:fill="F4F7FB"/>
             <w:vAlign w:val="top"/>
           </w:tcPr>
@@ -22277,7 +23527,7 @@
         </w:tc>
         <w:tc>
           <w:tcPr>
-            <w:tcW w:w="6922" w:type="dxa"/>
+            <w:tcW w:w="6920" w:type="dxa"/>
             <w:shd w:val="clear" w:color="auto" w:fill="F4F7FB"/>
             <w:vAlign w:val="top"/>
           </w:tcPr>
@@ -22305,7 +23555,7 @@
         </w:tc>
         <w:tc>
           <w:tcPr>
-            <w:tcW w:w="963" w:type="dxa"/>
+            <w:tcW w:w="968" w:type="dxa"/>
             <w:shd w:val="clear" w:color="auto" w:fill="F4F7FB"/>
             <w:vAlign w:val="top"/>
           </w:tcPr>
@@ -22326,7 +23576,7 @@
         </w:trPr>
         <w:tc>
           <w:tcPr>
-            <w:tcW w:w="1142" w:type="dxa"/>
+            <w:tcW w:w="1139" w:type="dxa"/>
             <w:vAlign w:val="top"/>
           </w:tcPr>
           <w:p>
@@ -22341,7 +23591,7 @@
         </w:tc>
         <w:tc>
           <w:tcPr>
-            <w:tcW w:w="6922" w:type="dxa"/>
+            <w:tcW w:w="6920" w:type="dxa"/>
             <w:vAlign w:val="top"/>
           </w:tcPr>
           <w:p>
@@ -22356,7 +23606,7 @@
         </w:tc>
         <w:tc>
           <w:tcPr>
-            <w:tcW w:w="963" w:type="dxa"/>
+            <w:tcW w:w="968" w:type="dxa"/>
             <w:vAlign w:val="top"/>
           </w:tcPr>
           <w:p>
@@ -22376,7 +23626,7 @@
         </w:trPr>
         <w:tc>
           <w:tcPr>
-            <w:tcW w:w="1142" w:type="dxa"/>
+            <w:tcW w:w="1139" w:type="dxa"/>
             <w:shd w:val="clear" w:color="auto" w:fill="F4F7FB"/>
             <w:vAlign w:val="top"/>
           </w:tcPr>
@@ -22392,7 +23642,7 @@
         </w:tc>
         <w:tc>
           <w:tcPr>
-            <w:tcW w:w="6922" w:type="dxa"/>
+            <w:tcW w:w="6920" w:type="dxa"/>
             <w:shd w:val="clear" w:color="auto" w:fill="F4F7FB"/>
             <w:vAlign w:val="top"/>
           </w:tcPr>
@@ -22408,7 +23658,7 @@
         </w:tc>
         <w:tc>
           <w:tcPr>
-            <w:tcW w:w="963" w:type="dxa"/>
+            <w:tcW w:w="968" w:type="dxa"/>
             <w:shd w:val="clear" w:color="auto" w:fill="F4F7FB"/>
             <w:vAlign w:val="top"/>
           </w:tcPr>
@@ -22429,7 +23679,7 @@
         </w:trPr>
         <w:tc>
           <w:tcPr>
-            <w:tcW w:w="1142" w:type="dxa"/>
+            <w:tcW w:w="1139" w:type="dxa"/>
             <w:vAlign w:val="top"/>
           </w:tcPr>
           <w:p>
@@ -22444,7 +23694,7 @@
         </w:tc>
         <w:tc>
           <w:tcPr>
-            <w:tcW w:w="6922" w:type="dxa"/>
+            <w:tcW w:w="6920" w:type="dxa"/>
             <w:vAlign w:val="top"/>
           </w:tcPr>
           <w:p>
@@ -22459,7 +23709,7 @@
         </w:tc>
         <w:tc>
           <w:tcPr>
-            <w:tcW w:w="963" w:type="dxa"/>
+            <w:tcW w:w="968" w:type="dxa"/>
             <w:vAlign w:val="top"/>
           </w:tcPr>
           <w:p>
@@ -22479,8 +23729,60 @@
         </w:trPr>
         <w:tc>
           <w:tcPr>
-            <w:tcW w:w="1142" w:type="dxa"/>
-            <w:shd w:val="clear" w:color="auto" w:fill="F4F7FB"/>
+            <w:tcW w:w="1139" w:type="dxa"/>
+            <w:shd w:val="clear" w:color="auto" w:fill="F4F7FB"/>
+            <w:vAlign w:val="top"/>
+          </w:tcPr>
+          <w:p>
+            <w:pPr>
+              <w:pStyle w:val="TableText"/>
+              <w:jc w:val="left"/>
+            </w:pPr>
+            <w:r>
+              <w:t xml:space="preserve">09:00</w:t>
+            </w:r>
+          </w:p>
+        </w:tc>
+        <w:tc>
+          <w:tcPr>
+            <w:tcW w:w="6920" w:type="dxa"/>
+            <w:shd w:val="clear" w:color="auto" w:fill="F4F7FB"/>
+            <w:vAlign w:val="top"/>
+          </w:tcPr>
+          <w:p>
+            <w:pPr>
+              <w:pStyle w:val="TableText"/>
+              <w:jc w:val="left"/>
+            </w:pPr>
+            <w:r>
+              <w:t xml:space="preserve">Data requests: none overdue; requests due within 24 hours have a handler (SOP-05)</w:t>
+            </w:r>
+          </w:p>
+        </w:tc>
+        <w:tc>
+          <w:tcPr>
+            <w:tcW w:w="968" w:type="dxa"/>
+            <w:shd w:val="clear" w:color="auto" w:fill="F4F7FB"/>
+            <w:vAlign w:val="top"/>
+          </w:tcPr>
+          <w:p>
+            <w:pPr>
+              <w:pStyle w:val="TableText"/>
+              <w:jc w:val="left"/>
+            </w:pPr>
+            <w:r>
+              <w:t xml:space="preserve">Yes or no</w:t>
+            </w:r>
+          </w:p>
+        </w:tc>
+      </w:tr>
+      <w:tr>
+        <w:trPr>
+          <w:cantSplit/>
+        </w:trPr>
+        <w:tc>
+          <w:tcPr>
+            <w:tcW w:w="1139" w:type="dxa"/>
             <w:vAlign w:val="top"/>
           </w:tcPr>
           <w:p>
@@ -22495,8 +23797,7 @@
         </w:tc>
         <w:tc>
           <w:tcPr>
-            <w:tcW w:w="6922" w:type="dxa"/>
-            <w:shd w:val="clear" w:color="auto" w:fill="F4F7FB"/>
+            <w:tcW w:w="6920" w:type="dxa"/>
             <w:vAlign w:val="top"/>
           </w:tcPr>
           <w:p>
@@ -22511,8 +23812,7 @@
         </w:tc>
         <w:tc>
           <w:tcPr>
-            <w:tcW w:w="963" w:type="dxa"/>
-            <w:shd w:val="clear" w:color="auto" w:fill="F4F7FB"/>
+            <w:tcW w:w="968" w:type="dxa"/>
             <w:vAlign w:val="top"/>
           </w:tcPr>
           <w:p>
@@ -22532,7 +23832,8 @@
         </w:trPr>
         <w:tc>
           <w:tcPr>
-            <w:tcW w:w="1142" w:type="dxa"/>
+            <w:tcW w:w="1139" w:type="dxa"/>
+            <w:shd w:val="clear" w:color="auto" w:fill="F4F7FB"/>
             <w:vAlign w:val="top"/>
           </w:tcPr>
           <w:p>
@@ -22547,7 +23848,8 @@
         </w:tc>
         <w:tc>
           <w:tcPr>
-            <w:tcW w:w="6922" w:type="dxa"/>
+            <w:tcW w:w="6920" w:type="dxa"/>
+            <w:shd w:val="clear" w:color="auto" w:fill="F4F7FB"/>
             <w:vAlign w:val="top"/>
           </w:tcPr>
           <w:p>
@@ -22562,7 +23864,8 @@
         </w:tc>
         <w:tc>
           <w:tcPr>
-            <w:tcW w:w="963" w:type="dxa"/>
+            <w:tcW w:w="968" w:type="dxa"/>
+            <w:shd w:val="clear" w:color="auto" w:fill="F4F7FB"/>
             <w:vAlign w:val="top"/>
           </w:tcPr>
           <w:p>
@@ -22634,9 +23937,9 @@
         <w:tblLook w:val="04A0" w:firstRow="1" w:lastRow="0" w:firstColumn="0" w:lastColumn="0" w:noHBand="0" w:noVBand="1"/>
       </w:tblPr>
       <w:tblGrid>
-        <w:gridCol w:w="2823"/>
-        <w:gridCol w:w="2653"/>
-        <w:gridCol w:w="3551"/>
+        <w:gridCol w:w="2407"/>
+        <w:gridCol w:w="3378"/>
+        <w:gridCol w:w="3242"/>
       </w:tblGrid>
       <w:tr>
         <w:trPr>
@@ -22645,7 +23948,7 @@
         </w:trPr>
         <w:tc>
           <w:tcPr>
-            <w:tcW w:w="2823" w:type="dxa"/>
+            <w:tcW w:w="2407" w:type="dxa"/>
             <w:shd w:val="clear" w:color="auto" w:fill="0F4761"/>
             <w:vAlign w:val="center"/>
           </w:tcPr>
@@ -22664,7 +23967,7 @@
         </w:tc>
         <w:tc>
           <w:tcPr>
-            <w:tcW w:w="2653" w:type="dxa"/>
+            <w:tcW w:w="3378" w:type="dxa"/>
             <w:shd w:val="clear" w:color="auto" w:fill="0F4761"/>
             <w:vAlign w:val="center"/>
           </w:tcPr>
@@ -22683,7 +23986,7 @@
         </w:tc>
         <w:tc>
           <w:tcPr>
-            <w:tcW w:w="3551" w:type="dxa"/>
+            <w:tcW w:w="3242" w:type="dxa"/>
             <w:shd w:val="clear" w:color="auto" w:fill="0F4761"/>
             <w:vAlign w:val="center"/>
           </w:tcPr>
@@ -22707,7 +24010,7 @@
         </w:trPr>
         <w:tc>
           <w:tcPr>
-            <w:tcW w:w="2823" w:type="dxa"/>
+            <w:tcW w:w="2407" w:type="dxa"/>
             <w:vAlign w:val="top"/>
           </w:tcPr>
           <w:p>
@@ -22728,7 +24031,7 @@
         </w:tc>
         <w:tc>
           <w:tcPr>
-            <w:tcW w:w="2653" w:type="dxa"/>
+            <w:tcW w:w="3378" w:type="dxa"/>
             <w:vAlign w:val="top"/>
           </w:tcPr>
           <w:p>
@@ -22743,7 +24046,7 @@
         </w:tc>
         <w:tc>
           <w:tcPr>
-            <w:tcW w:w="3551" w:type="dxa"/>
+            <w:tcW w:w="3242" w:type="dxa"/>
             <w:vAlign w:val="top"/>
           </w:tcPr>
           <w:p>
@@ -22763,7 +24066,7 @@
         </w:trPr>
         <w:tc>
           <w:tcPr>
-            <w:tcW w:w="2823" w:type="dxa"/>
+            <w:tcW w:w="2407" w:type="dxa"/>
             <w:shd w:val="clear" w:color="auto" w:fill="F4F7FB"/>
             <w:vAlign w:val="top"/>
           </w:tcPr>
@@ -22779,7 +24082,7 @@
         </w:tc>
         <w:tc>
           <w:tcPr>
-            <w:tcW w:w="2653" w:type="dxa"/>
+            <w:tcW w:w="3378" w:type="dxa"/>
             <w:shd w:val="clear" w:color="auto" w:fill="F4F7FB"/>
             <w:vAlign w:val="top"/>
           </w:tcPr>
@@ -22795,7 +24098,7 @@
         </w:tc>
         <w:tc>
           <w:tcPr>
-            <w:tcW w:w="3551" w:type="dxa"/>
+            <w:tcW w:w="3242" w:type="dxa"/>
             <w:shd w:val="clear" w:color="auto" w:fill="F4F7FB"/>
             <w:vAlign w:val="top"/>
           </w:tcPr>
@@ -22816,7 +24119,7 @@
         </w:trPr>
         <w:tc>
           <w:tcPr>
-            <w:tcW w:w="2823" w:type="dxa"/>
+            <w:tcW w:w="2407" w:type="dxa"/>
             <w:vAlign w:val="top"/>
           </w:tcPr>
           <w:p>
@@ -22831,7 +24134,7 @@
         </w:tc>
         <w:tc>
           <w:tcPr>
-            <w:tcW w:w="2653" w:type="dxa"/>
+            <w:tcW w:w="3378" w:type="dxa"/>
             <w:vAlign w:val="top"/>
           </w:tcPr>
           <w:p>
@@ -22846,7 +24149,7 @@
         </w:tc>
         <w:tc>
           <w:tcPr>
-            <w:tcW w:w="3551" w:type="dxa"/>
+            <w:tcW w:w="3242" w:type="dxa"/>
             <w:vAlign w:val="top"/>
           </w:tcPr>
           <w:p>
@@ -22866,7 +24169,7 @@
         </w:trPr>
         <w:tc>
           <w:tcPr>
-            <w:tcW w:w="2823" w:type="dxa"/>
+            <w:tcW w:w="2407" w:type="dxa"/>
             <w:shd w:val="clear" w:color="auto" w:fill="F4F7FB"/>
             <w:vAlign w:val="top"/>
           </w:tcPr>
@@ -22894,7 +24197,7 @@
         </w:tc>
         <w:tc>
           <w:tcPr>
-            <w:tcW w:w="2653" w:type="dxa"/>
+            <w:tcW w:w="3378" w:type="dxa"/>
             <w:shd w:val="clear" w:color="auto" w:fill="F4F7FB"/>
             <w:vAlign w:val="top"/>
           </w:tcPr>
@@ -22910,7 +24213,7 @@
         </w:tc>
         <w:tc>
           <w:tcPr>
-            <w:tcW w:w="3551" w:type="dxa"/>
+            <w:tcW w:w="3242" w:type="dxa"/>
             <w:shd w:val="clear" w:color="auto" w:fill="F4F7FB"/>
             <w:vAlign w:val="top"/>
           </w:tcPr>
@@ -22931,7 +24234,7 @@
         </w:trPr>
         <w:tc>
           <w:tcPr>
-            <w:tcW w:w="2823" w:type="dxa"/>
+            <w:tcW w:w="2407" w:type="dxa"/>
             <w:vAlign w:val="top"/>
           </w:tcPr>
           <w:p>
@@ -22952,7 +24255,7 @@
         </w:tc>
         <w:tc>
           <w:tcPr>
-            <w:tcW w:w="2653" w:type="dxa"/>
+            <w:tcW w:w="3378" w:type="dxa"/>
             <w:vAlign w:val="top"/>
           </w:tcPr>
           <w:p>
@@ -22967,7 +24270,7 @@
         </w:tc>
         <w:tc>
           <w:tcPr>
-            <w:tcW w:w="3551" w:type="dxa"/>
+            <w:tcW w:w="3242" w:type="dxa"/>
             <w:vAlign w:val="top"/>
           </w:tcPr>
           <w:p>
@@ -22987,7 +24290,7 @@
         </w:trPr>
         <w:tc>
           <w:tcPr>
-            <w:tcW w:w="2823" w:type="dxa"/>
+            <w:tcW w:w="2407" w:type="dxa"/>
             <w:shd w:val="clear" w:color="auto" w:fill="F4F7FB"/>
             <w:vAlign w:val="top"/>
           </w:tcPr>
@@ -23015,7 +24318,7 @@
         </w:tc>
         <w:tc>
           <w:tcPr>
-            <w:tcW w:w="2653" w:type="dxa"/>
+            <w:tcW w:w="3378" w:type="dxa"/>
             <w:shd w:val="clear" w:color="auto" w:fill="F4F7FB"/>
             <w:vAlign w:val="top"/>
           </w:tcPr>
@@ -23031,7 +24334,7 @@
         </w:tc>
         <w:tc>
           <w:tcPr>
-            <w:tcW w:w="3551" w:type="dxa"/>
+            <w:tcW w:w="3242" w:type="dxa"/>
             <w:shd w:val="clear" w:color="auto" w:fill="F4F7FB"/>
             <w:vAlign w:val="top"/>
           </w:tcPr>
@@ -23052,7 +24355,7 @@
         </w:trPr>
         <w:tc>
           <w:tcPr>
-            <w:tcW w:w="2823" w:type="dxa"/>
+            <w:tcW w:w="2407" w:type="dxa"/>
             <w:vAlign w:val="top"/>
           </w:tcPr>
           <w:p>
@@ -23079,7 +24382,7 @@
         </w:tc>
         <w:tc>
           <w:tcPr>
-            <w:tcW w:w="2653" w:type="dxa"/>
+            <w:tcW w:w="3378" w:type="dxa"/>
             <w:vAlign w:val="top"/>
           </w:tcPr>
           <w:p>
@@ -23094,7 +24397,7 @@
         </w:tc>
         <w:tc>
           <w:tcPr>
-            <w:tcW w:w="3551" w:type="dxa"/>
+            <w:tcW w:w="3242" w:type="dxa"/>
             <w:vAlign w:val="top"/>
           </w:tcPr>
           <w:p>
@@ -23114,7 +24417,7 @@
         </w:trPr>
         <w:tc>
           <w:tcPr>
-            <w:tcW w:w="2823" w:type="dxa"/>
+            <w:tcW w:w="2407" w:type="dxa"/>
             <w:shd w:val="clear" w:color="auto" w:fill="F4F7FB"/>
             <w:vAlign w:val="top"/>
           </w:tcPr>
@@ -23142,7 +24445,7 @@
         </w:tc>
         <w:tc>
           <w:tcPr>
-            <w:tcW w:w="2653" w:type="dxa"/>
+            <w:tcW w:w="3378" w:type="dxa"/>
             <w:shd w:val="clear" w:color="auto" w:fill="F4F7FB"/>
             <w:vAlign w:val="top"/>
           </w:tcPr>
@@ -23158,7 +24461,7 @@
         </w:tc>
         <w:tc>
           <w:tcPr>
-            <w:tcW w:w="3551" w:type="dxa"/>
+            <w:tcW w:w="3242" w:type="dxa"/>
             <w:shd w:val="clear" w:color="auto" w:fill="F4F7FB"/>
             <w:vAlign w:val="top"/>
           </w:tcPr>
@@ -23179,7 +24482,7 @@
         </w:trPr>
         <w:tc>
           <w:tcPr>
-            <w:tcW w:w="2823" w:type="dxa"/>
+            <w:tcW w:w="2407" w:type="dxa"/>
             <w:vAlign w:val="top"/>
           </w:tcPr>
           <w:p>
@@ -23194,7 +24497,7 @@
         </w:tc>
         <w:tc>
           <w:tcPr>
-            <w:tcW w:w="2653" w:type="dxa"/>
+            <w:tcW w:w="3378" w:type="dxa"/>
             <w:vAlign w:val="top"/>
           </w:tcPr>
           <w:p>
@@ -23209,7 +24512,7 @@
         </w:tc>
         <w:tc>
           <w:tcPr>
-            <w:tcW w:w="3551" w:type="dxa"/>
+            <w:tcW w:w="3242" w:type="dxa"/>
             <w:vAlign w:val="top"/>
           </w:tcPr>
           <w:p>
@@ -23229,7 +24532,7 @@
         </w:trPr>
         <w:tc>
           <w:tcPr>
-            <w:tcW w:w="2823" w:type="dxa"/>
+            <w:tcW w:w="2407" w:type="dxa"/>
             <w:shd w:val="clear" w:color="auto" w:fill="F4F7FB"/>
             <w:vAlign w:val="top"/>
           </w:tcPr>
@@ -23245,7 +24548,7 @@
         </w:tc>
         <w:tc>
           <w:tcPr>
-            <w:tcW w:w="2653" w:type="dxa"/>
+            <w:tcW w:w="3378" w:type="dxa"/>
             <w:shd w:val="clear" w:color="auto" w:fill="F4F7FB"/>
             <w:vAlign w:val="top"/>
           </w:tcPr>
@@ -23261,7 +24564,7 @@
         </w:tc>
         <w:tc>
           <w:tcPr>
-            <w:tcW w:w="3551" w:type="dxa"/>
+            <w:tcW w:w="3242" w:type="dxa"/>
             <w:shd w:val="clear" w:color="auto" w:fill="F4F7FB"/>
             <w:vAlign w:val="top"/>
           </w:tcPr>
@@ -23282,7 +24585,7 @@
         </w:trPr>
         <w:tc>
           <w:tcPr>
-            <w:tcW w:w="2823" w:type="dxa"/>
+            <w:tcW w:w="2407" w:type="dxa"/>
             <w:vAlign w:val="top"/>
           </w:tcPr>
           <w:p>
@@ -23297,7 +24600,7 @@
         </w:tc>
         <w:tc>
           <w:tcPr>
-            <w:tcW w:w="2653" w:type="dxa"/>
+            <w:tcW w:w="3378" w:type="dxa"/>
             <w:vAlign w:val="top"/>
           </w:tcPr>
           <w:p>
@@ -23312,7 +24615,7 @@
         </w:tc>
         <w:tc>
           <w:tcPr>
-            <w:tcW w:w="3551" w:type="dxa"/>
+            <w:tcW w:w="3242" w:type="dxa"/>
             <w:vAlign w:val="top"/>
           </w:tcPr>
           <w:p>
@@ -23332,7 +24635,7 @@
         </w:trPr>
         <w:tc>
           <w:tcPr>
-            <w:tcW w:w="2823" w:type="dxa"/>
+            <w:tcW w:w="2407" w:type="dxa"/>
             <w:shd w:val="clear" w:color="auto" w:fill="F4F7FB"/>
             <w:vAlign w:val="top"/>
           </w:tcPr>
@@ -23348,7 +24651,7 @@
         </w:tc>
         <w:tc>
           <w:tcPr>
-            <w:tcW w:w="2653" w:type="dxa"/>
+            <w:tcW w:w="3378" w:type="dxa"/>
             <w:shd w:val="clear" w:color="auto" w:fill="F4F7FB"/>
             <w:vAlign w:val="top"/>
           </w:tcPr>
@@ -23364,7 +24667,7 @@
         </w:tc>
         <w:tc>
           <w:tcPr>
-            <w:tcW w:w="3551" w:type="dxa"/>
+            <w:tcW w:w="3242" w:type="dxa"/>
             <w:shd w:val="clear" w:color="auto" w:fill="F4F7FB"/>
             <w:vAlign w:val="top"/>
           </w:tcPr>
@@ -23385,7 +24688,7 @@
         </w:trPr>
         <w:tc>
           <w:tcPr>
-            <w:tcW w:w="2823" w:type="dxa"/>
+            <w:tcW w:w="2407" w:type="dxa"/>
             <w:vAlign w:val="top"/>
           </w:tcPr>
           <w:p>
@@ -23400,7 +24703,7 @@
         </w:tc>
         <w:tc>
           <w:tcPr>
-            <w:tcW w:w="2653" w:type="dxa"/>
+            <w:tcW w:w="3378" w:type="dxa"/>
             <w:vAlign w:val="top"/>
           </w:tcPr>
           <w:p>
@@ -23415,7 +24718,7 @@
         </w:tc>
         <w:tc>
           <w:tcPr>
-            <w:tcW w:w="3551" w:type="dxa"/>
+            <w:tcW w:w="3242" w:type="dxa"/>
             <w:vAlign w:val="top"/>
           </w:tcPr>
           <w:p>
@@ -23435,7 +24738,7 @@
         </w:trPr>
         <w:tc>
           <w:tcPr>
-            <w:tcW w:w="2823" w:type="dxa"/>
+            <w:tcW w:w="2407" w:type="dxa"/>
             <w:shd w:val="clear" w:color="auto" w:fill="F4F7FB"/>
             <w:vAlign w:val="top"/>
           </w:tcPr>
@@ -23451,7 +24754,7 @@
         </w:tc>
         <w:tc>
           <w:tcPr>
-            <w:tcW w:w="2653" w:type="dxa"/>
+            <w:tcW w:w="3378" w:type="dxa"/>
             <w:shd w:val="clear" w:color="auto" w:fill="F4F7FB"/>
             <w:vAlign w:val="top"/>
           </w:tcPr>
@@ -23467,7 +24770,7 @@
         </w:tc>
         <w:tc>
           <w:tcPr>
-            <w:tcW w:w="3551" w:type="dxa"/>
+            <w:tcW w:w="3242" w:type="dxa"/>
             <w:shd w:val="clear" w:color="auto" w:fill="F4F7FB"/>
             <w:vAlign w:val="top"/>
           </w:tcPr>
@@ -23488,7 +24791,152 @@
         </w:trPr>
         <w:tc>
           <w:tcPr>
-            <w:tcW w:w="2823" w:type="dxa"/>
+            <w:tcW w:w="2407" w:type="dxa"/>
+            <w:vAlign w:val="top"/>
+          </w:tcPr>
+          <w:p>
+            <w:pPr>
+              <w:pStyle w:val="TableText"/>
+              <w:jc w:val="left"/>
+            </w:pPr>
+            <w:r>
+              <w:t xml:space="preserve">Customer asks to see or delete their data</w:t>
+            </w:r>
+          </w:p>
+        </w:tc>
+        <w:tc>
+          <w:tcPr>
+            <w:tcW w:w="3378" w:type="dxa"/>
+            <w:vAlign w:val="top"/>
+          </w:tcPr>
+          <w:p>
+            <w:pPr>
+              <w:pStyle w:val="TableText"/>
+              <w:jc w:val="left"/>
+            </w:pPr>
+            <w:r>
+              <w:t xml:space="preserve">Data request</w:t>
+            </w:r>
+          </w:p>
+        </w:tc>
+        <w:tc>
+          <w:tcPr>
+            <w:tcW w:w="3242" w:type="dxa"/>
+            <w:vAlign w:val="top"/>
+          </w:tcPr>
+          <w:p>
+            <w:pPr>
+              <w:pStyle w:val="TableText"/>
+              <w:jc w:val="left"/>
+            </w:pPr>
+            <w:r>
+              <w:t xml:space="preserve">Record the request, the channel and the time received; pass it to Compliance the same business day (SOP-05). Customers can also download their own data in the app</w:t>
+            </w:r>
+          </w:p>
+        </w:tc>
+      </w:tr>
+      <w:tr>
+        <w:trPr>
+          <w:cantSplit/>
+        </w:trPr>
+        <w:tc>
+          <w:tcPr>
+            <w:tcW w:w="2407" w:type="dxa"/>
+            <w:shd w:val="clear" w:color="auto" w:fill="F4F7FB"/>
+            <w:vAlign w:val="top"/>
+          </w:tcPr>
+          <w:p>
+            <w:pPr>
+              <w:pStyle w:val="TableText"/>
+              <w:jc w:val="left"/>
+            </w:pPr>
+            <w:r>
+              <w:t xml:space="preserve">Customer does not see quick renewal (</w:t>
+            </w:r>
+            <w:r>
+              <w:t xml:space="preserve">“</w:t>
+            </w:r>
+            <w:r>
+              <w:t xml:space="preserve">Gia hạn nhanh</w:t>
+            </w:r>
+            <w:r>
+              <w:t xml:space="preserve">”</w:t>
+            </w:r>
+            <w:r>
+              <w:t xml:space="preserve">)</w:t>
+            </w:r>
+          </w:p>
+        </w:tc>
+        <w:tc>
+          <w:tcPr>
+            <w:tcW w:w="3378" w:type="dxa"/>
+            <w:shd w:val="clear" w:color="auto" w:fill="F4F7FB"/>
+            <w:vAlign w:val="top"/>
+          </w:tcPr>
+          <w:p>
+            <w:pPr>
+              <w:pStyle w:val="TableText"/>
+              <w:jc w:val="left"/>
+            </w:pPr>
+            <w:r>
+              <w:t xml:space="preserve">Not eligible this time, for example vehicle details not confirmed in the last 365 days, add-ons or physical damage cover, an indicative price, or a wallet balance below the premium</w:t>
+            </w:r>
+          </w:p>
+        </w:tc>
+        <w:tc>
+          <w:tcPr>
+            <w:tcW w:w="3242" w:type="dxa"/>
+            <w:shd w:val="clear" w:color="auto" w:fill="F4F7FB"/>
+            <w:vAlign w:val="top"/>
+          </w:tcPr>
+          <w:p>
+            <w:pPr>
+              <w:pStyle w:val="TableText"/>
+              <w:jc w:val="left"/>
+            </w:pPr>
+            <w:r>
+              <w:t xml:space="preserve">Expected; the customer renews through the full flow (</w:t>
+            </w:r>
+            <w:r>
+              <w:t xml:space="preserve">“</w:t>
+            </w:r>
+            <w:r>
+              <w:t xml:space="preserve">Gia hạn ngay</w:t>
+            </w:r>
+            <w:r>
+              <w:t xml:space="preserve">”</w:t>
+            </w:r>
+            <w:r>
+              <w:t xml:space="preserve"> </w:t>
+            </w:r>
+            <w:r>
+              <w:t xml:space="preserve">or</w:t>
+            </w:r>
+            <w:r>
+              <w:t xml:space="preserve"> </w:t>
+            </w:r>
+            <w:r>
+              <w:t xml:space="preserve">“</w:t>
+            </w:r>
+            <w:r>
+              <w:t xml:space="preserve">Tùy chỉnh gói bảo hiểm</w:t>
+            </w:r>
+            <w:r>
+              <w:t xml:space="preserve">”</w:t>
+            </w:r>
+            <w:r>
+              <w:t xml:space="preserve">)</w:t>
+            </w:r>
+          </w:p>
+        </w:tc>
+      </w:tr>
+      <w:tr>
+        <w:trPr>
+          <w:cantSplit/>
+        </w:trPr>
+        <w:tc>
+          <w:tcPr>
+            <w:tcW w:w="2407" w:type="dxa"/>
             <w:vAlign w:val="top"/>
           </w:tcPr>
           <w:p>
@@ -23503,7 +24951,7 @@
         </w:tc>
         <w:tc>
           <w:tcPr>
-            <w:tcW w:w="2653" w:type="dxa"/>
+            <w:tcW w:w="3378" w:type="dxa"/>
             <w:vAlign w:val="top"/>
           </w:tcPr>
           <w:p>
@@ -23518,7 +24966,7 @@
         </w:tc>
         <w:tc>
           <w:tcPr>
-            <w:tcW w:w="3551" w:type="dxa"/>
+            <w:tcW w:w="3242" w:type="dxa"/>
             <w:vAlign w:val="top"/>
           </w:tcPr>
           <w:p>
@@ -24237,10 +25685,10 @@
         <w:tblLook w:val="04A0" w:firstRow="1" w:lastRow="0" w:firstColumn="0" w:lastColumn="0" w:noHBand="0" w:noVBand="1"/>
       </w:tblPr>
       <w:tblGrid>
-        <w:gridCol w:w="2180"/>
-        <w:gridCol w:w="2378"/>
-        <w:gridCol w:w="2294"/>
-        <w:gridCol w:w="2175"/>
+        <w:gridCol w:w="2050"/>
+        <w:gridCol w:w="2844"/>
+        <w:gridCol w:w="2125"/>
+        <w:gridCol w:w="2008"/>
       </w:tblGrid>
       <w:tr>
         <w:trPr>
@@ -24249,7 +25697,7 @@
         </w:trPr>
         <w:tc>
           <w:tcPr>
-            <w:tcW w:w="2180" w:type="dxa"/>
+            <w:tcW w:w="2050" w:type="dxa"/>
             <w:shd w:val="clear" w:color="auto" w:fill="0F4761"/>
             <w:vAlign w:val="center"/>
           </w:tcPr>
@@ -24268,7 +25716,7 @@
         </w:tc>
         <w:tc>
           <w:tcPr>
-            <w:tcW w:w="2378" w:type="dxa"/>
+            <w:tcW w:w="2844" w:type="dxa"/>
             <w:shd w:val="clear" w:color="auto" w:fill="0F4761"/>
             <w:vAlign w:val="center"/>
           </w:tcPr>
@@ -24287,7 +25735,7 @@
         </w:tc>
         <w:tc>
           <w:tcPr>
-            <w:tcW w:w="2294" w:type="dxa"/>
+            <w:tcW w:w="2125" w:type="dxa"/>
             <w:shd w:val="clear" w:color="auto" w:fill="0F4761"/>
             <w:vAlign w:val="center"/>
           </w:tcPr>
@@ -24306,7 +25754,7 @@
         </w:tc>
         <w:tc>
           <w:tcPr>
-            <w:tcW w:w="2175" w:type="dxa"/>
+            <w:tcW w:w="2008" w:type="dxa"/>
             <w:shd w:val="clear" w:color="auto" w:fill="0F4761"/>
             <w:vAlign w:val="center"/>
           </w:tcPr>
@@ -24330,7 +25778,7 @@
         </w:trPr>
         <w:tc>
           <w:tcPr>
-            <w:tcW w:w="2180" w:type="dxa"/>
+            <w:tcW w:w="2050" w:type="dxa"/>
             <w:vAlign w:val="top"/>
           </w:tcPr>
           <w:p>
@@ -24345,7 +25793,7 @@
         </w:tc>
         <w:tc>
           <w:tcPr>
-            <w:tcW w:w="2378" w:type="dxa"/>
+            <w:tcW w:w="2844" w:type="dxa"/>
             <w:vAlign w:val="top"/>
           </w:tcPr>
           <w:p>
@@ -24360,7 +25808,7 @@
         </w:tc>
         <w:tc>
           <w:tcPr>
-            <w:tcW w:w="2294" w:type="dxa"/>
+            <w:tcW w:w="2125" w:type="dxa"/>
             <w:vAlign w:val="top"/>
           </w:tcPr>
           <w:p>
@@ -24375,7 +25823,7 @@
         </w:tc>
         <w:tc>
           <w:tcPr>
-            <w:tcW w:w="2175" w:type="dxa"/>
+            <w:tcW w:w="2008" w:type="dxa"/>
             <w:vAlign w:val="top"/>
           </w:tcPr>
           <w:p>
@@ -24395,7 +25843,7 @@
         </w:trPr>
         <w:tc>
           <w:tcPr>
-            <w:tcW w:w="2180" w:type="dxa"/>
+            <w:tcW w:w="2050" w:type="dxa"/>
             <w:shd w:val="clear" w:color="auto" w:fill="F4F7FB"/>
             <w:vAlign w:val="top"/>
           </w:tcPr>
@@ -24411,7 +25859,7 @@
         </w:tc>
         <w:tc>
           <w:tcPr>
-            <w:tcW w:w="2378" w:type="dxa"/>
+            <w:tcW w:w="2844" w:type="dxa"/>
             <w:shd w:val="clear" w:color="auto" w:fill="F4F7FB"/>
             <w:vAlign w:val="top"/>
           </w:tcPr>
@@ -24427,7 +25875,7 @@
         </w:tc>
         <w:tc>
           <w:tcPr>
-            <w:tcW w:w="2294" w:type="dxa"/>
+            <w:tcW w:w="2125" w:type="dxa"/>
             <w:shd w:val="clear" w:color="auto" w:fill="F4F7FB"/>
             <w:vAlign w:val="top"/>
           </w:tcPr>
@@ -24443,7 +25891,7 @@
         </w:tc>
         <w:tc>
           <w:tcPr>
-            <w:tcW w:w="2175" w:type="dxa"/>
+            <w:tcW w:w="2008" w:type="dxa"/>
             <w:shd w:val="clear" w:color="auto" w:fill="F4F7FB"/>
             <w:vAlign w:val="top"/>
           </w:tcPr>
@@ -24464,7 +25912,7 @@
         </w:trPr>
         <w:tc>
           <w:tcPr>
-            <w:tcW w:w="2180" w:type="dxa"/>
+            <w:tcW w:w="2050" w:type="dxa"/>
             <w:vAlign w:val="top"/>
           </w:tcPr>
           <w:p>
@@ -24479,7 +25927,7 @@
         </w:tc>
         <w:tc>
           <w:tcPr>
-            <w:tcW w:w="2378" w:type="dxa"/>
+            <w:tcW w:w="2844" w:type="dxa"/>
             <w:vAlign w:val="top"/>
           </w:tcPr>
           <w:p>
@@ -24494,7 +25942,7 @@
         </w:tc>
         <w:tc>
           <w:tcPr>
-            <w:tcW w:w="2294" w:type="dxa"/>
+            <w:tcW w:w="2125" w:type="dxa"/>
             <w:vAlign w:val="top"/>
           </w:tcPr>
           <w:p>
@@ -24509,7 +25957,7 @@
         </w:tc>
         <w:tc>
           <w:tcPr>
-            <w:tcW w:w="2175" w:type="dxa"/>
+            <w:tcW w:w="2008" w:type="dxa"/>
             <w:vAlign w:val="top"/>
           </w:tcPr>
           <w:p>
@@ -24529,7 +25977,7 @@
         </w:trPr>
         <w:tc>
           <w:tcPr>
-            <w:tcW w:w="2180" w:type="dxa"/>
+            <w:tcW w:w="2050" w:type="dxa"/>
             <w:shd w:val="clear" w:color="auto" w:fill="F4F7FB"/>
             <w:vAlign w:val="top"/>
           </w:tcPr>
@@ -24545,7 +25993,7 @@
         </w:tc>
         <w:tc>
           <w:tcPr>
-            <w:tcW w:w="2378" w:type="dxa"/>
+            <w:tcW w:w="2844" w:type="dxa"/>
             <w:shd w:val="clear" w:color="auto" w:fill="F4F7FB"/>
             <w:vAlign w:val="top"/>
           </w:tcPr>
@@ -24561,7 +26009,7 @@
         </w:tc>
         <w:tc>
           <w:tcPr>
-            <w:tcW w:w="2294" w:type="dxa"/>
+            <w:tcW w:w="2125" w:type="dxa"/>
             <w:shd w:val="clear" w:color="auto" w:fill="F4F7FB"/>
             <w:vAlign w:val="top"/>
           </w:tcPr>
@@ -24577,7 +26025,7 @@
         </w:tc>
         <w:tc>
           <w:tcPr>
-            <w:tcW w:w="2175" w:type="dxa"/>
+            <w:tcW w:w="2008" w:type="dxa"/>
             <w:shd w:val="clear" w:color="auto" w:fill="F4F7FB"/>
             <w:vAlign w:val="top"/>
           </w:tcPr>
@@ -24598,7 +26046,7 @@
         </w:trPr>
         <w:tc>
           <w:tcPr>
-            <w:tcW w:w="2180" w:type="dxa"/>
+            <w:tcW w:w="2050" w:type="dxa"/>
             <w:vAlign w:val="top"/>
           </w:tcPr>
           <w:p>
@@ -24613,7 +26061,7 @@
         </w:tc>
         <w:tc>
           <w:tcPr>
-            <w:tcW w:w="2378" w:type="dxa"/>
+            <w:tcW w:w="2844" w:type="dxa"/>
             <w:vAlign w:val="top"/>
           </w:tcPr>
           <w:p>
@@ -24628,7 +26076,7 @@
         </w:tc>
         <w:tc>
           <w:tcPr>
-            <w:tcW w:w="2294" w:type="dxa"/>
+            <w:tcW w:w="2125" w:type="dxa"/>
             <w:vAlign w:val="top"/>
           </w:tcPr>
           <w:p>
@@ -24643,7 +26091,7 @@
         </w:tc>
         <w:tc>
           <w:tcPr>
-            <w:tcW w:w="2175" w:type="dxa"/>
+            <w:tcW w:w="2008" w:type="dxa"/>
             <w:vAlign w:val="top"/>
           </w:tcPr>
           <w:p>
@@ -24663,7 +26111,7 @@
         </w:trPr>
         <w:tc>
           <w:tcPr>
-            <w:tcW w:w="2180" w:type="dxa"/>
+            <w:tcW w:w="2050" w:type="dxa"/>
             <w:shd w:val="clear" w:color="auto" w:fill="F4F7FB"/>
             <w:vAlign w:val="top"/>
           </w:tcPr>
@@ -24679,7 +26127,7 @@
         </w:tc>
         <w:tc>
           <w:tcPr>
-            <w:tcW w:w="2378" w:type="dxa"/>
+            <w:tcW w:w="2844" w:type="dxa"/>
             <w:shd w:val="clear" w:color="auto" w:fill="F4F7FB"/>
             <w:vAlign w:val="top"/>
           </w:tcPr>
@@ -24695,7 +26143,7 @@
         </w:tc>
         <w:tc>
           <w:tcPr>
-            <w:tcW w:w="2294" w:type="dxa"/>
+            <w:tcW w:w="2125" w:type="dxa"/>
             <w:shd w:val="clear" w:color="auto" w:fill="F4F7FB"/>
             <w:vAlign w:val="top"/>
           </w:tcPr>
@@ -24711,7 +26159,7 @@
         </w:tc>
         <w:tc>
           <w:tcPr>
-            <w:tcW w:w="2175" w:type="dxa"/>
+            <w:tcW w:w="2008" w:type="dxa"/>
             <w:shd w:val="clear" w:color="auto" w:fill="F4F7FB"/>
             <w:vAlign w:val="top"/>
           </w:tcPr>
@@ -24732,7 +26180,7 @@
         </w:trPr>
         <w:tc>
           <w:tcPr>
-            <w:tcW w:w="2180" w:type="dxa"/>
+            <w:tcW w:w="2050" w:type="dxa"/>
             <w:vAlign w:val="top"/>
           </w:tcPr>
           <w:p>
@@ -24747,7 +26195,7 @@
         </w:tc>
         <w:tc>
           <w:tcPr>
-            <w:tcW w:w="2378" w:type="dxa"/>
+            <w:tcW w:w="2844" w:type="dxa"/>
             <w:vAlign w:val="top"/>
           </w:tcPr>
           <w:p>
@@ -24762,7 +26210,7 @@
         </w:tc>
         <w:tc>
           <w:tcPr>
-            <w:tcW w:w="2294" w:type="dxa"/>
+            <w:tcW w:w="2125" w:type="dxa"/>
             <w:vAlign w:val="top"/>
           </w:tcPr>
           <w:p>
@@ -24777,7 +26225,7 @@
         </w:tc>
         <w:tc>
           <w:tcPr>
-            <w:tcW w:w="2175" w:type="dxa"/>
+            <w:tcW w:w="2008" w:type="dxa"/>
             <w:vAlign w:val="top"/>
           </w:tcPr>
           <w:p>
@@ -24797,7 +26245,7 @@
         </w:trPr>
         <w:tc>
           <w:tcPr>
-            <w:tcW w:w="2180" w:type="dxa"/>
+            <w:tcW w:w="2050" w:type="dxa"/>
             <w:shd w:val="clear" w:color="auto" w:fill="F4F7FB"/>
             <w:vAlign w:val="top"/>
           </w:tcPr>
@@ -24813,7 +26261,7 @@
         </w:tc>
         <w:tc>
           <w:tcPr>
-            <w:tcW w:w="2378" w:type="dxa"/>
+            <w:tcW w:w="2844" w:type="dxa"/>
             <w:shd w:val="clear" w:color="auto" w:fill="F4F7FB"/>
             <w:vAlign w:val="top"/>
           </w:tcPr>
@@ -24829,7 +26277,7 @@
         </w:tc>
         <w:tc>
           <w:tcPr>
-            <w:tcW w:w="2294" w:type="dxa"/>
+            <w:tcW w:w="2125" w:type="dxa"/>
             <w:shd w:val="clear" w:color="auto" w:fill="F4F7FB"/>
             <w:vAlign w:val="top"/>
           </w:tcPr>
@@ -24845,7 +26293,7 @@
         </w:tc>
         <w:tc>
           <w:tcPr>
-            <w:tcW w:w="2175" w:type="dxa"/>
+            <w:tcW w:w="2008" w:type="dxa"/>
             <w:shd w:val="clear" w:color="auto" w:fill="F4F7FB"/>
             <w:vAlign w:val="top"/>
           </w:tcPr>
@@ -24866,7 +26314,7 @@
         </w:trPr>
         <w:tc>
           <w:tcPr>
-            <w:tcW w:w="2180" w:type="dxa"/>
+            <w:tcW w:w="2050" w:type="dxa"/>
             <w:vAlign w:val="top"/>
           </w:tcPr>
           <w:p>
@@ -24881,22 +26329,22 @@
         </w:tc>
         <w:tc>
           <w:tcPr>
-            <w:tcW w:w="2378" w:type="dxa"/>
-            <w:vAlign w:val="top"/>
-          </w:tcPr>
-          <w:p>
-            <w:pPr>
-              <w:pStyle w:val="TableText"/>
-              <w:jc w:val="left"/>
-            </w:pPr>
-            <w:r>
-              <w:t xml:space="preserve">Security and privacy incidents</w:t>
-            </w:r>
-          </w:p>
-        </w:tc>
-        <w:tc>
-          <w:tcPr>
-            <w:tcW w:w="2294" w:type="dxa"/>
+            <w:tcW w:w="2844" w:type="dxa"/>
+            <w:vAlign w:val="top"/>
+          </w:tcPr>
+          <w:p>
+            <w:pPr>
+              <w:pStyle w:val="TableText"/>
+              <w:jc w:val="left"/>
+            </w:pPr>
+            <w:r>
+              <w:t xml:space="preserve">Security and privacy incidents; overdue data requests</w:t>
+            </w:r>
+          </w:p>
+        </w:tc>
+        <w:tc>
+          <w:tcPr>
+            <w:tcW w:w="2125" w:type="dxa"/>
             <w:vAlign w:val="top"/>
           </w:tcPr>
           <w:p>
@@ -24911,7 +26359,7 @@
         </w:tc>
         <w:tc>
           <w:tcPr>
-            <w:tcW w:w="2175" w:type="dxa"/>
+            <w:tcW w:w="2008" w:type="dxa"/>
             <w:vAlign w:val="top"/>
           </w:tcPr>
           <w:p>
@@ -24985,8 +26433,8 @@
       </w:tblPr>
       <w:tblGrid>
         <w:gridCol w:w="972"/>
-        <w:gridCol w:w="5278"/>
-        <w:gridCol w:w="1805"/>
+        <w:gridCol w:w="5310"/>
+        <w:gridCol w:w="1773"/>
         <w:gridCol w:w="972"/>
       </w:tblGrid>
       <w:tr>
@@ -25030,7 +26478,7 @@
         </w:tc>
         <w:tc>
           <w:tcPr>
-            <w:tcW w:w="5278" w:type="dxa"/>
+            <w:tcW w:w="5310" w:type="dxa"/>
             <w:shd w:val="clear" w:color="auto" w:fill="0F4761"/>
             <w:vAlign w:val="center"/>
           </w:tcPr>
@@ -25062,7 +26510,7 @@
         </w:tc>
         <w:tc>
           <w:tcPr>
-            <w:tcW w:w="1805" w:type="dxa"/>
+            <w:tcW w:w="1773" w:type="dxa"/>
             <w:shd w:val="clear" w:color="auto" w:fill="0F4761"/>
             <w:vAlign w:val="center"/>
           </w:tcPr>
@@ -25159,7 +26607,7 @@
         </w:tc>
         <w:tc>
           <w:tcPr>
-            <w:tcW w:w="5278" w:type="dxa"/>
+            <w:tcW w:w="5310" w:type="dxa"/>
             <w:vAlign w:val="top"/>
           </w:tcPr>
           <w:p>
@@ -25186,7 +26634,7 @@
         </w:tc>
         <w:tc>
           <w:tcPr>
-            <w:tcW w:w="1805" w:type="dxa"/>
+            <w:tcW w:w="1773" w:type="dxa"/>
             <w:vAlign w:val="top"/>
           </w:tcPr>
           <w:p>
@@ -25273,7 +26721,7 @@
         </w:tc>
         <w:tc>
           <w:tcPr>
-            <w:tcW w:w="5278" w:type="dxa"/>
+            <w:tcW w:w="5310" w:type="dxa"/>
             <w:vAlign w:val="top"/>
           </w:tcPr>
           <w:p>
@@ -25300,7 +26748,7 @@
         </w:tc>
         <w:tc>
           <w:tcPr>
-            <w:tcW w:w="1805" w:type="dxa"/>
+            <w:tcW w:w="1773" w:type="dxa"/>
             <w:vAlign w:val="top"/>
           </w:tcPr>
           <w:p>
@@ -25387,7 +26835,7 @@
         </w:tc>
         <w:tc>
           <w:tcPr>
-            <w:tcW w:w="5278" w:type="dxa"/>
+            <w:tcW w:w="5310" w:type="dxa"/>
             <w:vAlign w:val="top"/>
           </w:tcPr>
           <w:p>
@@ -25408,13 +26856,13 @@
                 <w:sz w:val="16"/>
                 <w:szCs w:val="16"/>
               </w:rPr>
-              <w:t xml:space="preserve">DSAR response deadlines under the PDP rules to be confirmed by TASCO legal</w:t>
-            </w:r>
-          </w:p>
-        </w:tc>
-        <w:tc>
-          <w:tcPr>
-            <w:tcW w:w="1805" w:type="dxa"/>
+              <w:t xml:space="preserve">Data-request response time of 72 hours (service levels rule set) to be confirmed by TASCO legal under Decree 13/2023/ND-CP and PDP Law 91/2025/QH15</w:t>
+            </w:r>
+          </w:p>
+        </w:tc>
+        <w:tc>
+          <w:tcPr>
+            <w:tcW w:w="1773" w:type="dxa"/>
             <w:vAlign w:val="top"/>
           </w:tcPr>
           <w:p>
@@ -25501,7 +26949,7 @@
         </w:tc>
         <w:tc>
           <w:tcPr>
-            <w:tcW w:w="5278" w:type="dxa"/>
+            <w:tcW w:w="5310" w:type="dxa"/>
             <w:vAlign w:val="top"/>
           </w:tcPr>
           <w:p>
@@ -25522,13 +26970,127 @@
                 <w:sz w:val="16"/>
                 <w:szCs w:val="16"/>
               </w:rPr>
+              <w:t xml:space="preserve">Named data-request handlers (compliance officers) and the DPO escalation contact confirmed</w:t>
+            </w:r>
+          </w:p>
+        </w:tc>
+        <w:tc>
+          <w:tcPr>
+            <w:tcW w:w="1773" w:type="dxa"/>
+            <w:vAlign w:val="top"/>
+          </w:tcPr>
+          <w:p>
+            <w:pPr>
+              <w:spacing w:before="60"/>
+              <w:jc w:val="center"/>
+              <w:rPr>
+                <w:rFonts w:ascii="Segoe UI" w:eastAsia="Arial" w:hAnsi="Segoe UI" w:cs="Segoe UI"/>
+                <w:color w:val="101820"/>
+                <w:sz w:val="16"/>
+                <w:szCs w:val="16"/>
+              </w:rPr>
+            </w:pPr>
+            <w:r>
+              <w:rPr>
+                <w:rFonts w:ascii="Segoe UI" w:eastAsia="Arial" w:hAnsi="Segoe UI" w:cs="Segoe UI"/>
+                <w:color w:val="101820"/>
+                <w:sz w:val="16"/>
+                <w:szCs w:val="16"/>
+              </w:rPr>
+              <w:t xml:space="preserve">TASCO Compliance</w:t>
+            </w:r>
+          </w:p>
+        </w:tc>
+        <w:tc>
+          <w:tcPr>
+            <w:tcW w:w="972" w:type="dxa"/>
+            <w:vAlign w:val="top"/>
+          </w:tcPr>
+          <w:p>
+            <w:pPr>
+              <w:spacing w:before="60"/>
+              <w:jc w:val="center"/>
+              <w:rPr>
+                <w:rFonts w:ascii="Segoe UI" w:eastAsia="Arial" w:hAnsi="Segoe UI" w:cs="Segoe UI"/>
+                <w:color w:val="101820"/>
+                <w:sz w:val="16"/>
+                <w:szCs w:val="16"/>
+              </w:rPr>
+            </w:pPr>
+            <w:r>
+              <w:rPr>
+                <w:rFonts w:ascii="Segoe UI" w:eastAsia="Arial" w:hAnsi="Segoe UI" w:cs="Segoe UI"/>
+                <w:color w:val="101820"/>
+                <w:sz w:val="16"/>
+                <w:szCs w:val="16"/>
+              </w:rPr>
+              <w:t xml:space="preserve">Open</w:t>
+            </w:r>
+          </w:p>
+        </w:tc>
+      </w:tr>
+      <w:tr>
+        <w:trPr>
+          <w:cantSplit/>
+          <w:trHeight w:val="449"/>
+        </w:trPr>
+        <w:tc>
+          <w:tcPr>
+            <w:tcW w:w="972" w:type="dxa"/>
+            <w:vAlign w:val="top"/>
+          </w:tcPr>
+          <w:p>
+            <w:pPr>
+              <w:spacing w:before="60"/>
+              <w:jc w:val="center"/>
+              <w:rPr>
+                <w:rFonts w:ascii="Segoe UI" w:eastAsia="Arial" w:hAnsi="Segoe UI" w:cs="Segoe UI"/>
+                <w:color w:val="101820"/>
+                <w:sz w:val="16"/>
+                <w:szCs w:val="16"/>
+              </w:rPr>
+            </w:pPr>
+            <w:r>
+              <w:rPr>
+                <w:rFonts w:ascii="Segoe UI" w:eastAsia="Arial" w:hAnsi="Segoe UI" w:cs="Segoe UI"/>
+                <w:color w:val="101820"/>
+                <w:sz w:val="16"/>
+                <w:szCs w:val="16"/>
+              </w:rPr>
+              <w:t xml:space="preserve">5</w:t>
+            </w:r>
+          </w:p>
+        </w:tc>
+        <w:tc>
+          <w:tcPr>
+            <w:tcW w:w="5310" w:type="dxa"/>
+            <w:vAlign w:val="top"/>
+          </w:tcPr>
+          <w:p>
+            <w:pPr>
+              <w:spacing w:before="60"/>
+              <w:jc w:val="left"/>
+              <w:rPr>
+                <w:rFonts w:ascii="Segoe UI" w:eastAsia="Arial" w:hAnsi="Segoe UI" w:cs="Segoe UI"/>
+                <w:color w:val="101820"/>
+                <w:sz w:val="16"/>
+                <w:szCs w:val="16"/>
+              </w:rPr>
+            </w:pPr>
+            <w:r>
+              <w:rPr>
+                <w:rFonts w:ascii="Segoe UI" w:eastAsia="Arial" w:hAnsi="Segoe UI" w:cs="Segoe UI"/>
+                <w:color w:val="101820"/>
+                <w:sz w:val="16"/>
+                <w:szCs w:val="16"/>
+              </w:rPr>
               <w:t xml:space="preserve">Who may approve a switch to local rating during a prolonged TASCO core outage</w:t>
             </w:r>
           </w:p>
         </w:tc>
         <w:tc>
           <w:tcPr>
-            <w:tcW w:w="1805" w:type="dxa"/>
+            <w:tcW w:w="1773" w:type="dxa"/>
             <w:vAlign w:val="top"/>
           </w:tcPr>
           <w:p>
